--- a/docs/reports/Пояснительная записка АВС гексапод.docx
+++ b/docs/reports/Пояснительная записка АВС гексапод.docx
@@ -1130,7 +1130,7 @@
           <w:r>
             <w:fldChar w:fldCharType="separate"/>
           </w:r>
-          <w:hyperlink w:anchor="_Toc241016965" w:history="1">
+          <w:hyperlink w:anchor="_Toc241248800" w:history="1">
             <w:r>
               <w:rPr>
                 <w:rStyle w:val="a6"/>
@@ -1158,7 +1158,7 @@
                 <w:noProof/>
                 <w:webHidden/>
               </w:rPr>
-              <w:instrText xml:space="preserve"> PAGEREF _Toc241016965 \h </w:instrText>
+              <w:instrText xml:space="preserve"> PAGEREF _Toc241248800 \h </w:instrText>
             </w:r>
             <w:r>
               <w:rPr>
@@ -1206,7 +1206,7 @@
               <w14:ligatures w14:val="standardContextual"/>
             </w:rPr>
           </w:pPr>
-          <w:hyperlink w:anchor="_Toc241016966" w:history="1">
+          <w:hyperlink w:anchor="_Toc241248801" w:history="1">
             <w:r>
               <w:rPr>
                 <w:rStyle w:val="a6"/>
@@ -1254,7 +1254,7 @@
                 <w:noProof/>
                 <w:webHidden/>
               </w:rPr>
-              <w:instrText xml:space="preserve"> PAGEREF _Toc241016966 \h </w:instrText>
+              <w:instrText xml:space="preserve"> PAGEREF _Toc241248801 \h </w:instrText>
             </w:r>
             <w:r>
               <w:rPr>
@@ -1302,7 +1302,7 @@
               <w14:ligatures w14:val="standardContextual"/>
             </w:rPr>
           </w:pPr>
-          <w:hyperlink w:anchor="_Toc241016967" w:history="1">
+          <w:hyperlink w:anchor="_Toc241248802" w:history="1">
             <w:r>
               <w:rPr>
                 <w:rStyle w:val="a6"/>
@@ -1349,7 +1349,7 @@
                 <w:noProof/>
                 <w:webHidden/>
               </w:rPr>
-              <w:instrText xml:space="preserve"> PAGEREF _Toc241016967 \h </w:instrText>
+              <w:instrText xml:space="preserve"> PAGEREF _Toc241248802 \h </w:instrText>
             </w:r>
             <w:r>
               <w:rPr>
@@ -1369,7 +1369,7 @@
                 <w:noProof/>
                 <w:webHidden/>
               </w:rPr>
-              <w:t>9</w:t>
+              <w:t>12</w:t>
             </w:r>
             <w:r>
               <w:rPr>
@@ -1397,7 +1397,7 @@
               <w14:ligatures w14:val="standardContextual"/>
             </w:rPr>
           </w:pPr>
-          <w:hyperlink w:anchor="_Toc241016968" w:history="1">
+          <w:hyperlink w:anchor="_Toc241248803" w:history="1">
             <w:r>
               <w:rPr>
                 <w:rStyle w:val="a6"/>
@@ -1444,7 +1444,7 @@
                 <w:noProof/>
                 <w:webHidden/>
               </w:rPr>
-              <w:instrText xml:space="preserve"> PAGEREF _Toc241016968 \h </w:instrText>
+              <w:instrText xml:space="preserve"> PAGEREF _Toc241248803 \h </w:instrText>
             </w:r>
             <w:r>
               <w:rPr>
@@ -1464,7 +1464,7 @@
                 <w:noProof/>
                 <w:webHidden/>
               </w:rPr>
-              <w:t>10</w:t>
+              <w:t>17</w:t>
             </w:r>
             <w:r>
               <w:rPr>
@@ -1492,7 +1492,7 @@
               <w14:ligatures w14:val="standardContextual"/>
             </w:rPr>
           </w:pPr>
-          <w:hyperlink w:anchor="_Toc241016969" w:history="1">
+          <w:hyperlink w:anchor="_Toc241248804" w:history="1">
             <w:r>
               <w:rPr>
                 <w:rStyle w:val="a6"/>
@@ -1540,7 +1540,7 @@
                 <w:noProof/>
                 <w:webHidden/>
               </w:rPr>
-              <w:instrText xml:space="preserve"> PAGEREF _Toc241016969 \h </w:instrText>
+              <w:instrText xml:space="preserve"> PAGEREF _Toc241248804 \h </w:instrText>
             </w:r>
             <w:r>
               <w:rPr>
@@ -1560,7 +1560,7 @@
                 <w:noProof/>
                 <w:webHidden/>
               </w:rPr>
-              <w:t>11</w:t>
+              <w:t>18</w:t>
             </w:r>
             <w:r>
               <w:rPr>
@@ -1587,7 +1587,7 @@
               <w14:ligatures w14:val="standardContextual"/>
             </w:rPr>
           </w:pPr>
-          <w:hyperlink w:anchor="_Toc241016970" w:history="1">
+          <w:hyperlink w:anchor="_Toc241248805" w:history="1">
             <w:r>
               <w:rPr>
                 <w:rStyle w:val="a6"/>
@@ -1614,7 +1614,7 @@
                 <w:noProof/>
                 <w:webHidden/>
               </w:rPr>
-              <w:instrText xml:space="preserve"> PAGEREF _Toc241016970 \h </w:instrText>
+              <w:instrText xml:space="preserve"> PAGEREF _Toc241248805 \h </w:instrText>
             </w:r>
             <w:r>
               <w:rPr>
@@ -1634,7 +1634,7 @@
                 <w:noProof/>
                 <w:webHidden/>
               </w:rPr>
-              <w:t>12</w:t>
+              <w:t>19</w:t>
             </w:r>
             <w:r>
               <w:rPr>
@@ -1661,7 +1661,7 @@
               <w14:ligatures w14:val="standardContextual"/>
             </w:rPr>
           </w:pPr>
-          <w:hyperlink w:anchor="_Toc241016971" w:history="1">
+          <w:hyperlink w:anchor="_Toc241248806" w:history="1">
             <w:r>
               <w:rPr>
                 <w:rStyle w:val="a6"/>
@@ -1689,7 +1689,7 @@
                 <w:noProof/>
                 <w:webHidden/>
               </w:rPr>
-              <w:instrText xml:space="preserve"> PAGEREF _Toc241016971 \h </w:instrText>
+              <w:instrText xml:space="preserve"> PAGEREF _Toc241248806 \h </w:instrText>
             </w:r>
             <w:r>
               <w:rPr>
@@ -1709,7 +1709,7 @@
                 <w:noProof/>
                 <w:webHidden/>
               </w:rPr>
-              <w:t>13</w:t>
+              <w:t>20</w:t>
             </w:r>
             <w:r>
               <w:rPr>
@@ -1736,7 +1736,7 @@
               <w14:ligatures w14:val="standardContextual"/>
             </w:rPr>
           </w:pPr>
-          <w:hyperlink w:anchor="_Toc241016972" w:history="1">
+          <w:hyperlink w:anchor="_Toc241248807" w:history="1">
             <w:r>
               <w:rPr>
                 <w:rStyle w:val="a6"/>
@@ -1788,7 +1788,7 @@
                 <w:noProof/>
                 <w:webHidden/>
               </w:rPr>
-              <w:instrText xml:space="preserve"> PAGEREF _Toc241016972 \h </w:instrText>
+              <w:instrText xml:space="preserve"> PAGEREF _Toc241248807 \h </w:instrText>
             </w:r>
             <w:r>
               <w:rPr>
@@ -1808,7 +1808,7 @@
                 <w:noProof/>
                 <w:webHidden/>
               </w:rPr>
-              <w:t>14</w:t>
+              <w:t>21</w:t>
             </w:r>
             <w:r>
               <w:rPr>
@@ -1835,7 +1835,7 @@
               <w14:ligatures w14:val="standardContextual"/>
             </w:rPr>
           </w:pPr>
-          <w:hyperlink w:anchor="_Toc241016973" w:history="1">
+          <w:hyperlink w:anchor="_Toc241248808" w:history="1">
             <w:r>
               <w:rPr>
                 <w:rStyle w:val="a6"/>
@@ -1879,7 +1879,7 @@
                 <w:noProof/>
                 <w:webHidden/>
               </w:rPr>
-              <w:instrText xml:space="preserve"> PAGEREF _Toc241016973 \h </w:instrText>
+              <w:instrText xml:space="preserve"> PAGEREF _Toc241248808 \h </w:instrText>
             </w:r>
             <w:r>
               <w:rPr>
@@ -1899,7 +1899,7 @@
                 <w:noProof/>
                 <w:webHidden/>
               </w:rPr>
-              <w:t>15</w:t>
+              <w:t>22</w:t>
             </w:r>
             <w:r>
               <w:rPr>
@@ -1926,7 +1926,7 @@
               <w14:ligatures w14:val="standardContextual"/>
             </w:rPr>
           </w:pPr>
-          <w:hyperlink w:anchor="_Toc241016974" w:history="1">
+          <w:hyperlink w:anchor="_Toc241248809" w:history="1">
             <w:r>
               <w:rPr>
                 <w:rStyle w:val="a6"/>
@@ -1970,7 +1970,7 @@
                 <w:noProof/>
                 <w:webHidden/>
               </w:rPr>
-              <w:instrText xml:space="preserve"> PAGEREF _Toc241016974 \h </w:instrText>
+              <w:instrText xml:space="preserve"> PAGEREF _Toc241248809 \h </w:instrText>
             </w:r>
             <w:r>
               <w:rPr>
@@ -1990,7 +1990,7 @@
                 <w:noProof/>
                 <w:webHidden/>
               </w:rPr>
-              <w:t>16</w:t>
+              <w:t>23</w:t>
             </w:r>
             <w:r>
               <w:rPr>
@@ -2017,7 +2017,7 @@
               <w14:ligatures w14:val="standardContextual"/>
             </w:rPr>
           </w:pPr>
-          <w:hyperlink w:anchor="_Toc241016975" w:history="1">
+          <w:hyperlink w:anchor="_Toc241248810" w:history="1">
             <w:r>
               <w:rPr>
                 <w:rStyle w:val="a6"/>
@@ -2061,7 +2061,7 @@
                 <w:noProof/>
                 <w:webHidden/>
               </w:rPr>
-              <w:instrText xml:space="preserve"> PAGEREF _Toc241016975 \h </w:instrText>
+              <w:instrText xml:space="preserve"> PAGEREF _Toc241248810 \h </w:instrText>
             </w:r>
             <w:r>
               <w:rPr>
@@ -2081,7 +2081,7 @@
                 <w:noProof/>
                 <w:webHidden/>
               </w:rPr>
-              <w:t>17</w:t>
+              <w:t>24</w:t>
             </w:r>
             <w:r>
               <w:rPr>
@@ -2108,7 +2108,7 @@
               <w14:ligatures w14:val="standardContextual"/>
             </w:rPr>
           </w:pPr>
-          <w:hyperlink w:anchor="_Toc241016976" w:history="1">
+          <w:hyperlink w:anchor="_Toc241248811" w:history="1">
             <w:r>
               <w:rPr>
                 <w:rStyle w:val="a6"/>
@@ -2152,7 +2152,7 @@
                 <w:noProof/>
                 <w:webHidden/>
               </w:rPr>
-              <w:instrText xml:space="preserve"> PAGEREF _Toc241016976 \h </w:instrText>
+              <w:instrText xml:space="preserve"> PAGEREF _Toc241248811 \h </w:instrText>
             </w:r>
             <w:r>
               <w:rPr>
@@ -2172,7 +2172,7 @@
                 <w:noProof/>
                 <w:webHidden/>
               </w:rPr>
-              <w:t>18</w:t>
+              <w:t>25</w:t>
             </w:r>
             <w:r>
               <w:rPr>
@@ -2230,7 +2230,7 @@
         </w:rPr>
       </w:pPr>
       <w:bookmarkStart w:id="1" w:name="_Toc231436111"/>
-      <w:bookmarkStart w:id="2" w:name="_Toc241016965"/>
+      <w:bookmarkStart w:id="2" w:name="_Toc241248800"/>
       <w:r>
         <w:rPr>
           <w:spacing w:val="-2"/>
@@ -2254,54 +2254,20 @@
       <w:pPr>
         <w:pStyle w:val="a3"/>
         <w:spacing w:line="242" w:lineRule="auto"/>
-        <w:rPr>
-          <w:highlight w:val="yellow"/>
-        </w:rPr>
-      </w:pPr>
-      <w:r>
-        <w:rPr>
-          <w:highlight w:val="yellow"/>
-        </w:rPr>
-        <w:t xml:space="preserve">В современной робототехнике шагающие </w:t>
-      </w:r>
-      <w:proofErr w:type="spellStart"/>
-      <w:r>
-        <w:rPr>
-          <w:highlight w:val="yellow"/>
-        </w:rPr>
-        <w:t>многоосевые</w:t>
-      </w:r>
-      <w:proofErr w:type="spellEnd"/>
-      <w:r>
-        <w:rPr>
-          <w:highlight w:val="yellow"/>
-        </w:rPr>
-        <w:t xml:space="preserve"> платформы, в частности </w:t>
-      </w:r>
-      <w:proofErr w:type="spellStart"/>
-      <w:r>
-        <w:rPr>
-          <w:highlight w:val="yellow"/>
-        </w:rPr>
-        <w:t>гексаподы</w:t>
-      </w:r>
-      <w:proofErr w:type="spellEnd"/>
-      <w:r>
-        <w:rPr>
-          <w:highlight w:val="yellow"/>
-        </w:rPr>
-        <w:t>, занимают особое место благодаря их высокой адаптивности и проходимости на сложном рельефе по сравнению с традиционными колесными шасси. Однако управление платформой с восемнадцатью</w:t>
-      </w:r>
-      <w:r>
-        <w:rPr>
-          <w:highlight w:val="yellow"/>
-        </w:rPr>
+      </w:pPr>
+      <w:r>
+        <w:t>В современной робототехнике шагающие многоосевые платформы</w:t>
+      </w:r>
+      <w:r>
+        <w:t xml:space="preserve"> </w:t>
+      </w:r>
+      <w:r>
+        <w:t>занимают особое место благодаря их высокой адаптивности и проходимости на сложном рельефе по сравнению с традиционными колесными шасси. Однако управление платформой с восемнадцатью</w:t>
+      </w:r>
+      <w:r>
         <w:t xml:space="preserve"> степенями</w:t>
       </w:r>
       <w:r>
-        <w:rPr>
-          <w:highlight w:val="yellow"/>
-        </w:rPr>
         <w:t xml:space="preserve"> свободы требует решения комплекса нетривиальных инженерных задач. К ним относятся непрерывный расчет алгоритмов инверсной кинематики, обеспечение жесткого реального времени для генерации множества управляющих сигналов, а также динамическая стабилизация корпуса и мониторинг энергопотребления в условиях высоких пусковых токов.</w:t>
       </w:r>
     </w:p>
@@ -2309,43 +2275,47 @@
       <w:pPr>
         <w:pStyle w:val="a3"/>
         <w:spacing w:line="242" w:lineRule="auto"/>
-        <w:rPr>
-          <w:highlight w:val="yellow"/>
-        </w:rPr>
-      </w:pPr>
-      <w:r>
-        <w:rPr>
-          <w:highlight w:val="yellow"/>
-        </w:rPr>
-        <w:t>Развитие систем-на-кристалле, таких как двухъядерные микроконтроллеры семейства ESP32, позволило перенести сложные вычислительные контуры и полноценные сетевые стеки из громоздких микрокомпьютеров в компактные встраиваемые решения. Возможность аппаратного разделения задач беспроводной связи и кинематики по независимым процессорным ядрам, а также интеграция клиентских веб-интерфейсов прямо во встроенную память устройства, делают создание подобных автономных систем экономически эффективным. В связи с этим предметом данного исследования выступает аппаратно-программная архитектура системы управления шагающим роботом на базе современного микроконтроллера.</w:t>
+      </w:pPr>
+      <w:r>
+        <w:t>Развитие систем</w:t>
+      </w:r>
+      <w:r>
+        <w:t xml:space="preserve"> </w:t>
+      </w:r>
+      <w:r>
+        <w:t>на</w:t>
+      </w:r>
+      <w:r>
+        <w:t xml:space="preserve"> </w:t>
+      </w:r>
+      <w:r>
+        <w:t>кристалле, таких как двухъядерные микроконтроллеры семейства ESP32, позволило перенести сложные вычислительные контуры и полноценные сетевые стеки из громоздких микрокомпьютеров в компактные встраиваемые решения. Возможность аппаратного разделения задач беспроводной связи и кинематики по независимым процессорным ядрам, а также интеграция клиентских веб-интерфейсов прямо во встроенную память устройства, делают создание подобных автономных систем экономически эффективным. В связи с этим предметом данного исследования выступает аппаратно-программная архитектура системы управления шагающим роботом на базе современного микроконтроллера.</w:t>
       </w:r>
     </w:p>
     <w:p>
       <w:pPr>
         <w:pStyle w:val="a3"/>
         <w:spacing w:line="242" w:lineRule="auto"/>
-        <w:rPr>
-          <w:highlight w:val="yellow"/>
-        </w:rPr>
-      </w:pPr>
-      <w:r>
-        <w:rPr>
-          <w:highlight w:val="yellow"/>
-        </w:rPr>
-        <w:t>Главной целью курсовой работы является разработка отказоустойчивой аппаратной схемы и высокопроизводительной программной архитектуры для 18-осевого робота-</w:t>
-      </w:r>
-      <w:proofErr w:type="spellStart"/>
-      <w:r>
-        <w:rPr>
-          <w:highlight w:val="yellow"/>
-        </w:rPr>
-        <w:t>гексапода</w:t>
-      </w:r>
-      <w:proofErr w:type="spellEnd"/>
-      <w:r>
-        <w:rPr>
-          <w:highlight w:val="yellow"/>
-        </w:rPr>
+      </w:pPr>
+      <w:r>
+        <w:t>Главной целью курсов</w:t>
+      </w:r>
+      <w:r>
+        <w:t>ого</w:t>
+      </w:r>
+      <w:r>
+        <w:t xml:space="preserve"> </w:t>
+      </w:r>
+      <w:r>
+        <w:t xml:space="preserve">проектирования </w:t>
+      </w:r>
+      <w:r>
+        <w:t xml:space="preserve">является разработка отказоустойчивой аппаратной схемы и высокопроизводительной программной архитектуры для </w:t>
+      </w:r>
+      <w:r>
+        <w:t>многоосевого робота</w:t>
+      </w:r>
+      <w:r>
         <w:t xml:space="preserve"> с реализацией встроенного кроссплатформенного интерфейса телеуправления. Для реализации этой концепции в процессе работы осуществляется обоснованный выбор вычислительной платформы, аппаратных ШИМ-контроллеров, исполнительных сервомеханизмов и комплекса сенсоров технического зрения и пространственной ориентации. Особое внимание уделяется проектированию надежной системы электропитания с обязательной гальванической или аппаратной развязкой силовых цепей моторов от логической части процессора на базе раздельных DC-DC преобразователей.</w:t>
       </w:r>
     </w:p>
@@ -2355,41 +2325,7 @@
         <w:spacing w:line="242" w:lineRule="auto"/>
       </w:pPr>
       <w:r>
-        <w:rPr>
-          <w:highlight w:val="yellow"/>
-        </w:rPr>
-        <w:t xml:space="preserve">Программная реализация проекта строится на использовании операционной системы реального времени </w:t>
-      </w:r>
-      <w:proofErr w:type="spellStart"/>
-      <w:r>
-        <w:rPr>
-          <w:highlight w:val="yellow"/>
-        </w:rPr>
-        <w:t>FreeRTOS</w:t>
-      </w:r>
-      <w:proofErr w:type="spellEnd"/>
-      <w:r>
-        <w:rPr>
-          <w:highlight w:val="yellow"/>
-        </w:rPr>
-        <w:t xml:space="preserve"> в официальной среде разработки ESP-IDF. Это позволяет строго и безопасно разнести асинхронные сетевые процессы и ресурсоемкие математические вычисления инверсной кинематики по разным ядрам чипа. Завершающим этапом проектирования комплекса выступает разработка одностраничного веб-приложения на базе фреймворка Vue.js. Данный интерфейс, сохраняемый непосредственно в файловой системе микроконтроллера, обеспечивает визуализацию телеметрии и двунаправленную передачу управляющих команд по протоколу </w:t>
-      </w:r>
-      <w:proofErr w:type="spellStart"/>
-      <w:r>
-        <w:rPr>
-          <w:highlight w:val="yellow"/>
-        </w:rPr>
-        <w:t>WebSocket</w:t>
-      </w:r>
-      <w:proofErr w:type="spellEnd"/>
-      <w:r>
-        <w:rPr>
-          <w:highlight w:val="yellow"/>
-        </w:rPr>
-        <w:t xml:space="preserve"> с минимальными задержками на любом пользовательском устройстве</w:t>
-      </w:r>
-      <w:r>
-        <w:t>.</w:t>
+        <w:t>Программная реализация проекта строится на использовании операционной системы реального времени FreeRTOS в официальной среде разработки ESP-IDF. Это позволяет строго и безопасно разнести асинхронные сетевые процессы и ресурсоемкие математические вычисления инверсной кинематики по разным ядрам чипа. Завершающим этапом проектирования комплекса выступает разработка одностраничного веб-приложения на базе фреймворка Vue.js. Данный интерфейс, сохраняемый непосредственно в файловой системе микроконтроллера, обеспечивает визуализацию телеметрии и двунаправленную передачу управляющих команд по протоколу WebSocket с минимальными задержками на любом пользовательском устройстве.</w:t>
       </w:r>
     </w:p>
     <w:p>
@@ -2419,7 +2355,7 @@
           <w:spacing w:val="-2"/>
         </w:rPr>
       </w:pPr>
-      <w:bookmarkStart w:id="3" w:name="_Toc241016966"/>
+      <w:bookmarkStart w:id="3" w:name="_Toc241248801"/>
       <w:r>
         <w:rPr>
           <w:spacing w:val="-2"/>
@@ -2574,39 +2510,7 @@
           <w:sz w:val="28"/>
           <w:szCs w:val="28"/>
         </w:rPr>
-        <w:t xml:space="preserve">Микроконтроллеры серии ESP32 разработаны компанией </w:t>
-      </w:r>
-      <w:proofErr w:type="spellStart"/>
-      <w:r>
-        <w:rPr>
-          <w:sz w:val="28"/>
-          <w:szCs w:val="28"/>
-        </w:rPr>
-        <w:t>Espressif</w:t>
-      </w:r>
-      <w:proofErr w:type="spellEnd"/>
-      <w:r>
-        <w:rPr>
-          <w:sz w:val="28"/>
-          <w:szCs w:val="28"/>
-        </w:rPr>
-        <w:t xml:space="preserve"> Systems как эволюционное развитие чипа ESP8266. Главными достоинствами актуальной версии являются встроенные модули </w:t>
-      </w:r>
-      <w:proofErr w:type="spellStart"/>
-      <w:r>
-        <w:rPr>
-          <w:sz w:val="28"/>
-          <w:szCs w:val="28"/>
-        </w:rPr>
-        <w:t>Wi</w:t>
-      </w:r>
-      <w:proofErr w:type="spellEnd"/>
-      <w:r>
-        <w:rPr>
-          <w:sz w:val="28"/>
-          <w:szCs w:val="28"/>
-        </w:rPr>
-        <w:t>-Fi и Bluetooth, высокая тактовая частота, наличие независимого сопроцессора с низким энергопотреблением и аппаратная поддержка широкого спектра интерфейсо</w:t>
+        <w:t>Микроконтроллеры серии ESP32 разработаны компанией Espressif Systems как эволюционное развитие чипа ESP8266. Главными достоинствами актуальной версии являются встроенные модули Wi-Fi и Bluetooth, высокая тактовая частота, наличие независимого сопроцессора с низким энергопотреблением и аппаратная поддержка широкого спектра интерфейсо</w:t>
       </w:r>
       <w:r>
         <w:rPr>
@@ -2725,7 +2629,21 @@
           <w:sz w:val="28"/>
           <w:szCs w:val="28"/>
         </w:rPr>
-        <w:t xml:space="preserve">Датчики системы можно сгруппировать на 4 </w:t>
+        <w:t xml:space="preserve">Датчики системы можно сгруппировать на </w:t>
+      </w:r>
+      <w:r>
+        <w:rPr>
+          <w:sz w:val="28"/>
+          <w:szCs w:val="28"/>
+        </w:rPr>
+        <w:t>четыре</w:t>
+      </w:r>
+      <w:r>
+        <w:rPr>
+          <w:sz w:val="28"/>
+          <w:szCs w:val="28"/>
+        </w:rPr>
+        <w:t xml:space="preserve"> </w:t>
       </w:r>
       <w:r>
         <w:rPr>
@@ -2935,23 +2853,7 @@
           <w:sz w:val="28"/>
           <w:szCs w:val="28"/>
         </w:rPr>
-        <w:t xml:space="preserve">Для решения этой проблемы в архитектуру внедрены два </w:t>
-      </w:r>
-      <w:proofErr w:type="spellStart"/>
-      <w:r>
-        <w:rPr>
-          <w:sz w:val="28"/>
-          <w:szCs w:val="28"/>
-        </w:rPr>
-        <w:t>шестнадцатиканальных</w:t>
-      </w:r>
-      <w:proofErr w:type="spellEnd"/>
-      <w:r>
-        <w:rPr>
-          <w:sz w:val="28"/>
-          <w:szCs w:val="28"/>
-        </w:rPr>
-        <w:t xml:space="preserve"> контроллера </w:t>
+        <w:t xml:space="preserve">Для решения этой проблемы в архитектуру внедрены два шестнадцатиканальных контроллера </w:t>
       </w:r>
       <w:r>
         <w:rPr>
@@ -3081,34 +2983,30 @@
         <w:rPr>
           <w:sz w:val="28"/>
           <w:szCs w:val="28"/>
-          <w:highlight w:val="yellow"/>
-        </w:rPr>
-        <w:t xml:space="preserve">Для корректной ориентации в пространстве и сбора телеметрии используется комплекс высокоточных сенсоров. За стабилизацию корпуса </w:t>
-      </w:r>
-      <w:r>
-        <w:rPr>
-          <w:sz w:val="28"/>
-          <w:szCs w:val="28"/>
-          <w:highlight w:val="yellow"/>
+        </w:rPr>
+        <w:t xml:space="preserve">Для оценки дистанции до препятствий применяются два лазерных дальномера VL53L0X, работающих по принципу измерения времени полета </w:t>
+      </w:r>
+      <w:r>
+        <w:rPr>
+          <w:sz w:val="28"/>
+          <w:szCs w:val="28"/>
         </w:rPr>
         <w:lastRenderedPageBreak/>
-        <w:t>отвечает инерциальный измерительный модуль MPU6050, который объединяет в себе трехосевой акселерометр и гироскоп. Он позволя</w:t>
-      </w:r>
-      <w:r>
-        <w:rPr>
-          <w:sz w:val="28"/>
-          <w:szCs w:val="28"/>
-          <w:highlight w:val="yellow"/>
-        </w:rPr>
-        <w:t>ет</w:t>
-      </w:r>
-      <w:r>
-        <w:rPr>
-          <w:sz w:val="28"/>
-          <w:szCs w:val="28"/>
-          <w:highlight w:val="yellow"/>
-        </w:rPr>
-        <w:t xml:space="preserve"> алгоритмам кинематики в реальном времени определять наклон поверхности и автоматически корректировать положение ног для сохранения идеального баланса робота.</w:t>
+        <w:t>луча. В отличие от устаревших ультразвуковых аналогов</w:t>
+      </w:r>
+      <w:r>
+        <w:rPr>
+          <w:sz w:val="28"/>
+          <w:szCs w:val="28"/>
+        </w:rPr>
+        <w:t>,</w:t>
+      </w:r>
+      <w:r>
+        <w:rPr>
+          <w:sz w:val="28"/>
+          <w:szCs w:val="28"/>
+        </w:rPr>
+        <w:t xml:space="preserve"> лазерные сенсоры обеспечивают узконаправленный пучок света и высочайшую скорость реакции, что позволяет роботу заранее планировать обход препятствий.</w:t>
       </w:r>
     </w:p>
     <w:p>
@@ -3125,7 +3023,14 @@
           <w:sz w:val="28"/>
           <w:szCs w:val="28"/>
         </w:rPr>
-        <w:t>Для оценки дистанции до препятствий применяются два лазерных дальномера VL53L0X, работающих по принципу измерения времени полета луча. В отличие от устаревших ультразвуковых аналогов, лазерные сенсоры обеспечивают узконаправленный пучок света и высочайшую скорость реакции, что позволяет роботу заранее планировать обход препятствий.</w:t>
+        <w:t>Для мониторинга энергопотребления системы используется д</w:t>
+      </w:r>
+      <w:r>
+        <w:rPr>
+          <w:sz w:val="28"/>
+          <w:szCs w:val="28"/>
+        </w:rPr>
+        <w:t>атчик тока INA219. Он выполняет важнейшую роль программного предохранителя: отслеживая аномальные всплески потребляемого тока, система способна моментально диагностировать заклинивание механизма или износ редуктора отдельной ноги задолго до того, как мотор выйдет из строя от перегрева.</w:t>
       </w:r>
     </w:p>
     <w:p>
@@ -3137,14 +3042,6 @@
           <w:szCs w:val="28"/>
         </w:rPr>
       </w:pPr>
-      <w:r>
-        <w:rPr>
-          <w:sz w:val="28"/>
-          <w:szCs w:val="28"/>
-          <w:highlight w:val="yellow"/>
-        </w:rPr>
-        <w:t>Замыкает группу датчик тока INA219, который непрерывно мониторит общее энергопотребление системы. Он выполняет важнейшую роль программного предохранителя: отслеживая аномальные всплески потребляемого тока, система способна моментально диагностировать заклинивание механизма или износ редуктора отдельной ноги задолго до того, как мотор выйдет из строя от перегрева.</w:t>
-      </w:r>
     </w:p>
     <w:p>
       <w:pPr>
@@ -3155,6 +3052,45 @@
           <w:szCs w:val="28"/>
         </w:rPr>
       </w:pPr>
+      <w:r>
+        <w:rPr>
+          <w:b/>
+          <w:bCs/>
+          <w:sz w:val="28"/>
+          <w:szCs w:val="28"/>
+        </w:rPr>
+        <w:t>1.2.3</w:t>
+      </w:r>
+      <w:r>
+        <w:rPr>
+          <w:b/>
+          <w:bCs/>
+          <w:sz w:val="28"/>
+          <w:szCs w:val="28"/>
+        </w:rPr>
+        <w:t xml:space="preserve"> </w:t>
+      </w:r>
+      <w:r>
+        <w:rPr>
+          <w:sz w:val="28"/>
+          <w:szCs w:val="28"/>
+        </w:rPr>
+        <w:t xml:space="preserve">Обеспечение стабильного и безопасного питания является критически важной задачей при работе с большим количеством индуктивных нагрузок. Энергосистема </w:t>
+      </w:r>
+      <w:r>
+        <w:rPr>
+          <w:sz w:val="28"/>
+          <w:szCs w:val="28"/>
+        </w:rPr>
+        <w:t>робота</w:t>
+      </w:r>
+      <w:r>
+        <w:rPr>
+          <w:sz w:val="28"/>
+          <w:szCs w:val="28"/>
+        </w:rPr>
+        <w:t xml:space="preserve"> аппаратно изолирована от логической части микроконтроллера, сохраняя с ней лишь общую линию заземления. В качестве первичного источника энергии используется сборка из двух литий-ионных аккумуляторов, размещенных в специальном батарейном отсеке. Такая архитектура исключает влияние электромагнитных помех и просадок напряжения от моторов на стабильность работы процессора.</w:t>
+      </w:r>
     </w:p>
     <w:p>
       <w:pPr>
@@ -3167,13 +3103,169 @@
       </w:pPr>
       <w:r>
         <w:rPr>
+          <w:sz w:val="28"/>
+          <w:szCs w:val="28"/>
+        </w:rPr>
+        <w:t xml:space="preserve">Для удобства повседневной эксплуатации в систему интегрирована комбинированная плата IP2326. Данный модуль реализует </w:t>
+      </w:r>
+      <w:r>
+        <w:rPr>
+          <w:sz w:val="28"/>
+          <w:szCs w:val="28"/>
+        </w:rPr>
+        <w:t xml:space="preserve">необходимую </w:t>
+      </w:r>
+      <w:r>
+        <w:rPr>
+          <w:sz w:val="28"/>
+          <w:szCs w:val="28"/>
+        </w:rPr>
+        <w:t xml:space="preserve">зарядку </w:t>
+      </w:r>
+      <w:r>
+        <w:rPr>
+          <w:sz w:val="28"/>
+          <w:szCs w:val="28"/>
+        </w:rPr>
+        <w:t xml:space="preserve">аккумуляторов </w:t>
+      </w:r>
+      <w:r>
+        <w:rPr>
+          <w:sz w:val="28"/>
+          <w:szCs w:val="28"/>
+        </w:rPr>
+        <w:t>через универсальный порт Type-C, а также выполняет функции системы управления батареями, обеспечивая балансировку ячеек и защиту от глубокого разряда.</w:t>
+      </w:r>
+    </w:p>
+    <w:p>
+      <w:pPr>
+        <w:ind w:firstLine="720"/>
+        <w:jc w:val="both"/>
+        <w:rPr>
+          <w:sz w:val="28"/>
+          <w:szCs w:val="28"/>
+        </w:rPr>
+      </w:pPr>
+      <w:r>
+        <w:rPr>
+          <w:sz w:val="28"/>
+          <w:szCs w:val="28"/>
+        </w:rPr>
+        <w:t xml:space="preserve">Поскольку заряженная аккумуляторная сборка выдает напряжение, превышающее безопасный </w:t>
+      </w:r>
+      <w:r>
+        <w:rPr>
+          <w:sz w:val="28"/>
+          <w:szCs w:val="28"/>
+        </w:rPr>
+        <w:t>п</w:t>
+      </w:r>
+      <w:r>
+        <w:rPr>
+          <w:sz w:val="28"/>
+          <w:szCs w:val="28"/>
+        </w:rPr>
+        <w:t>орог для сервоприводов, в силовую цепь включен</w:t>
+      </w:r>
+      <w:r>
+        <w:rPr>
+          <w:sz w:val="28"/>
+          <w:szCs w:val="28"/>
+        </w:rPr>
+        <w:t>а пара</w:t>
+      </w:r>
+      <w:r>
+        <w:rPr>
+          <w:sz w:val="28"/>
+          <w:szCs w:val="28"/>
+        </w:rPr>
+        <w:t xml:space="preserve"> понижающи</w:t>
+      </w:r>
+      <w:r>
+        <w:rPr>
+          <w:sz w:val="28"/>
+          <w:szCs w:val="28"/>
+        </w:rPr>
+        <w:t>х</w:t>
+      </w:r>
+      <w:r>
+        <w:rPr>
+          <w:sz w:val="28"/>
+          <w:szCs w:val="28"/>
+        </w:rPr>
+        <w:t xml:space="preserve"> импульсны</w:t>
+      </w:r>
+      <w:r>
+        <w:rPr>
+          <w:sz w:val="28"/>
+          <w:szCs w:val="28"/>
+        </w:rPr>
+        <w:t>х</w:t>
+      </w:r>
+      <w:r>
+        <w:rPr>
+          <w:sz w:val="28"/>
+          <w:szCs w:val="28"/>
+        </w:rPr>
+        <w:t xml:space="preserve"> преобразовател</w:t>
+      </w:r>
+      <w:r>
+        <w:rPr>
+          <w:sz w:val="28"/>
+          <w:szCs w:val="28"/>
+        </w:rPr>
+        <w:t>ей</w:t>
+      </w:r>
+      <w:r>
+        <w:rPr>
+          <w:sz w:val="28"/>
+          <w:szCs w:val="28"/>
+        </w:rPr>
+        <w:t xml:space="preserve"> постоянного тока</w:t>
+      </w:r>
+      <w:r>
+        <w:rPr>
+          <w:sz w:val="28"/>
+          <w:szCs w:val="28"/>
+        </w:rPr>
+        <w:t xml:space="preserve"> </w:t>
+      </w:r>
+      <w:r>
+        <w:rPr>
+          <w:sz w:val="28"/>
+          <w:szCs w:val="28"/>
+        </w:rPr>
+        <w:t>XL4016E1</w:t>
+      </w:r>
+      <w:r>
+        <w:rPr>
+          <w:sz w:val="28"/>
+          <w:szCs w:val="28"/>
+        </w:rPr>
+        <w:t>. Он эффективно сглаживает скачки напряжения и обеспечивает моторы стабильным номинальным питанием, гарантируя неизменный крутящий момент независимо от текущего уровня заряда батареи.</w:t>
+      </w:r>
+    </w:p>
+    <w:p>
+      <w:pPr>
+        <w:jc w:val="both"/>
+        <w:rPr>
           <w:b/>
           <w:bCs/>
           <w:sz w:val="28"/>
           <w:szCs w:val="28"/>
-        </w:rPr>
-        <w:t>1.2.3</w:t>
-      </w:r>
+          <w:lang w:val="en-US"/>
+        </w:rPr>
+      </w:pPr>
+    </w:p>
+    <w:p>
+      <w:pPr>
+        <w:ind w:firstLine="720"/>
+        <w:jc w:val="both"/>
+        <w:rPr>
+          <w:sz w:val="28"/>
+          <w:szCs w:val="28"/>
+        </w:rPr>
+      </w:pPr>
       <w:r>
         <w:rPr>
           <w:b/>
@@ -3181,6 +3273,15 @@
           <w:sz w:val="28"/>
           <w:szCs w:val="28"/>
         </w:rPr>
+        <w:t>1.2.4</w:t>
+      </w:r>
+      <w:r>
+        <w:rPr>
+          <w:b/>
+          <w:bCs/>
+          <w:sz w:val="28"/>
+          <w:szCs w:val="28"/>
+        </w:rPr>
         <w:t xml:space="preserve"> </w:t>
       </w:r>
       <w:r>
@@ -3188,77 +3289,7 @@
           <w:sz w:val="28"/>
           <w:szCs w:val="28"/>
         </w:rPr>
-        <w:t xml:space="preserve">Обеспечение стабильного и безопасного питания является критически важной задачей при работе с большим количеством индуктивных нагрузок. Энергосистема </w:t>
-      </w:r>
-      <w:r>
-        <w:rPr>
-          <w:sz w:val="28"/>
-          <w:szCs w:val="28"/>
-        </w:rPr>
-        <w:t>робота</w:t>
-      </w:r>
-      <w:r>
-        <w:rPr>
-          <w:sz w:val="28"/>
-          <w:szCs w:val="28"/>
-        </w:rPr>
-        <w:t xml:space="preserve"> </w:t>
-      </w:r>
-      <w:proofErr w:type="spellStart"/>
-      <w:r>
-        <w:rPr>
-          <w:sz w:val="28"/>
-          <w:szCs w:val="28"/>
-        </w:rPr>
-        <w:t>аппаратно</w:t>
-      </w:r>
-      <w:proofErr w:type="spellEnd"/>
-      <w:r>
-        <w:rPr>
-          <w:sz w:val="28"/>
-          <w:szCs w:val="28"/>
-        </w:rPr>
-        <w:t xml:space="preserve"> изолирована от логической части микроконтроллера, сохраняя с ней лишь общую линию заземления. В качестве первичного источника энергии используется сборка из двух литий-ионных аккумуляторов</w:t>
-      </w:r>
-      <w:r>
-        <w:rPr>
-          <w:sz w:val="28"/>
-          <w:szCs w:val="28"/>
-        </w:rPr>
-        <w:t xml:space="preserve"> 18650 </w:t>
-      </w:r>
-      <w:r>
-        <w:rPr>
-          <w:sz w:val="28"/>
-          <w:szCs w:val="28"/>
-          <w:highlight w:val="yellow"/>
-        </w:rPr>
-        <w:t xml:space="preserve">(здесь </w:t>
-      </w:r>
-      <w:proofErr w:type="spellStart"/>
-      <w:r>
-        <w:rPr>
-          <w:sz w:val="28"/>
-          <w:szCs w:val="28"/>
-          <w:highlight w:val="yellow"/>
-        </w:rPr>
-        <w:t>амперность</w:t>
-      </w:r>
-      <w:proofErr w:type="spellEnd"/>
-      <w:r>
-        <w:rPr>
-          <w:sz w:val="28"/>
-          <w:szCs w:val="28"/>
-          <w:highlight w:val="yellow"/>
-        </w:rPr>
-        <w:t xml:space="preserve"> и силу тока)</w:t>
-      </w:r>
-      <w:r>
-        <w:rPr>
-          <w:sz w:val="28"/>
-          <w:szCs w:val="28"/>
-        </w:rPr>
-        <w:t>, размещенных в специальном батарейном отсеке. Такая архитектура исключает влияние электромагнитных помех и просадок напряжения от моторов на стабильность работы процессора.</w:t>
+        <w:t>Поскольку робот функционирует автономно и не имеет встроенного дисплея, для взаимодействия с оператором и оперативной диагностики предусмотрена система акустического и визуального оповещения. Звуковые сигналы генерируются с помощью пассивного пьезоизлучателя KY-006. Благодаря возможности программного управления частотой, излучатель способен воспроизводить различные звуковые тональности, четко сигнализируя об успешном запуске системы, потере сетевого соединения или критическом разряде аккумулятора.</w:t>
       </w:r>
     </w:p>
     <w:p>
@@ -3275,36 +3306,54 @@
           <w:sz w:val="28"/>
           <w:szCs w:val="28"/>
         </w:rPr>
-        <w:t xml:space="preserve">Для удобства повседневной эксплуатации в систему интегрирована комбинированная плата IP2326. Данный модуль реализует </w:t>
-      </w:r>
-      <w:r>
-        <w:rPr>
-          <w:sz w:val="28"/>
-          <w:szCs w:val="28"/>
-        </w:rPr>
-        <w:t xml:space="preserve">необходимую </w:t>
-      </w:r>
-      <w:r>
-        <w:rPr>
-          <w:sz w:val="28"/>
-          <w:szCs w:val="28"/>
-        </w:rPr>
-        <w:t xml:space="preserve">зарядку </w:t>
-      </w:r>
-      <w:r>
-        <w:rPr>
-          <w:sz w:val="28"/>
-          <w:szCs w:val="28"/>
-        </w:rPr>
-        <w:t xml:space="preserve">аккумуляторов </w:t>
-      </w:r>
-      <w:r>
-        <w:rPr>
-          <w:sz w:val="28"/>
-          <w:szCs w:val="28"/>
-        </w:rPr>
-        <w:t>через универсальный порт Type-C, а также выполняет функции системы управления батареями, обеспечивая балансировку ячеек и защиту от глубокого разряда.</w:t>
-      </w:r>
+        <w:t>Визуальная обратная связь реализована на базе умных адресных светодиодов WS2812B. Их главное достоинство заключается во встроенном микрочипе, который позволяет управлять цветом и яркостью всей цепочки диодов по одному единственному сигнальному проводу. Это дает возможность назначать интуитивно понятные цветовые коды для системных событий.</w:t>
+      </w:r>
+    </w:p>
+    <w:p>
+      <w:pPr>
+        <w:jc w:val="both"/>
+        <w:rPr>
+          <w:sz w:val="28"/>
+          <w:szCs w:val="28"/>
+        </w:rPr>
+      </w:pPr>
+    </w:p>
+    <w:p>
+      <w:pPr>
+        <w:ind w:firstLine="710"/>
+        <w:rPr>
+          <w:b/>
+          <w:bCs/>
+          <w:sz w:val="28"/>
+          <w:szCs w:val="28"/>
+        </w:rPr>
+      </w:pPr>
+      <w:r>
+        <w:rPr>
+          <w:b/>
+          <w:bCs/>
+          <w:sz w:val="28"/>
+          <w:szCs w:val="28"/>
+        </w:rPr>
+        <w:t>1</w:t>
+      </w:r>
+      <w:r>
+        <w:rPr>
+          <w:b/>
+          <w:bCs/>
+          <w:sz w:val="28"/>
+          <w:szCs w:val="28"/>
+        </w:rPr>
+        <w:t xml:space="preserve">.3 История, версии и достоинства </w:t>
+      </w:r>
+    </w:p>
+    <w:p>
+      <w:pPr>
+        <w:rPr>
+          <w:sz w:val="28"/>
+          <w:szCs w:val="28"/>
+        </w:rPr>
+      </w:pPr>
     </w:p>
     <w:p>
       <w:pPr>
@@ -3313,102 +3362,19 @@
         <w:rPr>
           <w:sz w:val="28"/>
           <w:szCs w:val="28"/>
-          <w:highlight w:val="yellow"/>
-        </w:rPr>
-      </w:pPr>
-      <w:r>
-        <w:rPr>
-          <w:sz w:val="28"/>
-          <w:szCs w:val="28"/>
-          <w:highlight w:val="yellow"/>
-        </w:rPr>
-        <w:t xml:space="preserve">Поскольку заряженная аккумуляторная сборка выдает напряжение, превышающее безопасный </w:t>
-      </w:r>
-      <w:r>
-        <w:rPr>
-          <w:sz w:val="28"/>
-          <w:szCs w:val="28"/>
-          <w:highlight w:val="yellow"/>
-        </w:rPr>
-        <w:t>п</w:t>
-      </w:r>
-      <w:r>
-        <w:rPr>
-          <w:sz w:val="28"/>
-          <w:szCs w:val="28"/>
-          <w:highlight w:val="yellow"/>
-        </w:rPr>
-        <w:t>орог для сервоприводов, в силовую цепь включен</w:t>
-      </w:r>
-      <w:r>
-        <w:rPr>
-          <w:sz w:val="28"/>
-          <w:szCs w:val="28"/>
-          <w:highlight w:val="yellow"/>
-        </w:rPr>
-        <w:t>а пара</w:t>
-      </w:r>
-      <w:r>
-        <w:rPr>
-          <w:sz w:val="28"/>
-          <w:szCs w:val="28"/>
-          <w:highlight w:val="yellow"/>
-        </w:rPr>
-        <w:t xml:space="preserve"> понижающи</w:t>
-      </w:r>
-      <w:r>
-        <w:rPr>
-          <w:sz w:val="28"/>
-          <w:szCs w:val="28"/>
-          <w:highlight w:val="yellow"/>
-        </w:rPr>
-        <w:t>х</w:t>
-      </w:r>
-      <w:r>
-        <w:rPr>
-          <w:sz w:val="28"/>
-          <w:szCs w:val="28"/>
-          <w:highlight w:val="yellow"/>
-        </w:rPr>
-        <w:t xml:space="preserve"> импульсны</w:t>
-      </w:r>
-      <w:r>
-        <w:rPr>
-          <w:sz w:val="28"/>
-          <w:szCs w:val="28"/>
-          <w:highlight w:val="yellow"/>
-        </w:rPr>
-        <w:t>х</w:t>
-      </w:r>
-      <w:r>
-        <w:rPr>
-          <w:sz w:val="28"/>
-          <w:szCs w:val="28"/>
-          <w:highlight w:val="yellow"/>
-        </w:rPr>
-        <w:t xml:space="preserve"> преобразовател</w:t>
-      </w:r>
-      <w:r>
-        <w:rPr>
-          <w:sz w:val="28"/>
-          <w:szCs w:val="28"/>
-          <w:highlight w:val="yellow"/>
-        </w:rPr>
-        <w:t>ей</w:t>
-      </w:r>
-      <w:r>
-        <w:rPr>
-          <w:sz w:val="28"/>
-          <w:szCs w:val="28"/>
-          <w:highlight w:val="yellow"/>
-        </w:rPr>
-        <w:t xml:space="preserve"> постоянного тока</w:t>
-      </w:r>
-      <w:r>
-        <w:rPr>
-          <w:sz w:val="28"/>
-          <w:szCs w:val="28"/>
-          <w:highlight w:val="yellow"/>
+        </w:rPr>
+      </w:pPr>
+      <w:r>
+        <w:rPr>
+          <w:sz w:val="28"/>
+          <w:szCs w:val="28"/>
+        </w:rPr>
+        <w:t>Espressif Systems является пионером в разработке платформ полного цикла, обеспечивающих работу интеллектуальных, энергоэффективных устройств Интернета вещей и периферийного ИИ</w:t>
+      </w:r>
+      <w:r>
+        <w:rPr>
+          <w:sz w:val="28"/>
+          <w:szCs w:val="28"/>
         </w:rPr>
         <w:t xml:space="preserve"> </w:t>
       </w:r>
@@ -3416,17 +3382,50 @@
         <w:rPr>
           <w:sz w:val="28"/>
           <w:szCs w:val="28"/>
-          <w:highlight w:val="yellow"/>
-        </w:rPr>
-        <w:t>XL4016E1</w:t>
-      </w:r>
-      <w:r>
-        <w:rPr>
-          <w:sz w:val="28"/>
-          <w:szCs w:val="28"/>
-          <w:highlight w:val="yellow"/>
-        </w:rPr>
-        <w:t>. Он эффективно сглаживает скачки напряжения и обеспечивает моторы стабильным номинальным питанием, гарантируя неизменный крутящий момент независимо от текущего уровня заряда батареи.</w:t>
+        </w:rPr>
+        <w:t>следующего поколения.</w:t>
+      </w:r>
+      <w:r>
+        <w:rPr>
+          <w:sz w:val="28"/>
+          <w:szCs w:val="28"/>
+        </w:rPr>
+        <w:t xml:space="preserve"> Т</w:t>
+      </w:r>
+      <w:r>
+        <w:rPr>
+          <w:sz w:val="28"/>
+          <w:szCs w:val="28"/>
+        </w:rPr>
+        <w:t xml:space="preserve">ехнологии с открытым исходным кодом трансформируют целые отрасли, обеспечивая масштабируемые, безопасные и экономически эффективные инновации </w:t>
+      </w:r>
+      <w:r>
+        <w:rPr>
+          <w:sz w:val="28"/>
+          <w:szCs w:val="28"/>
+        </w:rPr>
+        <w:t>–</w:t>
+      </w:r>
+      <w:r>
+        <w:rPr>
+          <w:sz w:val="28"/>
+          <w:szCs w:val="28"/>
+        </w:rPr>
+        <w:t xml:space="preserve"> от потребительской электроники до промышленного </w:t>
+      </w:r>
+      <w:r>
+        <w:rPr>
+          <w:sz w:val="28"/>
+          <w:szCs w:val="28"/>
+        </w:rPr>
+        <w:t>Интернета вещей</w:t>
+      </w:r>
+      <w:r>
+        <w:rPr>
+          <w:sz w:val="28"/>
+          <w:szCs w:val="28"/>
+        </w:rPr>
+        <w:t>. Прорывное сочетание вычислительных мощностей и сетевых возможностей в наших системах-на-кристалле изменило ландшафт IoT, сделав массовые умные устройства доступными для всех.</w:t>
       </w:r>
     </w:p>
     <w:p>
@@ -3442,9 +3441,22 @@
         <w:rPr>
           <w:sz w:val="28"/>
           <w:szCs w:val="28"/>
-          <w:highlight w:val="yellow"/>
-        </w:rPr>
-        <w:t>Для логики маленький преобразователь</w:t>
+        </w:rPr>
+        <w:t xml:space="preserve">Будучи глобальным новатором в полупроводниковой отрасли, мы поставляем высокопроизводительные </w:t>
+      </w:r>
+      <w:r>
+        <w:rPr>
+          <w:sz w:val="28"/>
+          <w:szCs w:val="28"/>
+        </w:rPr>
+        <w:t>системы на кристалле</w:t>
+      </w:r>
+      <w:r>
+        <w:rPr>
+          <w:sz w:val="28"/>
+          <w:szCs w:val="28"/>
+        </w:rPr>
+        <w:t xml:space="preserve"> на базе архитектуры RISC-V и комплексные решения со встроенным ИИ, собственной операционной системой, надежной защитой и бесшовной интеграцией с облаком, формируя будущее умных, подключенных систем.</w:t>
       </w:r>
     </w:p>
     <w:p>
@@ -3452,11 +3464,333 @@
         <w:ind w:firstLine="720"/>
         <w:jc w:val="both"/>
         <w:rPr>
+          <w:sz w:val="28"/>
+          <w:szCs w:val="28"/>
+        </w:rPr>
+      </w:pPr>
+      <w:r>
+        <w:rPr>
+          <w:sz w:val="28"/>
+          <w:szCs w:val="28"/>
+        </w:rPr>
+        <w:t xml:space="preserve">ESP32 способен надежно работать в промышленных условиях в диапазоне температур от </w:t>
+      </w:r>
+      <w:r>
+        <w:rPr>
+          <w:sz w:val="28"/>
+          <w:szCs w:val="28"/>
+        </w:rPr>
+        <w:t>-</w:t>
+      </w:r>
+      <w:r>
+        <w:rPr>
+          <w:sz w:val="28"/>
+          <w:szCs w:val="28"/>
+        </w:rPr>
+        <w:t>40°C до +125°C. Оснащенный передовыми схемами калибровки, ESP32 может динамически компенсировать несовершенства внешних цепей и адаптироваться к изменениям условий окружающей среды.</w:t>
+      </w:r>
+    </w:p>
+    <w:p>
+      <w:pPr>
+        <w:ind w:firstLine="720"/>
+        <w:jc w:val="both"/>
+        <w:rPr>
+          <w:sz w:val="28"/>
+          <w:szCs w:val="28"/>
+        </w:rPr>
+      </w:pPr>
+      <w:r>
+        <w:rPr>
+          <w:sz w:val="28"/>
+          <w:szCs w:val="28"/>
+        </w:rPr>
+        <w:t>Разработанный для мобильных устройств, носимой электроники и IoT-приложений, ESP32 достигает сверхнизкого энергопотребления за счет комбинации нескольких типов проприетарного программного обеспечения. ESP32 также включает передовые функции, такие как высокоточное стробирование тактового сигнала, различные режимы питания и динамическое масштабирование энергопотребления.</w:t>
+      </w:r>
+    </w:p>
+    <w:p>
+      <w:pPr>
+        <w:ind w:firstLine="720"/>
+        <w:jc w:val="both"/>
+        <w:rPr>
+          <w:sz w:val="28"/>
+          <w:szCs w:val="28"/>
+        </w:rPr>
+      </w:pPr>
+      <w:r>
+        <w:rPr>
+          <w:sz w:val="28"/>
+          <w:szCs w:val="28"/>
+        </w:rPr>
+        <w:t>ESP32 обладает высокой степенью интеграции благодаря встроенным антенным коммутаторам, радиочастотному симметрирующему трансформатору, усилителю мощности, малошумящему усилителю приемника, фильтрам и модулям управления питанием. ESP32 добавляет неоценимую функциональность и универсальность вашим приложениям при минимальных требованиях к занимаемой площади на печатной плате.</w:t>
+      </w:r>
+    </w:p>
+    <w:p>
+      <w:pPr>
+        <w:ind w:firstLine="720"/>
+        <w:jc w:val="both"/>
+        <w:rPr>
+          <w:sz w:val="28"/>
+          <w:szCs w:val="28"/>
+        </w:rPr>
+      </w:pPr>
+      <w:r>
+        <w:rPr>
+          <w:sz w:val="28"/>
+          <w:szCs w:val="28"/>
+        </w:rPr>
+        <w:t>ESP32 может работать как полностью автономная система или как ведомое устройство для главного микроконтроллер</w:t>
+      </w:r>
+      <w:r>
+        <w:rPr>
+          <w:sz w:val="28"/>
+          <w:szCs w:val="28"/>
+        </w:rPr>
+        <w:t>а</w:t>
+      </w:r>
+      <w:r>
+        <w:rPr>
+          <w:sz w:val="28"/>
+          <w:szCs w:val="28"/>
+        </w:rPr>
+        <w:t>, снижая нагрузку по обработке коммуникационного стека на основной прикладной процессор. ESP32 способен взаимодействовать с другими системами, предоставляя функциональность Wi-Fi и Bluetooth через свои интерфейсы SPI / SDIO или I2C / UART</w:t>
+      </w:r>
+      <w:r>
+        <w:rPr>
+          <w:sz w:val="28"/>
+          <w:szCs w:val="28"/>
+        </w:rPr>
+        <w:t>[1]</w:t>
+      </w:r>
+      <w:r>
+        <w:rPr>
+          <w:sz w:val="28"/>
+          <w:szCs w:val="28"/>
+        </w:rPr>
+        <w:t>.</w:t>
+      </w:r>
+    </w:p>
+    <w:p>
+      <w:pPr>
+        <w:ind w:firstLine="720"/>
+        <w:jc w:val="both"/>
+        <w:rPr>
+          <w:sz w:val="28"/>
+          <w:szCs w:val="28"/>
+        </w:rPr>
+      </w:pPr>
+      <w:r>
+        <w:rPr>
+          <w:sz w:val="28"/>
+          <w:szCs w:val="28"/>
+        </w:rPr>
+        <w:t xml:space="preserve">Модуль PCA9685 представляет собой 16-канальный ШИМ-контроллер, предназначенный для управления массивом сервоприводов. Его главное достоинство </w:t>
+      </w:r>
+      <w:r>
+        <w:rPr>
+          <w:sz w:val="28"/>
+          <w:szCs w:val="28"/>
+        </w:rPr>
+        <w:t>–</w:t>
+      </w:r>
+      <w:r>
+        <w:rPr>
+          <w:sz w:val="28"/>
+          <w:szCs w:val="28"/>
+        </w:rPr>
+        <w:t xml:space="preserve"> полная аппаратная генерация сигнала, которая разгружает центральный процессор и позволяет управлять 16 каналами всего по двум проводам шины I2C с возможностью каскадного подключения.</w:t>
+      </w:r>
+    </w:p>
+    <w:p>
+      <w:pPr>
+        <w:ind w:firstLine="720"/>
+        <w:jc w:val="both"/>
+        <w:rPr>
+          <w:sz w:val="28"/>
+          <w:szCs w:val="28"/>
+        </w:rPr>
+      </w:pPr>
+      <w:r>
+        <w:rPr>
+          <w:sz w:val="28"/>
+          <w:szCs w:val="28"/>
+        </w:rPr>
+        <w:t xml:space="preserve">Сервомотор MG996R выступает в роли основного силового привода для движения всех суставов робота. Его главным плюсом является износостойкий </w:t>
+      </w:r>
+      <w:r>
+        <w:rPr>
+          <w:sz w:val="28"/>
+          <w:szCs w:val="28"/>
+        </w:rPr>
+        <w:lastRenderedPageBreak/>
+        <w:t>металлический редуктор и высокий крутящий момент, что обеспечивает наилучшее соотношение цены, надежности и грузоподъемности для шагающей робототехники.</w:t>
+      </w:r>
+    </w:p>
+    <w:p>
+      <w:pPr>
+        <w:ind w:firstLine="720"/>
+        <w:jc w:val="both"/>
+        <w:rPr>
+          <w:sz w:val="28"/>
+          <w:szCs w:val="28"/>
+        </w:rPr>
+      </w:pPr>
+      <w:r>
+        <w:rPr>
+          <w:sz w:val="28"/>
+          <w:szCs w:val="28"/>
+        </w:rPr>
+        <w:t>Датчик VL53L0X выполняет функцию лазерного дальномера для точного измерения расстояния до окружающих препятствий. Использование технологии Time-of-Flight делает точность измерений абсолютно независимой от цвета или фактуры объекта, а узкий направленный луч полностью исключает ложные срабатывания, свойственные широким ультразвуковым сонарам.</w:t>
+      </w:r>
+    </w:p>
+    <w:p>
+      <w:pPr>
+        <w:ind w:firstLine="720"/>
+        <w:jc w:val="both"/>
+        <w:rPr>
+          <w:sz w:val="28"/>
+          <w:szCs w:val="28"/>
+        </w:rPr>
+      </w:pPr>
+      <w:r>
+        <w:rPr>
+          <w:sz w:val="28"/>
+          <w:szCs w:val="28"/>
+        </w:rPr>
+        <w:t>Цифровой сенсор INA219 применяется для непрерывного мониторинга напряжения батареи и потребляемого сервомоторами тока. Достоинство модуля заключается в передаче данных в цифровом виде по I2C без электромагнитных искажений, что позволяет измерять напряжение и ток с высокой точностью (погрешность до 1%).</w:t>
+      </w:r>
+    </w:p>
+    <w:p>
+      <w:pPr>
+        <w:ind w:firstLine="720"/>
+        <w:jc w:val="both"/>
+        <w:rPr>
+          <w:sz w:val="28"/>
+          <w:szCs w:val="28"/>
+        </w:rPr>
+      </w:pPr>
+      <w:r>
+        <w:rPr>
+          <w:sz w:val="28"/>
+          <w:szCs w:val="28"/>
+        </w:rPr>
+        <w:t xml:space="preserve">Контроллер IP2326 </w:t>
+      </w:r>
+      <w:r>
+        <w:rPr>
+          <w:sz w:val="28"/>
+          <w:szCs w:val="28"/>
+        </w:rPr>
+        <w:t>–</w:t>
+      </w:r>
+      <w:r>
+        <w:rPr>
+          <w:sz w:val="28"/>
+          <w:szCs w:val="28"/>
+        </w:rPr>
+        <w:t xml:space="preserve"> это комбинированная плата зарядки и управления питанием (BMS) для двухъячеечных литий-ионных сборок. Встроенный повышающий преобразователь позволяет заряжать батарею 8.4 В от стандартного телефонного блока питания 5 В через современный разъем USB Type-C, а встроенная балансировка ячеек продлевает срок службы аккумуляторов.</w:t>
+      </w:r>
+    </w:p>
+    <w:p>
+      <w:pPr>
+        <w:ind w:firstLine="720"/>
+        <w:jc w:val="both"/>
+        <w:rPr>
+          <w:sz w:val="28"/>
+          <w:szCs w:val="28"/>
+        </w:rPr>
+      </w:pPr>
+      <w:r>
+        <w:rPr>
+          <w:sz w:val="28"/>
+          <w:szCs w:val="28"/>
+        </w:rPr>
+        <w:t>Силовой понижающий DC-DC преобразователь обеспечивает стабильным напряжением массив требовательных сервоприводов. Его главным преимуществом является способность стабильно держать высокие токи при высоком КПД (до 95%), а также наличие встроенных аппаратных защит от перегрева и короткого замыкания.</w:t>
+      </w:r>
+    </w:p>
+    <w:p>
+      <w:pPr>
+        <w:ind w:firstLine="720"/>
+        <w:jc w:val="both"/>
+        <w:rPr>
+          <w:sz w:val="28"/>
+          <w:szCs w:val="28"/>
+        </w:rPr>
+      </w:pPr>
+      <w:r>
+        <w:rPr>
+          <w:sz w:val="28"/>
+          <w:szCs w:val="28"/>
+        </w:rPr>
+        <w:t>Компактный понижающий модуль выделен исключительно для логического питания микроконтроллера ESP32 и цифровых датчиков. Он гарантированно изолирует чувствительную электронику от силовых помех, выдавая стабильные 5 В даже при сильных и резких просадках напряжения от рывков моторов.</w:t>
+      </w:r>
+    </w:p>
+    <w:p>
+      <w:pPr>
+        <w:ind w:firstLine="720"/>
+        <w:jc w:val="both"/>
+        <w:rPr>
+          <w:sz w:val="28"/>
+          <w:szCs w:val="28"/>
+        </w:rPr>
+      </w:pPr>
+      <w:r>
+        <w:rPr>
+          <w:sz w:val="28"/>
+          <w:szCs w:val="28"/>
+        </w:rPr>
+        <w:t>Пассивный пьезоизлучатель KY-006 выполняет роль системы акустического оповещения оператора о системных событиях. Пассивная архитектура мембраны позволяет генерировать звуки любой частоты с помощью ШИМ-сигнала (мелодии, сирены), в отличие от простых активных зуммеров, издающих только один монотонный писк.</w:t>
+      </w:r>
+    </w:p>
+    <w:p>
+      <w:pPr>
+        <w:ind w:firstLine="720"/>
+        <w:jc w:val="both"/>
+        <w:rPr>
+          <w:sz w:val="28"/>
+          <w:szCs w:val="28"/>
+        </w:rPr>
+      </w:pPr>
+      <w:r>
+        <w:rPr>
+          <w:sz w:val="28"/>
+          <w:szCs w:val="28"/>
+        </w:rPr>
+        <w:t>Адресные светодиоды WS2812B используются для создания наглядной визуальной индикации состояния устройства. Наличие микрочипа в каждом диоде позволяет индивидуально настраивать полный RGB-спектр для конкретного диода и управлять любой длиной цепи всего по одному цифровому выводу микроконтроллера.</w:t>
+      </w:r>
+    </w:p>
+    <w:p>
+      <w:pPr>
+        <w:ind w:firstLine="720"/>
+        <w:rPr>
+          <w:sz w:val="28"/>
+          <w:szCs w:val="28"/>
+        </w:rPr>
+      </w:pPr>
+    </w:p>
+    <w:p>
+      <w:pPr>
+        <w:ind w:firstLine="720"/>
+        <w:rPr>
+          <w:sz w:val="28"/>
+          <w:szCs w:val="28"/>
+        </w:rPr>
+      </w:pPr>
+      <w:r>
+        <w:rPr>
           <w:b/>
           <w:bCs/>
           <w:sz w:val="28"/>
           <w:szCs w:val="28"/>
         </w:rPr>
+        <w:t>1.3 Обоснование выбора вычислительной системы</w:t>
+      </w:r>
+    </w:p>
+    <w:p>
+      <w:pPr>
+        <w:rPr>
+          <w:sz w:val="28"/>
+          <w:szCs w:val="28"/>
+        </w:rPr>
       </w:pPr>
     </w:p>
     <w:p>
@@ -3470,13 +3804,76 @@
       </w:pPr>
       <w:r>
         <w:rPr>
+          <w:sz w:val="28"/>
+          <w:szCs w:val="28"/>
+        </w:rPr>
+        <w:t>Выбор ESP32 обусловлен спецификой расчетов инверсной кинематики (ИК). В отличие от 8-битных платформ</w:t>
+      </w:r>
+      <w:r>
+        <w:rPr>
+          <w:sz w:val="28"/>
+          <w:szCs w:val="28"/>
+        </w:rPr>
+        <w:t xml:space="preserve">, </w:t>
+      </w:r>
+      <w:r>
+        <w:rPr>
+          <w:sz w:val="28"/>
+          <w:szCs w:val="28"/>
+        </w:rPr>
+        <w:t xml:space="preserve">ESP32 обладает 32-битной </w:t>
+      </w:r>
+      <w:r>
+        <w:rPr>
+          <w:sz w:val="28"/>
+          <w:szCs w:val="28"/>
+        </w:rPr>
+        <w:lastRenderedPageBreak/>
+        <w:t>разрядностью и модулем FPU, что позволяет выполнять сложные тригонометрические вычисления в реальном времени. По сравнению с микрокомпьютерами</w:t>
+      </w:r>
+      <w:r>
+        <w:rPr>
+          <w:sz w:val="28"/>
+          <w:szCs w:val="28"/>
+        </w:rPr>
+        <w:t xml:space="preserve">, </w:t>
+      </w:r>
+      <w:r>
+        <w:rPr>
+          <w:sz w:val="28"/>
+          <w:szCs w:val="28"/>
+        </w:rPr>
+        <w:t xml:space="preserve">такими как </w:t>
+      </w:r>
+      <w:r>
+        <w:rPr>
+          <w:sz w:val="28"/>
+          <w:szCs w:val="28"/>
+        </w:rPr>
+        <w:t>Raspberry Pi, ESP32 обеспечивает жесткое реальное время, критически важное для синхронной генерации ШИМ-сигнала для сервоприводов, и потребляет значительно меньше энергии.</w:t>
+      </w:r>
+    </w:p>
+    <w:p>
+      <w:pPr>
+        <w:ind w:firstLine="720"/>
+        <w:jc w:val="both"/>
+        <w:rPr>
+          <w:sz w:val="28"/>
+          <w:szCs w:val="28"/>
+        </w:rPr>
+      </w:pPr>
+    </w:p>
+    <w:p>
+      <w:pPr>
+        <w:ind w:firstLine="720"/>
+        <w:jc w:val="both"/>
+        <w:rPr>
           <w:b/>
           <w:bCs/>
           <w:sz w:val="28"/>
           <w:szCs w:val="28"/>
         </w:rPr>
-        <w:t>1.2.4</w:t>
-      </w:r>
+      </w:pPr>
       <w:r>
         <w:rPr>
           <w:b/>
@@ -3484,38 +3881,7 @@
           <w:sz w:val="28"/>
           <w:szCs w:val="28"/>
         </w:rPr>
-        <w:t xml:space="preserve"> </w:t>
-      </w:r>
-      <w:r>
-        <w:rPr>
-          <w:sz w:val="28"/>
-          <w:szCs w:val="28"/>
-        </w:rPr>
-        <w:t xml:space="preserve">Поскольку робот функционирует автономно и не имеет встроенного дисплея, для взаимодействия с оператором и оперативной диагностики предусмотрена система акустического и визуального оповещения. Звуковые сигналы генерируются с помощью пассивного </w:t>
-      </w:r>
-      <w:proofErr w:type="spellStart"/>
-      <w:r>
-        <w:rPr>
-          <w:sz w:val="28"/>
-          <w:szCs w:val="28"/>
-        </w:rPr>
-        <w:t>пьезоизлучателя</w:t>
-      </w:r>
-      <w:proofErr w:type="spellEnd"/>
-      <w:r>
-        <w:rPr>
-          <w:sz w:val="28"/>
-          <w:szCs w:val="28"/>
-        </w:rPr>
-        <w:t xml:space="preserve"> KY-006. Благодаря возможности программного управления частотой, излучатель </w:t>
-      </w:r>
-      <w:r>
-        <w:rPr>
-          <w:sz w:val="28"/>
-          <w:szCs w:val="28"/>
-        </w:rPr>
-        <w:lastRenderedPageBreak/>
-        <w:t>способен воспроизводить различные звуковые тональности, четко сигнализируя об успешном запуске системы, потере сетевого соединения или критическом разряде аккумулятора.</w:t>
+        <w:t>1.4 Анализ выбранной вычислительной системы для написания программы</w:t>
       </w:r>
     </w:p>
     <w:p>
@@ -3523,63 +3889,12 @@
         <w:ind w:firstLine="720"/>
         <w:jc w:val="both"/>
         <w:rPr>
-          <w:sz w:val="28"/>
-          <w:szCs w:val="28"/>
-        </w:rPr>
-      </w:pPr>
-      <w:r>
-        <w:rPr>
-          <w:sz w:val="28"/>
-          <w:szCs w:val="28"/>
-        </w:rPr>
-        <w:t xml:space="preserve">Визуальная обратная связь реализована на базе умных адресных светодиодов WS2812B. Их главное достоинство заключается во встроенном микрочипе, который позволяет управлять цветом и яркостью всей цепочки диодов по одному единственному сигнальному проводу. Это дает возможность назначать интуитивно понятные цветовые коды для системных событий. </w:t>
-      </w:r>
-    </w:p>
-    <w:p>
-      <w:pPr>
-        <w:jc w:val="both"/>
-        <w:rPr>
-          <w:sz w:val="28"/>
-          <w:szCs w:val="28"/>
-        </w:rPr>
-      </w:pPr>
-    </w:p>
-    <w:p>
-      <w:pPr>
-        <w:ind w:firstLine="710"/>
-        <w:rPr>
           <w:b/>
           <w:bCs/>
           <w:sz w:val="28"/>
           <w:szCs w:val="28"/>
         </w:rPr>
       </w:pPr>
-      <w:r>
-        <w:rPr>
-          <w:b/>
-          <w:bCs/>
-          <w:sz w:val="28"/>
-          <w:szCs w:val="28"/>
-        </w:rPr>
-        <w:t>1</w:t>
-      </w:r>
-      <w:r>
-        <w:rPr>
-          <w:b/>
-          <w:bCs/>
-          <w:sz w:val="28"/>
-          <w:szCs w:val="28"/>
-        </w:rPr>
-        <w:t xml:space="preserve">.3 История, версии и достоинства </w:t>
-      </w:r>
-    </w:p>
-    <w:p>
-      <w:pPr>
-        <w:rPr>
-          <w:sz w:val="28"/>
-          <w:szCs w:val="28"/>
-        </w:rPr>
-      </w:pPr>
     </w:p>
     <w:p>
       <w:pPr>
@@ -3590,93 +3905,12 @@
           <w:szCs w:val="28"/>
         </w:rPr>
       </w:pPr>
-      <w:proofErr w:type="spellStart"/>
-      <w:r>
-        <w:rPr>
-          <w:sz w:val="28"/>
-          <w:szCs w:val="28"/>
-        </w:rPr>
-        <w:t>Espressif</w:t>
-      </w:r>
-      <w:proofErr w:type="spellEnd"/>
-      <w:r>
-        <w:rPr>
-          <w:sz w:val="28"/>
-          <w:szCs w:val="28"/>
-        </w:rPr>
-        <w:t xml:space="preserve"> Systems является пионером в разработке платформ полного цикла, обеспечивающих работу интеллектуальных, энергоэффективных устройств Интернета вещей и периферийного ИИ</w:t>
-      </w:r>
-      <w:r>
-        <w:rPr>
-          <w:sz w:val="28"/>
-          <w:szCs w:val="28"/>
-        </w:rPr>
-        <w:t xml:space="preserve"> </w:t>
-      </w:r>
-      <w:r>
-        <w:rPr>
-          <w:sz w:val="28"/>
-          <w:szCs w:val="28"/>
-        </w:rPr>
-        <w:t>следующего поколения.</w:t>
-      </w:r>
-      <w:r>
-        <w:rPr>
-          <w:sz w:val="28"/>
-          <w:szCs w:val="28"/>
-        </w:rPr>
-        <w:t xml:space="preserve"> Т</w:t>
-      </w:r>
-      <w:r>
-        <w:rPr>
-          <w:sz w:val="28"/>
-          <w:szCs w:val="28"/>
-        </w:rPr>
-        <w:t xml:space="preserve">ехнологии с открытым исходным кодом трансформируют целые отрасли, обеспечивая масштабируемые, безопасные и экономически эффективные инновации </w:t>
-      </w:r>
-      <w:r>
-        <w:rPr>
-          <w:sz w:val="28"/>
-          <w:szCs w:val="28"/>
-        </w:rPr>
-        <w:t>–</w:t>
-      </w:r>
-      <w:r>
-        <w:rPr>
-          <w:sz w:val="28"/>
-          <w:szCs w:val="28"/>
-        </w:rPr>
-        <w:t xml:space="preserve"> от потребительской электроники до промышленного </w:t>
-      </w:r>
-      <w:r>
-        <w:rPr>
-          <w:sz w:val="28"/>
-          <w:szCs w:val="28"/>
-        </w:rPr>
-        <w:t>Интернета вещей</w:t>
-      </w:r>
-      <w:r>
-        <w:rPr>
-          <w:sz w:val="28"/>
-          <w:szCs w:val="28"/>
-        </w:rPr>
-        <w:t xml:space="preserve">. Прорывное сочетание вычислительных мощностей и сетевых возможностей в наших системах-на-кристалле изменило ландшафт </w:t>
-      </w:r>
-      <w:proofErr w:type="spellStart"/>
-      <w:r>
-        <w:rPr>
-          <w:sz w:val="28"/>
-          <w:szCs w:val="28"/>
-        </w:rPr>
-        <w:t>IoT</w:t>
-      </w:r>
-      <w:proofErr w:type="spellEnd"/>
-      <w:r>
-        <w:rPr>
-          <w:sz w:val="28"/>
-          <w:szCs w:val="28"/>
-        </w:rPr>
-        <w:t>, сделав массовые умные устройства доступными для всех.</w:t>
+      <w:r>
+        <w:rPr>
+          <w:sz w:val="28"/>
+          <w:szCs w:val="28"/>
+        </w:rPr>
+        <w:t>Первое вычислительное ядро микроконтроллера, отвечающее за работу сетевых протоколов, выделяется строго под выполнение асинхронных задач. В его основные функции входит поддержание стабильной работы точки доступа беспроводной сети, непрерывная обработка входящих сетевых соединений и маршрутизация клиентских запросов. Также на данный вычислительный узел возлагается отдача статических файлов пользовательского интерфейса и ведение системных журналов. Такое архитектурное решение позволяет полностью изолировать процессы коммуникации и логирования от физического управления механизмами.</w:t>
       </w:r>
     </w:p>
     <w:p>
@@ -3693,23 +3927,7 @@
           <w:sz w:val="28"/>
           <w:szCs w:val="28"/>
         </w:rPr>
-        <w:t xml:space="preserve">Будучи глобальным новатором в полупроводниковой отрасли, мы поставляем высокопроизводительные </w:t>
-      </w:r>
-      <w:proofErr w:type="spellStart"/>
-      <w:r>
-        <w:rPr>
-          <w:sz w:val="28"/>
-          <w:szCs w:val="28"/>
-        </w:rPr>
-        <w:t>SoC</w:t>
-      </w:r>
-      <w:proofErr w:type="spellEnd"/>
-      <w:r>
-        <w:rPr>
-          <w:sz w:val="28"/>
-          <w:szCs w:val="28"/>
-        </w:rPr>
-        <w:t xml:space="preserve"> на базе архитектуры RISC-V и комплексные решения со встроенным ИИ, собственной операционной системой, надежной защитой и бесшовной интеграцией с облаком, формируя будущее умных, подключенных систем.</w:t>
+        <w:t>Второе вычислительное ядро, предназначенное для исполнения прикладного кода, резервируется исключительно под ресурсоемкий математический контур, регулярный опрос датчиков и управление драйверами сервомоторов. Подобное аппаратное разделение потоков гарантирует отсутствие программных задержек в главном цикле управления. В результате обеспечивается высокая надежность системы: даже в случае возникновения перебоев или полной потери сигнала беспроводной сети, робот продолжает плавное выполнение алгоритма походки без структурных сбоев и рывков.</w:t>
       </w:r>
     </w:p>
     <w:p>
@@ -3726,21 +3944,56 @@
           <w:sz w:val="28"/>
           <w:szCs w:val="28"/>
         </w:rPr>
-        <w:t xml:space="preserve">ESP32 способен надежно работать в промышленных условиях в диапазоне температур от </w:t>
-      </w:r>
-      <w:r>
-        <w:rPr>
-          <w:sz w:val="28"/>
-          <w:szCs w:val="28"/>
-        </w:rPr>
-        <w:t>-</w:t>
-      </w:r>
-      <w:r>
-        <w:rPr>
-          <w:sz w:val="28"/>
-          <w:szCs w:val="28"/>
-        </w:rPr>
-        <w:t>40°C до +125°C. Оснащенный передовыми схемами калибровки, ESP32 может динамически компенсировать несовершенства внешних цепей и адаптироваться к изменениям условий окружающей среды.</w:t>
+        <w:t xml:space="preserve">Следует отметить, что расчет </w:t>
+      </w:r>
+      <w:r>
+        <w:rPr>
+          <w:sz w:val="28"/>
+          <w:szCs w:val="28"/>
+        </w:rPr>
+        <w:t>обратной</w:t>
+      </w:r>
+      <w:r>
+        <w:rPr>
+          <w:sz w:val="28"/>
+          <w:szCs w:val="28"/>
+        </w:rPr>
+        <w:t xml:space="preserve"> кинематики не является высоконагруженным процессом. За один полный цикл вычислений алгоритм выполняет порядка </w:t>
+      </w:r>
+      <w:r>
+        <w:rPr>
+          <w:sz w:val="28"/>
+          <w:szCs w:val="28"/>
+        </w:rPr>
+        <w:t>девятьсот</w:t>
+      </w:r>
+      <w:r>
+        <w:rPr>
+          <w:sz w:val="28"/>
+          <w:szCs w:val="28"/>
+        </w:rPr>
+        <w:t xml:space="preserve"> математических операций. При необходимой частоте обновления позиций механизмов в пятьдесят герц, общее число требуемых операций составляет около </w:t>
+      </w:r>
+      <w:r>
+        <w:rPr>
+          <w:sz w:val="28"/>
+          <w:szCs w:val="28"/>
+        </w:rPr>
+        <w:t>сорока пяти тысяч</w:t>
+      </w:r>
+      <w:r>
+        <w:rPr>
+          <w:sz w:val="28"/>
+          <w:szCs w:val="28"/>
+        </w:rPr>
+        <w:t xml:space="preserve"> в секунду.</w:t>
+      </w:r>
+      <w:r>
+        <w:rPr>
+          <w:sz w:val="28"/>
+          <w:szCs w:val="28"/>
+        </w:rPr>
+        <w:t xml:space="preserve"> На фоне максимальной рабочей тактовой частоты процессора, составляющей двести сорок мегагерц, данные затраты вычислительного времени ничтожно малы. Образовавшийся колоссальный запас производительности позволяет прикладному ядру параллельно обрабатывать данные с датчиков, перехватывать системные ошибки и реализовывать всю внутреннюю логику устройства без просадок по времени.</w:t>
       </w:r>
     </w:p>
     <w:p>
@@ -3757,751 +4010,6 @@
           <w:sz w:val="28"/>
           <w:szCs w:val="28"/>
         </w:rPr>
-        <w:t xml:space="preserve">Разработанный для мобильных устройств, носимой электроники и </w:t>
-      </w:r>
-      <w:proofErr w:type="spellStart"/>
-      <w:r>
-        <w:rPr>
-          <w:sz w:val="28"/>
-          <w:szCs w:val="28"/>
-        </w:rPr>
-        <w:t>IoT</w:t>
-      </w:r>
-      <w:proofErr w:type="spellEnd"/>
-      <w:r>
-        <w:rPr>
-          <w:sz w:val="28"/>
-          <w:szCs w:val="28"/>
-        </w:rPr>
-        <w:t>-приложений, ESP32 достигает сверхнизкого энергопотребления за счет комбинации нескольких типов проприетарного программного обеспечения. ESP32 также включает передовые функции, такие как высокоточное стробирование тактового сигнала, различные режимы питания и динамическое масштабирование энергопотребления.</w:t>
-      </w:r>
-    </w:p>
-    <w:p>
-      <w:pPr>
-        <w:ind w:firstLine="720"/>
-        <w:jc w:val="both"/>
-        <w:rPr>
-          <w:sz w:val="28"/>
-          <w:szCs w:val="28"/>
-        </w:rPr>
-      </w:pPr>
-      <w:r>
-        <w:rPr>
-          <w:sz w:val="28"/>
-          <w:szCs w:val="28"/>
-        </w:rPr>
-        <w:t xml:space="preserve">ESP32 обладает высокой степенью интеграции благодаря встроенным антенным коммутаторам, радиочастотному </w:t>
-      </w:r>
-      <w:proofErr w:type="spellStart"/>
-      <w:r>
-        <w:rPr>
-          <w:sz w:val="28"/>
-          <w:szCs w:val="28"/>
-        </w:rPr>
-        <w:t>симметрирующему</w:t>
-      </w:r>
-      <w:proofErr w:type="spellEnd"/>
-      <w:r>
-        <w:rPr>
-          <w:sz w:val="28"/>
-          <w:szCs w:val="28"/>
-        </w:rPr>
-        <w:t xml:space="preserve"> трансформатору, усилителю мощности, малошумящему усилителю приемника, фильтрам и модулям управления питанием. ESP32 добавляет неоценимую функциональность и универсальность вашим приложениям при минимальных требованиях к занимаемой площади на печатной плате.</w:t>
-      </w:r>
-    </w:p>
-    <w:p>
-      <w:pPr>
-        <w:ind w:firstLine="720"/>
-        <w:jc w:val="both"/>
-        <w:rPr>
-          <w:sz w:val="28"/>
-          <w:szCs w:val="28"/>
-        </w:rPr>
-      </w:pPr>
-      <w:r>
-        <w:rPr>
-          <w:sz w:val="28"/>
-          <w:szCs w:val="28"/>
-        </w:rPr>
-        <w:t>ESP32 может работать как полностью автономная система или как ведомое устройство для главного микроконтроллер</w:t>
-      </w:r>
-      <w:r>
-        <w:rPr>
-          <w:sz w:val="28"/>
-          <w:szCs w:val="28"/>
-        </w:rPr>
-        <w:t>а</w:t>
-      </w:r>
-      <w:r>
-        <w:rPr>
-          <w:sz w:val="28"/>
-          <w:szCs w:val="28"/>
-        </w:rPr>
-        <w:t xml:space="preserve">, снижая нагрузку по обработке коммуникационного стека на основной прикладной процессор. </w:t>
-      </w:r>
-      <w:r>
-        <w:rPr>
-          <w:sz w:val="28"/>
-          <w:szCs w:val="28"/>
-        </w:rPr>
-        <w:lastRenderedPageBreak/>
-        <w:t xml:space="preserve">ESP32 способен взаимодействовать с другими системами, предоставляя функциональность </w:t>
-      </w:r>
-      <w:proofErr w:type="spellStart"/>
-      <w:r>
-        <w:rPr>
-          <w:sz w:val="28"/>
-          <w:szCs w:val="28"/>
-        </w:rPr>
-        <w:t>Wi</w:t>
-      </w:r>
-      <w:proofErr w:type="spellEnd"/>
-      <w:r>
-        <w:rPr>
-          <w:sz w:val="28"/>
-          <w:szCs w:val="28"/>
-        </w:rPr>
-        <w:t xml:space="preserve">-Fi и Bluetooth через свои интерфейсы SPI / SDIO или I2C / </w:t>
-      </w:r>
-      <w:proofErr w:type="gramStart"/>
-      <w:r>
-        <w:rPr>
-          <w:sz w:val="28"/>
-          <w:szCs w:val="28"/>
-        </w:rPr>
-        <w:t>UART</w:t>
-      </w:r>
-      <w:r>
-        <w:rPr>
-          <w:sz w:val="28"/>
-          <w:szCs w:val="28"/>
-        </w:rPr>
-        <w:t>[</w:t>
-      </w:r>
-      <w:proofErr w:type="gramEnd"/>
-      <w:r>
-        <w:rPr>
-          <w:sz w:val="28"/>
-          <w:szCs w:val="28"/>
-        </w:rPr>
-        <w:t>1]</w:t>
-      </w:r>
-      <w:r>
-        <w:rPr>
-          <w:sz w:val="28"/>
-          <w:szCs w:val="28"/>
-        </w:rPr>
-        <w:t>.</w:t>
-      </w:r>
-    </w:p>
-    <w:p>
-      <w:pPr>
-        <w:ind w:firstLine="720"/>
-        <w:jc w:val="both"/>
-        <w:rPr>
-          <w:sz w:val="28"/>
-          <w:szCs w:val="28"/>
-        </w:rPr>
-      </w:pPr>
-      <w:r>
-        <w:rPr>
-          <w:sz w:val="28"/>
-          <w:szCs w:val="28"/>
-        </w:rPr>
-        <w:t xml:space="preserve">Модуль PCA9685 представляет собой 16-канальный ШИМ-контроллер, предназначенный для управления массивом сервоприводов. Его главное достоинство </w:t>
-      </w:r>
-      <w:r>
-        <w:rPr>
-          <w:sz w:val="28"/>
-          <w:szCs w:val="28"/>
-        </w:rPr>
-        <w:t>–</w:t>
-      </w:r>
-      <w:r>
-        <w:rPr>
-          <w:sz w:val="28"/>
-          <w:szCs w:val="28"/>
-        </w:rPr>
-        <w:t xml:space="preserve"> полная аппаратная генерация сигнала, которая разгружает центральный процессор и позволяет управлять 16 каналами всего по двум проводам шины I2C с возможностью каскадного подключения.</w:t>
-      </w:r>
-    </w:p>
-    <w:p>
-      <w:pPr>
-        <w:ind w:firstLine="720"/>
-        <w:jc w:val="both"/>
-        <w:rPr>
-          <w:sz w:val="28"/>
-          <w:szCs w:val="28"/>
-        </w:rPr>
-      </w:pPr>
-      <w:r>
-        <w:rPr>
-          <w:sz w:val="28"/>
-          <w:szCs w:val="28"/>
-        </w:rPr>
-        <w:t>Сервомотор MG996R выступает в роли основного силового привода для движения всех суставов робота. Его главным плюсом является износостойкий металлический редуктор и высокий крутящий момент, что обеспечивает наилучшее соотношение цены, надежности и грузоподъемности для шагающей робототехники.</w:t>
-      </w:r>
-    </w:p>
-    <w:p>
-      <w:pPr>
-        <w:ind w:firstLine="720"/>
-        <w:jc w:val="both"/>
-        <w:rPr>
-          <w:sz w:val="28"/>
-          <w:szCs w:val="28"/>
-        </w:rPr>
-      </w:pPr>
-      <w:r>
-        <w:rPr>
-          <w:sz w:val="28"/>
-          <w:szCs w:val="28"/>
-          <w:highlight w:val="yellow"/>
-        </w:rPr>
-        <w:t>Инерциальный измерительный модуль MPU6050 используется для пространственной ориентации и динамического контроля баланса корпуса. Ключевое преимущество сенсора – наличие аппаратного сопроцессора DMP для сложной математики фильтрации шумов, а также объединение акселерометра и гироскопа в одном компактном и дешевом корпусе.</w:t>
-      </w:r>
-    </w:p>
-    <w:p>
-      <w:pPr>
-        <w:ind w:firstLine="720"/>
-        <w:jc w:val="both"/>
-        <w:rPr>
-          <w:sz w:val="28"/>
-          <w:szCs w:val="28"/>
-        </w:rPr>
-      </w:pPr>
-      <w:r>
-        <w:rPr>
-          <w:sz w:val="28"/>
-          <w:szCs w:val="28"/>
-        </w:rPr>
-        <w:t>Датчик VL53L0X выполняет функцию лазерного дальномера для точного измерения расстояния до окружающих препятствий. Использование технологии Time-</w:t>
-      </w:r>
-      <w:proofErr w:type="spellStart"/>
-      <w:r>
-        <w:rPr>
-          <w:sz w:val="28"/>
-          <w:szCs w:val="28"/>
-        </w:rPr>
-        <w:t>of</w:t>
-      </w:r>
-      <w:proofErr w:type="spellEnd"/>
-      <w:r>
-        <w:rPr>
-          <w:sz w:val="28"/>
-          <w:szCs w:val="28"/>
-        </w:rPr>
-        <w:t>-</w:t>
-      </w:r>
-      <w:proofErr w:type="spellStart"/>
-      <w:r>
-        <w:rPr>
-          <w:sz w:val="28"/>
-          <w:szCs w:val="28"/>
-        </w:rPr>
-        <w:t>Flight</w:t>
-      </w:r>
-      <w:proofErr w:type="spellEnd"/>
-      <w:r>
-        <w:rPr>
-          <w:sz w:val="28"/>
-          <w:szCs w:val="28"/>
-        </w:rPr>
-        <w:t xml:space="preserve"> делает точность измерений абсолютно независимой от цвета или фактуры объекта, а узкий направленный луч полностью исключает ложные срабатывания, свойственные широким ультразвуковым сонарам.</w:t>
-      </w:r>
-    </w:p>
-    <w:p>
-      <w:pPr>
-        <w:ind w:firstLine="720"/>
-        <w:jc w:val="both"/>
-        <w:rPr>
-          <w:sz w:val="28"/>
-          <w:szCs w:val="28"/>
-        </w:rPr>
-      </w:pPr>
-      <w:r>
-        <w:rPr>
-          <w:sz w:val="28"/>
-          <w:szCs w:val="28"/>
-          <w:highlight w:val="yellow"/>
-        </w:rPr>
-        <w:t>Цифровой сенсор INA219 применяется для непрерывного мониторинга напряжения батареи и потребляемого сервомоторами тока. Достоинство модуля заключается в передаче данных в цифровом виде по I2C без электромагнитных искажений, что позволяет измерять напряжение и ток с высокой точностью (погрешность до 1%).</w:t>
-      </w:r>
-    </w:p>
-    <w:p>
-      <w:pPr>
-        <w:ind w:firstLine="720"/>
-        <w:jc w:val="both"/>
-        <w:rPr>
-          <w:sz w:val="28"/>
-          <w:szCs w:val="28"/>
-          <w:highlight w:val="yellow"/>
-        </w:rPr>
-      </w:pPr>
-      <w:r>
-        <w:rPr>
-          <w:sz w:val="28"/>
-          <w:szCs w:val="28"/>
-          <w:highlight w:val="yellow"/>
-        </w:rPr>
-        <w:t xml:space="preserve">Контроллер IP2326 </w:t>
-      </w:r>
-      <w:r>
-        <w:rPr>
-          <w:sz w:val="28"/>
-          <w:szCs w:val="28"/>
-          <w:highlight w:val="yellow"/>
-        </w:rPr>
-        <w:t>–</w:t>
-      </w:r>
-      <w:r>
-        <w:rPr>
-          <w:sz w:val="28"/>
-          <w:szCs w:val="28"/>
-          <w:highlight w:val="yellow"/>
-        </w:rPr>
-        <w:t xml:space="preserve"> это комбинированная плата зарядки и управления питанием (BMS) для двухъячеечных литий-ионных сборок. Встроенный повышающий преобразователь позволяет заряжать батарею 8.4 В от стандартного телефонного блока питания 5 В через современный разъем USB Type-C, а встроенная балансировка ячеек продлевает срок службы аккумуляторов.</w:t>
-      </w:r>
-    </w:p>
-    <w:p>
-      <w:pPr>
-        <w:ind w:firstLine="720"/>
-        <w:jc w:val="both"/>
-        <w:rPr>
-          <w:sz w:val="28"/>
-          <w:szCs w:val="28"/>
-          <w:highlight w:val="yellow"/>
-        </w:rPr>
-      </w:pPr>
-      <w:r>
-        <w:rPr>
-          <w:sz w:val="28"/>
-          <w:szCs w:val="28"/>
-          <w:highlight w:val="yellow"/>
-        </w:rPr>
-        <w:t>Силовой понижающий DC-DC преобразователь обеспечивает стабильным напряжением массив требовательных сервоприводов. Его главным преимуществом является способность стабильно держать высокие токи при высоком КПД (до 95%), а также наличие встроенных аппаратных защит от перегрева и короткого замыкания.</w:t>
-      </w:r>
-    </w:p>
-    <w:p>
-      <w:pPr>
-        <w:ind w:firstLine="720"/>
-        <w:jc w:val="both"/>
-        <w:rPr>
-          <w:sz w:val="28"/>
-          <w:szCs w:val="28"/>
-        </w:rPr>
-      </w:pPr>
-      <w:r>
-        <w:rPr>
-          <w:sz w:val="28"/>
-          <w:szCs w:val="28"/>
-          <w:highlight w:val="yellow"/>
-        </w:rPr>
-        <w:t>Компактный понижающий модуль выделен исключительно для логического питания микроконтроллера ESP32 и цифровых датчиков. Он гарантированно изолирует чувствительную электронику от силовых помех, выдавая стабильные 5 В даже при сильных и резких просадках напряжения от рывков моторов.</w:t>
-      </w:r>
-    </w:p>
-    <w:p>
-      <w:pPr>
-        <w:ind w:firstLine="720"/>
-        <w:jc w:val="both"/>
-        <w:rPr>
-          <w:sz w:val="28"/>
-          <w:szCs w:val="28"/>
-        </w:rPr>
-      </w:pPr>
-      <w:r>
-        <w:rPr>
-          <w:sz w:val="28"/>
-          <w:szCs w:val="28"/>
-        </w:rPr>
-        <w:lastRenderedPageBreak/>
-        <w:t xml:space="preserve">Пассивный </w:t>
-      </w:r>
-      <w:proofErr w:type="spellStart"/>
-      <w:r>
-        <w:rPr>
-          <w:sz w:val="28"/>
-          <w:szCs w:val="28"/>
-        </w:rPr>
-        <w:t>пьезоизлучатель</w:t>
-      </w:r>
-      <w:proofErr w:type="spellEnd"/>
-      <w:r>
-        <w:rPr>
-          <w:sz w:val="28"/>
-          <w:szCs w:val="28"/>
-        </w:rPr>
-        <w:t xml:space="preserve"> KY-006 выполняет роль системы акустического оповещения оператора о системных событиях. Пассивная архитектура мембраны позволяет генерировать звуки любой частоты с помощью ШИМ-сигнала (мелодии, сирены), в отличие от простых активных зуммеров, издающих только один монотонный писк.</w:t>
-      </w:r>
-    </w:p>
-    <w:p>
-      <w:pPr>
-        <w:ind w:firstLine="720"/>
-        <w:jc w:val="both"/>
-        <w:rPr>
-          <w:sz w:val="28"/>
-          <w:szCs w:val="28"/>
-        </w:rPr>
-      </w:pPr>
-      <w:r>
-        <w:rPr>
-          <w:sz w:val="28"/>
-          <w:szCs w:val="28"/>
-        </w:rPr>
-        <w:t>Адресные светодиоды WS2812B используются для создания наглядной визуальной индикации состояния устройства. Наличие микрочипа в каждом диоде позволяет индивидуально настраивать полный RGB-спектр для конкретного диода и управлять любой длиной цепи всего по одному цифровому выводу микроконтроллера.</w:t>
-      </w:r>
-    </w:p>
-    <w:p>
-      <w:pPr>
-        <w:ind w:firstLine="720"/>
-        <w:rPr>
-          <w:sz w:val="28"/>
-          <w:szCs w:val="28"/>
-        </w:rPr>
-      </w:pPr>
-    </w:p>
-    <w:p>
-      <w:pPr>
-        <w:ind w:firstLine="720"/>
-        <w:rPr>
-          <w:sz w:val="28"/>
-          <w:szCs w:val="28"/>
-        </w:rPr>
-      </w:pPr>
-      <w:r>
-        <w:rPr>
-          <w:b/>
-          <w:bCs/>
-          <w:sz w:val="28"/>
-          <w:szCs w:val="28"/>
-        </w:rPr>
-        <w:t>1.3 Обоснование выбора вычислительной системы</w:t>
-      </w:r>
-    </w:p>
-    <w:p>
-      <w:pPr>
-        <w:rPr>
-          <w:sz w:val="28"/>
-          <w:szCs w:val="28"/>
-        </w:rPr>
-      </w:pPr>
-    </w:p>
-    <w:p>
-      <w:pPr>
-        <w:ind w:firstLine="720"/>
-        <w:jc w:val="both"/>
-        <w:rPr>
-          <w:sz w:val="28"/>
-          <w:szCs w:val="28"/>
-        </w:rPr>
-      </w:pPr>
-      <w:r>
-        <w:rPr>
-          <w:sz w:val="28"/>
-          <w:szCs w:val="28"/>
-        </w:rPr>
-        <w:t>Выбор ESP32 обусловлен спецификой расчетов инверсной кинематики (ИК). В отличие от 8-битных платформ</w:t>
-      </w:r>
-      <w:r>
-        <w:rPr>
-          <w:sz w:val="28"/>
-          <w:szCs w:val="28"/>
-        </w:rPr>
-        <w:t xml:space="preserve">, </w:t>
-      </w:r>
-      <w:r>
-        <w:rPr>
-          <w:sz w:val="28"/>
-          <w:szCs w:val="28"/>
-        </w:rPr>
-        <w:t>ESP32 обладает 32-битной разрядностью и модулем FPU, что позволяет выполнять сложные тригонометрические вычисления в реальном времени. По сравнению с микрокомпьютерами</w:t>
-      </w:r>
-      <w:r>
-        <w:rPr>
-          <w:sz w:val="28"/>
-          <w:szCs w:val="28"/>
-        </w:rPr>
-        <w:t xml:space="preserve">, </w:t>
-      </w:r>
-      <w:r>
-        <w:rPr>
-          <w:sz w:val="28"/>
-          <w:szCs w:val="28"/>
-        </w:rPr>
-        <w:t xml:space="preserve">такими как </w:t>
-      </w:r>
-      <w:proofErr w:type="spellStart"/>
-      <w:r>
-        <w:rPr>
-          <w:sz w:val="28"/>
-          <w:szCs w:val="28"/>
-        </w:rPr>
-        <w:t>Raspberry</w:t>
-      </w:r>
-      <w:proofErr w:type="spellEnd"/>
-      <w:r>
-        <w:rPr>
-          <w:sz w:val="28"/>
-          <w:szCs w:val="28"/>
-        </w:rPr>
-        <w:t xml:space="preserve"> </w:t>
-      </w:r>
-      <w:proofErr w:type="spellStart"/>
-      <w:r>
-        <w:rPr>
-          <w:sz w:val="28"/>
-          <w:szCs w:val="28"/>
-        </w:rPr>
-        <w:t>Pi</w:t>
-      </w:r>
-      <w:proofErr w:type="spellEnd"/>
-      <w:r>
-        <w:rPr>
-          <w:sz w:val="28"/>
-          <w:szCs w:val="28"/>
-        </w:rPr>
-        <w:t>, ESP32 обеспечивает жесткое реальное время, критически важное для синхронной генерации ШИМ-сигнала для сервоприводов, и потребляет значительно меньше энергии, не требуя загрузки тяжеловесной ОС.</w:t>
-      </w:r>
-    </w:p>
-    <w:p>
-      <w:pPr>
-        <w:ind w:firstLine="720"/>
-        <w:jc w:val="both"/>
-        <w:rPr>
-          <w:sz w:val="28"/>
-          <w:szCs w:val="28"/>
-        </w:rPr>
-      </w:pPr>
-      <w:r>
-        <w:rPr>
-          <w:sz w:val="28"/>
-          <w:szCs w:val="28"/>
-        </w:rPr>
-        <w:t xml:space="preserve">Так же у </w:t>
-      </w:r>
-      <w:r>
-        <w:rPr>
-          <w:sz w:val="28"/>
-          <w:szCs w:val="28"/>
-          <w:lang w:val="en-US"/>
-        </w:rPr>
-        <w:t>ESP</w:t>
-      </w:r>
-      <w:r>
-        <w:rPr>
-          <w:sz w:val="28"/>
-          <w:szCs w:val="28"/>
-        </w:rPr>
-        <w:t xml:space="preserve">32 </w:t>
-      </w:r>
-      <w:r>
-        <w:rPr>
-          <w:sz w:val="28"/>
-          <w:szCs w:val="28"/>
-        </w:rPr>
-        <w:t xml:space="preserve">есть 2 ядра для различных задач. Это также является плюсом из-за </w:t>
-      </w:r>
-      <w:proofErr w:type="spellStart"/>
-      <w:r>
-        <w:rPr>
-          <w:sz w:val="28"/>
-          <w:szCs w:val="28"/>
-        </w:rPr>
-        <w:t>отстутвия</w:t>
-      </w:r>
-      <w:proofErr w:type="spellEnd"/>
-      <w:r>
-        <w:rPr>
-          <w:sz w:val="28"/>
-          <w:szCs w:val="28"/>
-        </w:rPr>
-        <w:t xml:space="preserve"> гонки между ресурсами между алгоритмом кинематики и сетевого взаимодействия.</w:t>
-      </w:r>
-    </w:p>
-    <w:p>
-      <w:pPr>
-        <w:ind w:firstLine="720"/>
-        <w:jc w:val="both"/>
-        <w:rPr>
-          <w:sz w:val="28"/>
-          <w:szCs w:val="28"/>
-        </w:rPr>
-      </w:pPr>
-    </w:p>
-    <w:p>
-      <w:pPr>
-        <w:ind w:firstLine="720"/>
-        <w:jc w:val="both"/>
-        <w:rPr>
-          <w:b/>
-          <w:bCs/>
-          <w:sz w:val="28"/>
-          <w:szCs w:val="28"/>
-        </w:rPr>
-      </w:pPr>
-      <w:r>
-        <w:rPr>
-          <w:b/>
-          <w:bCs/>
-          <w:sz w:val="28"/>
-          <w:szCs w:val="28"/>
-        </w:rPr>
-        <w:t>1.4 Анализ выбранной вычислительной системы для написания программы</w:t>
-      </w:r>
-    </w:p>
-    <w:p>
-      <w:pPr>
-        <w:ind w:firstLine="720"/>
-        <w:jc w:val="both"/>
-        <w:rPr>
-          <w:b/>
-          <w:bCs/>
-          <w:sz w:val="28"/>
-          <w:szCs w:val="28"/>
-        </w:rPr>
-      </w:pPr>
-    </w:p>
-    <w:p>
-      <w:pPr>
-        <w:ind w:firstLine="720"/>
-        <w:jc w:val="both"/>
-        <w:rPr>
-          <w:sz w:val="28"/>
-          <w:szCs w:val="28"/>
-        </w:rPr>
-      </w:pPr>
-      <w:r>
-        <w:rPr>
-          <w:sz w:val="28"/>
-          <w:szCs w:val="28"/>
-        </w:rPr>
-        <w:t>Первое вычислительное ядро микроконтроллера, отвечающее за работу сетевых протоколов, выделяется строго под выполнение асинхронных задач. В его основные функции входит поддержание стабильной работы точки доступа беспроводной сети, непрерывная обработка входящих сетевых соединений и маршрутизация клиентских запросов. Также на данный вычислительный узел возлагается отдача статических файлов пользовательского интерфейса и ведение системных журналов. Такое архитектурное решение позволяет полностью изолировать процессы коммуникации и логирования от физического управления механизмами.</w:t>
-      </w:r>
-    </w:p>
-    <w:p>
-      <w:pPr>
-        <w:ind w:firstLine="720"/>
-        <w:jc w:val="both"/>
-        <w:rPr>
-          <w:sz w:val="28"/>
-          <w:szCs w:val="28"/>
-        </w:rPr>
-      </w:pPr>
-      <w:r>
-        <w:rPr>
-          <w:sz w:val="28"/>
-          <w:szCs w:val="28"/>
-        </w:rPr>
-        <w:t xml:space="preserve">Второе вычислительное ядро, предназначенное для исполнения прикладного кода, резервируется исключительно под ресурсоемкий математический контур, регулярный опрос датчиков и управление драйверами сервомоторов. Подобное аппаратное разделение потоков гарантирует отсутствие программных задержек в главном цикле управления. В результате обеспечивается высокая надежность системы: даже в случае возникновения перебоев или полной потери сигнала беспроводной сети, робот продолжает </w:t>
-      </w:r>
-      <w:r>
-        <w:rPr>
-          <w:sz w:val="28"/>
-          <w:szCs w:val="28"/>
-        </w:rPr>
-        <w:lastRenderedPageBreak/>
-        <w:t>плавное выполнение алгоритма походки без структурных сбоев и рывков.</w:t>
-      </w:r>
-    </w:p>
-    <w:p>
-      <w:pPr>
-        <w:ind w:firstLine="720"/>
-        <w:jc w:val="both"/>
-        <w:rPr>
-          <w:sz w:val="28"/>
-          <w:szCs w:val="28"/>
-        </w:rPr>
-      </w:pPr>
-      <w:r>
-        <w:rPr>
-          <w:sz w:val="28"/>
-          <w:szCs w:val="28"/>
-        </w:rPr>
-        <w:t xml:space="preserve">Следует отметить, что расчет инверсной кинематики не является высоконагруженным процессом. За один полный цикл вычислений алгоритм выполняет порядка </w:t>
-      </w:r>
-      <w:r>
-        <w:rPr>
-          <w:sz w:val="28"/>
-          <w:szCs w:val="28"/>
-          <w:highlight w:val="yellow"/>
-        </w:rPr>
-        <w:t>девятьсот</w:t>
-      </w:r>
-      <w:r>
-        <w:rPr>
-          <w:sz w:val="28"/>
-          <w:szCs w:val="28"/>
-          <w:highlight w:val="yellow"/>
-        </w:rPr>
-        <w:t xml:space="preserve"> </w:t>
-      </w:r>
-      <w:r>
-        <w:rPr>
-          <w:sz w:val="28"/>
-          <w:szCs w:val="28"/>
-        </w:rPr>
-        <w:t>математических операций</w:t>
-      </w:r>
-      <w:r>
-        <w:rPr>
-          <w:sz w:val="28"/>
-          <w:szCs w:val="28"/>
-        </w:rPr>
-        <w:t xml:space="preserve">. </w:t>
-      </w:r>
-      <w:proofErr w:type="gramStart"/>
-      <w:r>
-        <w:rPr>
-          <w:sz w:val="28"/>
-          <w:szCs w:val="28"/>
-        </w:rPr>
-        <w:t>При необходимой частоте обновления позиций механизмов в пятьдесят герц,</w:t>
-      </w:r>
-      <w:proofErr w:type="gramEnd"/>
-      <w:r>
-        <w:rPr>
-          <w:sz w:val="28"/>
-          <w:szCs w:val="28"/>
-        </w:rPr>
-        <w:t xml:space="preserve"> общее число требуемых операций составляет около </w:t>
-      </w:r>
-      <w:r>
-        <w:rPr>
-          <w:sz w:val="28"/>
-          <w:szCs w:val="28"/>
-          <w:highlight w:val="yellow"/>
-        </w:rPr>
-        <w:t>сорока пяти тысяч</w:t>
-      </w:r>
-      <w:r>
-        <w:rPr>
-          <w:sz w:val="28"/>
-          <w:szCs w:val="28"/>
-          <w:highlight w:val="yellow"/>
-        </w:rPr>
-        <w:t xml:space="preserve"> в секунду</w:t>
-      </w:r>
-      <w:r>
-        <w:rPr>
-          <w:sz w:val="28"/>
-          <w:szCs w:val="28"/>
-        </w:rPr>
-        <w:t>. На фоне максимальной рабочей тактовой частоты процессора, составляющей двести сорок мегагерц, данные затраты вычислительного времени ничтожно малы. Образовавшийся колоссальный запас производительности позволяет прикладному ядру параллельно обрабатывать данные с датчиков, перехватывать системные ошибки и реализовывать всю внутреннюю логику устройства без просадок по времени.</w:t>
-      </w:r>
-    </w:p>
-    <w:p>
-      <w:pPr>
-        <w:ind w:firstLine="720"/>
-        <w:jc w:val="both"/>
-        <w:rPr>
-          <w:sz w:val="28"/>
-          <w:szCs w:val="28"/>
-        </w:rPr>
-      </w:pPr>
-      <w:r>
-        <w:rPr>
-          <w:sz w:val="28"/>
-          <w:szCs w:val="28"/>
-        </w:rPr>
         <w:t>Отдельным преимуществом выбранной аппаратной платформы является наличие четырех мегабайт встроенной энергонезависимой памяти микроконтроллера. Столь значительный объем хранилища дает возможность не только разместить скомпилированный код прошивки, но и сохранять фрагменты системных логов и диагностические данные непосредственно во внутреннюю файловую систему устройства для их последующего анализа.</w:t>
       </w:r>
     </w:p>
@@ -4519,7 +4027,15 @@
           <w:sz w:val="28"/>
           <w:szCs w:val="28"/>
         </w:rPr>
-        <w:t>Кроме того, вычислительная система располагает пятьюстами двенадцатью килобайтами быстрой оперативной памяти. Доступный объем оперативного пространства позволяет беспрепятственно загружать элементы верстки веб-сайта и скрипты непосредственно в оперативную память при формировании ответов на сетевые запросы. Это обеспечивает быструю и стабильную работу графического интерфейса пользователя без необходимости применения внешних SD-карт или сторонних серверов.</w:t>
+        <w:t xml:space="preserve">Кроме того, вычислительная система располагает пятьюстами </w:t>
+      </w:r>
+      <w:r>
+        <w:rPr>
+          <w:sz w:val="28"/>
+          <w:szCs w:val="28"/>
+        </w:rPr>
+        <w:lastRenderedPageBreak/>
+        <w:t>двенадцатью килобайтами быстрой оперативной памяти. Доступный объем оперативного пространства позволяет беспрепятственно загружать элементы верстки веб-сайта и скрипты непосредственно в оперативную память при формировании ответов на сетевые запросы. Это обеспечивает быструю и стабильную работу графического интерфейса пользователя без необходимости применения внешних SD-карт или сторонних серверов.</w:t>
       </w:r>
     </w:p>
     <w:p>
@@ -4545,7 +4061,7 @@
           <w:numId w:val="1"/>
         </w:numPr>
       </w:pPr>
-      <w:bookmarkStart w:id="4" w:name="_Toc241016967"/>
+      <w:bookmarkStart w:id="4" w:name="_Toc241248802"/>
       <w:r>
         <w:lastRenderedPageBreak/>
         <w:t>ПЛАТФОРМА ПРОГРАММНОГО ОБЕСПЕЧЕНИЯ</w:t>
@@ -4627,23 +4143,7 @@
           <w:sz w:val="28"/>
           <w:szCs w:val="28"/>
         </w:rPr>
-        <w:t xml:space="preserve">Низкоуровневая логика базируется на операционной системе реального времени </w:t>
-      </w:r>
-      <w:proofErr w:type="spellStart"/>
-      <w:r>
-        <w:rPr>
-          <w:sz w:val="28"/>
-          <w:szCs w:val="28"/>
-        </w:rPr>
-        <w:t>FreeRTOS</w:t>
-      </w:r>
-      <w:proofErr w:type="spellEnd"/>
-      <w:r>
-        <w:rPr>
-          <w:sz w:val="28"/>
-          <w:szCs w:val="28"/>
-        </w:rPr>
-        <w:t xml:space="preserve"> и написана на языке C.</w:t>
+        <w:t>Низкоуровневая логика базируется на операционной системе реального времени FreeRTOS и написана на языке C.</w:t>
       </w:r>
       <w:r>
         <w:rPr>
@@ -4704,17 +4204,22 @@
           <w:sz w:val="28"/>
           <w:szCs w:val="28"/>
         </w:rPr>
-        <w:t xml:space="preserve">Высокоуровневая часть управления представляет собой Single Page Application, разработанное на базе фреймворка </w:t>
-      </w:r>
-      <w:proofErr w:type="spellStart"/>
-      <w:r>
-        <w:rPr>
-          <w:sz w:val="28"/>
-          <w:szCs w:val="28"/>
-        </w:rPr>
-        <w:t>Vue.j</w:t>
-      </w:r>
-      <w:proofErr w:type="spellEnd"/>
+        <w:t>Высокоуровневая часть управления представляет собой</w:t>
+      </w:r>
+      <w:r>
+        <w:rPr>
+          <w:sz w:val="28"/>
+          <w:szCs w:val="28"/>
+        </w:rPr>
+        <w:t xml:space="preserve"> одностраничное приложение</w:t>
+      </w:r>
+      <w:r>
+        <w:rPr>
+          <w:sz w:val="28"/>
+          <w:szCs w:val="28"/>
+        </w:rPr>
+        <w:t>, разработанное на базе фреймворка Vue.j</w:t>
+      </w:r>
       <w:r>
         <w:rPr>
           <w:sz w:val="28"/>
@@ -4766,17 +4271,8 @@
           <w:sz w:val="28"/>
           <w:szCs w:val="28"/>
         </w:rPr>
-        <w:t xml:space="preserve">Взаимодействие между уровнями реализовано поверх стека TCP/IP через протокол </w:t>
-      </w:r>
-      <w:proofErr w:type="spellStart"/>
-      <w:r>
-        <w:rPr>
-          <w:sz w:val="28"/>
-          <w:szCs w:val="28"/>
-        </w:rPr>
-        <w:t>WebSocket</w:t>
-      </w:r>
-      <w:proofErr w:type="spellEnd"/>
+        <w:t>Взаимодействие между уровнями реализовано поверх стека TCP/IP через протокол WebSocket</w:t>
+      </w:r>
       <w:r>
         <w:rPr>
           <w:sz w:val="28"/>
@@ -4784,7 +4280,6 @@
         </w:rPr>
         <w:t xml:space="preserve"> с помощью библиотеки </w:t>
       </w:r>
-      <w:proofErr w:type="spellStart"/>
       <w:r>
         <w:rPr>
           <w:sz w:val="28"/>
@@ -4793,7 +4288,6 @@
         </w:rPr>
         <w:t>esp</w:t>
       </w:r>
-      <w:proofErr w:type="spellEnd"/>
       <w:r>
         <w:rPr>
           <w:sz w:val="28"/>
@@ -4870,6 +4364,14 @@
         </w:rPr>
         <w:t xml:space="preserve"> </w:t>
       </w:r>
+      <w:r>
+        <w:rPr>
+          <w:sz w:val="28"/>
+          <w:szCs w:val="28"/>
+          <w:highlight w:val="yellow"/>
+        </w:rPr>
+        <w:t>поменьше</w:t>
+      </w:r>
     </w:p>
     <w:p>
       <w:pPr>
@@ -4890,21 +4392,12 @@
           <w:szCs w:val="28"/>
         </w:rPr>
       </w:pPr>
-      <w:proofErr w:type="spellStart"/>
-      <w:r>
-        <w:rPr>
-          <w:sz w:val="28"/>
-          <w:szCs w:val="28"/>
-        </w:rPr>
-        <w:t>FreeRTOS</w:t>
-      </w:r>
-      <w:proofErr w:type="spellEnd"/>
-      <w:r>
-        <w:rPr>
-          <w:sz w:val="28"/>
-          <w:szCs w:val="28"/>
-        </w:rPr>
-        <w:t xml:space="preserve"> является индустриальным стандартом операционных систем для встраиваемых устройств, обеспечивающим предсказуемое вытесняющее планирование задач. </w:t>
+      <w:r>
+        <w:rPr>
+          <w:sz w:val="28"/>
+          <w:szCs w:val="28"/>
+        </w:rPr>
+        <w:t xml:space="preserve">FreeRTOS является индустриальным стандартом операционных систем для встраиваемых устройств, обеспечивающим предсказуемое вытесняющее планирование задач. </w:t>
       </w:r>
     </w:p>
     <w:p>
@@ -4937,6 +4430,69 @@
         </w:rPr>
         <w:t>ОС используют планировщик для быстрого переключения между потоками, создавая иллюзию многозадачности. В то время как планировщики обычных ОС фокусируются на отзывчивости или справедливом распределении процессорного времени, планировщик операционной системы реального времени гарантирует строго предсказуемое выполнение.</w:t>
       </w:r>
+      <w:r>
+        <w:rPr>
+          <w:sz w:val="28"/>
+          <w:szCs w:val="28"/>
+        </w:rPr>
+        <w:t xml:space="preserve"> </w:t>
+      </w:r>
+      <w:r>
+        <w:rPr>
+          <w:sz w:val="28"/>
+          <w:szCs w:val="28"/>
+        </w:rPr>
+        <w:t>Это критично для встраиваемых систем, которые обязаны реагировать на события за жестко заданное врем</w:t>
+      </w:r>
+      <w:r>
+        <w:rPr>
+          <w:sz w:val="28"/>
+          <w:szCs w:val="28"/>
+        </w:rPr>
+        <w:t>я</w:t>
+      </w:r>
+      <w:r>
+        <w:rPr>
+          <w:sz w:val="28"/>
+          <w:szCs w:val="28"/>
+        </w:rPr>
+        <w:t xml:space="preserve">. Традиционные </w:t>
+      </w:r>
+      <w:r>
+        <w:rPr>
+          <w:sz w:val="28"/>
+          <w:szCs w:val="28"/>
+        </w:rPr>
+        <w:t>о</w:t>
+      </w:r>
+      <w:r>
+        <w:rPr>
+          <w:sz w:val="28"/>
+          <w:szCs w:val="28"/>
+        </w:rPr>
+        <w:t>перационные системы реального времени</w:t>
+      </w:r>
+      <w:r>
+        <w:rPr>
+          <w:sz w:val="28"/>
+          <w:szCs w:val="28"/>
+        </w:rPr>
+        <w:t xml:space="preserve"> ОСРВ, такие как FreeRTOS, достигают этого за счет назначения строгого приоритета каждой задач</w:t>
+      </w:r>
+      <w:r>
+        <w:rPr>
+          <w:sz w:val="28"/>
+          <w:szCs w:val="28"/>
+        </w:rPr>
+        <w:t>е или потоку</w:t>
+      </w:r>
+      <w:r>
+        <w:rPr>
+          <w:sz w:val="28"/>
+          <w:szCs w:val="28"/>
+        </w:rPr>
+        <w:t>.</w:t>
+      </w:r>
     </w:p>
     <w:p>
       <w:pPr>
@@ -4952,65 +4508,35 @@
           <w:sz w:val="28"/>
           <w:szCs w:val="28"/>
         </w:rPr>
-        <w:t>Это критично для встраиваемых систем, которые обязаны реагировать на события за жестко заданное врем</w:t>
-      </w:r>
-      <w:r>
-        <w:rPr>
-          <w:sz w:val="28"/>
-          <w:szCs w:val="28"/>
-        </w:rPr>
-        <w:t>я</w:t>
-      </w:r>
-      <w:r>
-        <w:rPr>
-          <w:sz w:val="28"/>
-          <w:szCs w:val="28"/>
-        </w:rPr>
-        <w:t xml:space="preserve">. Традиционные </w:t>
-      </w:r>
-      <w:r>
-        <w:rPr>
-          <w:sz w:val="28"/>
-          <w:szCs w:val="28"/>
-        </w:rPr>
-        <w:t>Операционные системы реального времени</w:t>
-      </w:r>
-      <w:r>
-        <w:rPr>
-          <w:sz w:val="28"/>
-          <w:szCs w:val="28"/>
-        </w:rPr>
-        <w:t xml:space="preserve"> ОСРВ, такие как </w:t>
-      </w:r>
-      <w:proofErr w:type="spellStart"/>
-      <w:r>
-        <w:rPr>
-          <w:sz w:val="28"/>
-          <w:szCs w:val="28"/>
-        </w:rPr>
         <w:t>FreeRTOS</w:t>
       </w:r>
-      <w:proofErr w:type="spellEnd"/>
-      <w:r>
-        <w:rPr>
-          <w:sz w:val="28"/>
-          <w:szCs w:val="28"/>
-        </w:rPr>
-        <w:t>, достигают этого за счет назначения строгого приоритета каждой задач</w:t>
-      </w:r>
-      <w:r>
-        <w:rPr>
-          <w:sz w:val="28"/>
-          <w:szCs w:val="28"/>
-        </w:rPr>
-        <w:t>е или потоку</w:t>
-      </w:r>
-      <w:r>
-        <w:rPr>
-          <w:sz w:val="28"/>
-          <w:szCs w:val="28"/>
-        </w:rPr>
-        <w:t>.</w:t>
+      <w:r>
+        <w:rPr>
+          <w:sz w:val="28"/>
+          <w:szCs w:val="28"/>
+        </w:rPr>
+        <w:t xml:space="preserve"> – э</w:t>
+      </w:r>
+      <w:r>
+        <w:rPr>
+          <w:sz w:val="28"/>
+          <w:szCs w:val="28"/>
+        </w:rPr>
+        <w:t xml:space="preserve">то класс компактных ОСРВ, созданных для микроконтроллеров </w:t>
+      </w:r>
+      <w:r>
+        <w:rPr>
+          <w:sz w:val="28"/>
+          <w:szCs w:val="28"/>
+        </w:rPr>
+        <w:t>–</w:t>
+      </w:r>
+      <w:r>
+        <w:rPr>
+          <w:sz w:val="28"/>
+          <w:szCs w:val="28"/>
+        </w:rPr>
+        <w:t xml:space="preserve"> чипов с сильно ограниченными вычислительными ресурсами и памятью, выполняющих узкоспециализированные функции.</w:t>
       </w:r>
     </w:p>
     <w:p>
@@ -5022,42 +4548,90 @@
           <w:szCs w:val="28"/>
         </w:rPr>
       </w:pPr>
-      <w:proofErr w:type="spellStart"/>
-      <w:r>
-        <w:rPr>
-          <w:sz w:val="28"/>
-          <w:szCs w:val="28"/>
-        </w:rPr>
-        <w:t>FreeRTOS</w:t>
-      </w:r>
-      <w:proofErr w:type="spellEnd"/>
-      <w:r>
-        <w:rPr>
-          <w:sz w:val="28"/>
-          <w:szCs w:val="28"/>
-        </w:rPr>
-        <w:t xml:space="preserve"> – э</w:t>
-      </w:r>
-      <w:r>
-        <w:rPr>
-          <w:sz w:val="28"/>
-          <w:szCs w:val="28"/>
-        </w:rPr>
-        <w:t xml:space="preserve">то класс компактных ОСРВ, созданных для микроконтроллеров </w:t>
-      </w:r>
-      <w:r>
-        <w:rPr>
-          <w:sz w:val="28"/>
-          <w:szCs w:val="28"/>
-        </w:rPr>
-        <w:t>–</w:t>
-      </w:r>
-      <w:r>
-        <w:rPr>
-          <w:sz w:val="28"/>
-          <w:szCs w:val="28"/>
-        </w:rPr>
-        <w:t xml:space="preserve"> чипов с сильно ограниченными вычислительными ресурсами и памятью, выполняющих узкоспециализированные функции.</w:t>
+      <w:r>
+        <w:rPr>
+          <w:sz w:val="28"/>
+          <w:szCs w:val="28"/>
+        </w:rPr>
+        <w:t xml:space="preserve">С </w:t>
+      </w:r>
+      <w:r>
+        <w:rPr>
+          <w:sz w:val="28"/>
+          <w:szCs w:val="28"/>
+        </w:rPr>
+        <w:t xml:space="preserve">– </w:t>
+      </w:r>
+      <w:r>
+        <w:rPr>
+          <w:sz w:val="28"/>
+          <w:szCs w:val="28"/>
+        </w:rPr>
+        <w:t xml:space="preserve"> это универсальный язык программирования с компактным способом записи выражений, современными</w:t>
+      </w:r>
+      <w:r>
+        <w:rPr>
+          <w:sz w:val="28"/>
+          <w:szCs w:val="28"/>
+        </w:rPr>
+        <w:t xml:space="preserve"> </w:t>
+      </w:r>
+      <w:r>
+        <w:rPr>
+          <w:sz w:val="28"/>
+          <w:szCs w:val="28"/>
+        </w:rPr>
+        <w:t xml:space="preserve">механизмами управления структурами данных и богатым набором операторов. И операционная система, и </w:t>
+      </w:r>
+      <w:r>
+        <w:rPr>
+          <w:sz w:val="28"/>
+          <w:szCs w:val="28"/>
+          <w:lang w:val="en-US"/>
+        </w:rPr>
+        <w:t>C</w:t>
+      </w:r>
+      <w:r>
+        <w:rPr>
+          <w:sz w:val="28"/>
+          <w:szCs w:val="28"/>
+        </w:rPr>
+        <w:t xml:space="preserve"> </w:t>
+      </w:r>
+      <w:r>
+        <w:rPr>
+          <w:sz w:val="28"/>
+          <w:szCs w:val="28"/>
+        </w:rPr>
+        <w:t>компилятор, и, по существу, все прикладные программы системы UNIX написаны на Си. Си не</w:t>
+      </w:r>
+      <w:r>
+        <w:rPr>
+          <w:sz w:val="28"/>
+          <w:szCs w:val="28"/>
+        </w:rPr>
+        <w:t xml:space="preserve"> </w:t>
+      </w:r>
+      <w:r>
+        <w:rPr>
+          <w:sz w:val="28"/>
+          <w:szCs w:val="28"/>
+        </w:rPr>
+        <w:t>привязан к конкретной аппаратуре или системе, однако на нем легко писать программы, которые без каких-</w:t>
+      </w:r>
+      <w:r>
+        <w:rPr>
+          <w:sz w:val="28"/>
+          <w:szCs w:val="28"/>
+        </w:rPr>
+        <w:t>л</w:t>
+      </w:r>
+      <w:r>
+        <w:rPr>
+          <w:sz w:val="28"/>
+          <w:szCs w:val="28"/>
+        </w:rPr>
+        <w:t>ибо изменений переносятся на другие машины, где осуществляется его поддержка.</w:t>
       </w:r>
     </w:p>
     <w:p>
@@ -5074,23 +4648,64 @@
           <w:sz w:val="28"/>
           <w:szCs w:val="28"/>
         </w:rPr>
-        <w:t xml:space="preserve">Поскольку полноценная ОС для таких устройств избыточна или невозможна, </w:t>
-      </w:r>
-      <w:proofErr w:type="spellStart"/>
-      <w:r>
-        <w:rPr>
-          <w:sz w:val="28"/>
-          <w:szCs w:val="28"/>
-        </w:rPr>
-        <w:t>FreeRTOS</w:t>
-      </w:r>
-      <w:proofErr w:type="spellEnd"/>
-      <w:r>
-        <w:rPr>
-          <w:sz w:val="28"/>
-          <w:szCs w:val="28"/>
-        </w:rPr>
-        <w:t xml:space="preserve"> функционирует как базовое ядро реального времени. Она предоставляет только самое необходимое: планировщик, средства связи между задачами, таймеры и примитивы синхронизации. Дополнительные функции (например, сетевые стеки) подключаются отдельными модулями.</w:t>
+        <w:t>Язык</w:t>
+      </w:r>
+      <w:r>
+        <w:rPr>
+          <w:sz w:val="28"/>
+          <w:szCs w:val="28"/>
+        </w:rPr>
+        <w:t xml:space="preserve"> Си </w:t>
+      </w:r>
+      <w:r>
+        <w:rPr>
+          <w:sz w:val="28"/>
+          <w:szCs w:val="28"/>
+        </w:rPr>
+        <w:t>–</w:t>
+      </w:r>
+      <w:r>
+        <w:rPr>
+          <w:sz w:val="28"/>
+          <w:szCs w:val="28"/>
+        </w:rPr>
+        <w:t xml:space="preserve"> удобный, выразительный и гибкий язык, пригодный для программирования</w:t>
+      </w:r>
+      <w:r>
+        <w:rPr>
+          <w:sz w:val="28"/>
+          <w:szCs w:val="28"/>
+        </w:rPr>
+        <w:t xml:space="preserve"> </w:t>
+      </w:r>
+      <w:r>
+        <w:rPr>
+          <w:sz w:val="28"/>
+          <w:szCs w:val="28"/>
+        </w:rPr>
+        <w:t xml:space="preserve">широкого класса задач. Его легко выучить, и чем больше </w:t>
+      </w:r>
+      <w:r>
+        <w:rPr>
+          <w:sz w:val="28"/>
+          <w:szCs w:val="28"/>
+        </w:rPr>
+        <w:lastRenderedPageBreak/>
+        <w:t>работаешь с Си, тем он становится удобнее. Мы</w:t>
+      </w:r>
+      <w:r>
+        <w:rPr>
+          <w:sz w:val="28"/>
+          <w:szCs w:val="28"/>
+        </w:rPr>
+        <w:t xml:space="preserve"> </w:t>
+      </w:r>
+      <w:r>
+        <w:rPr>
+          <w:sz w:val="28"/>
+          <w:szCs w:val="28"/>
+        </w:rPr>
+        <w:t>надеемся, что эта книга поможет вам хорошо его освоить.</w:t>
       </w:r>
     </w:p>
     <w:p>
@@ -5107,9 +4722,8 @@
           <w:sz w:val="28"/>
           <w:szCs w:val="28"/>
         </w:rPr>
-        <w:t xml:space="preserve">Си </w:t>
-      </w:r>
-      <w:proofErr w:type="gramStart"/>
+        <w:t xml:space="preserve">ESP-IDF (Espressif IoT Development Framework) </w:t>
+      </w:r>
       <w:r>
         <w:rPr>
           <w:sz w:val="28"/>
@@ -5122,181 +4736,7 @@
           <w:sz w:val="28"/>
           <w:szCs w:val="28"/>
         </w:rPr>
-        <w:t xml:space="preserve"> это</w:t>
-      </w:r>
-      <w:proofErr w:type="gramEnd"/>
-      <w:r>
-        <w:rPr>
-          <w:sz w:val="28"/>
-          <w:szCs w:val="28"/>
-        </w:rPr>
-        <w:t xml:space="preserve"> универсальный язык программирования с компактным способом записи выражений, современными</w:t>
-      </w:r>
-      <w:r>
-        <w:rPr>
-          <w:sz w:val="28"/>
-          <w:szCs w:val="28"/>
-        </w:rPr>
-        <w:t xml:space="preserve"> </w:t>
-      </w:r>
-      <w:r>
-        <w:rPr>
-          <w:sz w:val="28"/>
-          <w:szCs w:val="28"/>
-        </w:rPr>
-        <w:t>механизмами управления структурами данных и богатым набором операторов. Си не является ни языком</w:t>
-      </w:r>
-      <w:r>
-        <w:rPr>
-          <w:sz w:val="28"/>
-          <w:szCs w:val="28"/>
-        </w:rPr>
-        <w:t xml:space="preserve"> </w:t>
-      </w:r>
-      <w:r>
-        <w:rPr>
-          <w:sz w:val="28"/>
-          <w:szCs w:val="28"/>
-        </w:rPr>
-        <w:t xml:space="preserve">"очень высокого уровня", ни "большим" языком, не рассчитан он и на какую-то </w:t>
-      </w:r>
-      <w:r>
-        <w:rPr>
-          <w:sz w:val="28"/>
-          <w:szCs w:val="28"/>
-        </w:rPr>
-        <w:lastRenderedPageBreak/>
-        <w:t>конкретную область</w:t>
-      </w:r>
-      <w:r>
-        <w:rPr>
-          <w:sz w:val="28"/>
-          <w:szCs w:val="28"/>
-        </w:rPr>
-        <w:t xml:space="preserve"> </w:t>
-      </w:r>
-      <w:r>
-        <w:rPr>
-          <w:sz w:val="28"/>
-          <w:szCs w:val="28"/>
-        </w:rPr>
-        <w:t>применения. Однако благодаря широким возможностям и универсальности для решения многих задач он</w:t>
-      </w:r>
-      <w:r>
-        <w:rPr>
-          <w:sz w:val="28"/>
-          <w:szCs w:val="28"/>
-        </w:rPr>
-        <w:t xml:space="preserve"> </w:t>
-      </w:r>
-      <w:r>
-        <w:rPr>
-          <w:sz w:val="28"/>
-          <w:szCs w:val="28"/>
-        </w:rPr>
-        <w:t>удобнее и эффективнее, чем предположительно более мощные языки.</w:t>
-      </w:r>
-      <w:r>
-        <w:rPr>
-          <w:sz w:val="28"/>
-          <w:szCs w:val="28"/>
-        </w:rPr>
-        <w:t xml:space="preserve"> </w:t>
-      </w:r>
-      <w:r>
-        <w:rPr>
-          <w:sz w:val="28"/>
-          <w:szCs w:val="28"/>
-        </w:rPr>
-        <w:t xml:space="preserve">Первоначально Си был создан Деннисом </w:t>
-      </w:r>
-      <w:proofErr w:type="spellStart"/>
-      <w:r>
-        <w:rPr>
-          <w:sz w:val="28"/>
-          <w:szCs w:val="28"/>
-        </w:rPr>
-        <w:t>Ритчи</w:t>
-      </w:r>
-      <w:proofErr w:type="spellEnd"/>
-      <w:r>
-        <w:rPr>
-          <w:sz w:val="28"/>
-          <w:szCs w:val="28"/>
-        </w:rPr>
-        <w:t xml:space="preserve"> как инструмент написания операционной системы UNIX для</w:t>
-      </w:r>
-      <w:r>
-        <w:rPr>
-          <w:sz w:val="28"/>
-          <w:szCs w:val="28"/>
-        </w:rPr>
-        <w:t xml:space="preserve"> </w:t>
-      </w:r>
-      <w:r>
-        <w:rPr>
-          <w:sz w:val="28"/>
-          <w:szCs w:val="28"/>
-        </w:rPr>
-        <w:t>машины PDP-11 и реализован в рамках этой операционной системы. И операционная система, и Си-компилятор, и, по существу, все прикладные программы системы UNIX написаны на Си. Фирменные Си-компиляторы существуют</w:t>
-      </w:r>
-      <w:r>
-        <w:rPr>
-          <w:sz w:val="28"/>
-          <w:szCs w:val="28"/>
-        </w:rPr>
-        <w:t xml:space="preserve"> </w:t>
-      </w:r>
-      <w:r>
-        <w:rPr>
-          <w:sz w:val="28"/>
-          <w:szCs w:val="28"/>
-        </w:rPr>
-        <w:t xml:space="preserve">и на нескольких машинах других типов, среди которых IBM/370, Honeywell 6000 и </w:t>
-      </w:r>
-      <w:proofErr w:type="spellStart"/>
-      <w:r>
-        <w:rPr>
-          <w:sz w:val="28"/>
-          <w:szCs w:val="28"/>
-        </w:rPr>
-        <w:t>Interdata</w:t>
-      </w:r>
-      <w:proofErr w:type="spellEnd"/>
-      <w:r>
-        <w:rPr>
-          <w:sz w:val="28"/>
-          <w:szCs w:val="28"/>
-        </w:rPr>
-        <w:t xml:space="preserve"> 8/32. Си не</w:t>
-      </w:r>
-      <w:r>
-        <w:rPr>
-          <w:sz w:val="28"/>
-          <w:szCs w:val="28"/>
-        </w:rPr>
-        <w:t xml:space="preserve"> </w:t>
-      </w:r>
-      <w:r>
-        <w:rPr>
-          <w:sz w:val="28"/>
-          <w:szCs w:val="28"/>
-        </w:rPr>
-        <w:t>привязан к конкретной аппаратуре или системе, однако на нем легко писать программы, которые без каких-</w:t>
-      </w:r>
-      <w:r>
-        <w:rPr>
-          <w:sz w:val="28"/>
-          <w:szCs w:val="28"/>
-        </w:rPr>
-        <w:t>л</w:t>
-      </w:r>
-      <w:r>
-        <w:rPr>
-          <w:sz w:val="28"/>
-          <w:szCs w:val="28"/>
-        </w:rPr>
-        <w:t>ибо изменений переносятся на другие машины, где осуществляется его поддержка.</w:t>
+        <w:t xml:space="preserve"> это официальный SDK промышленного уровня для всех систем-на-кристалле компании Espressif. Он объединяет драйверы, сетевые стеки, инструменты безопасности и систему сборки, позволяя разрабатывать решения любой сложности: от простых датчиков до сертифицированных устройств Matter и систем с периферийным ИИ.</w:t>
       </w:r>
     </w:p>
     <w:p>
@@ -5313,56 +4753,7 @@
           <w:sz w:val="28"/>
           <w:szCs w:val="28"/>
         </w:rPr>
-        <w:t>Язык</w:t>
-      </w:r>
-      <w:r>
-        <w:rPr>
-          <w:sz w:val="28"/>
-          <w:szCs w:val="28"/>
-        </w:rPr>
-        <w:t xml:space="preserve"> Си </w:t>
-      </w:r>
-      <w:r>
-        <w:rPr>
-          <w:sz w:val="28"/>
-          <w:szCs w:val="28"/>
-        </w:rPr>
-        <w:t>–</w:t>
-      </w:r>
-      <w:r>
-        <w:rPr>
-          <w:sz w:val="28"/>
-          <w:szCs w:val="28"/>
-        </w:rPr>
-        <w:t xml:space="preserve"> удобный, выразительный и гибкий язык, пригодный для программирования</w:t>
-      </w:r>
-      <w:r>
-        <w:rPr>
-          <w:sz w:val="28"/>
-          <w:szCs w:val="28"/>
-        </w:rPr>
-        <w:t xml:space="preserve"> </w:t>
-      </w:r>
-      <w:r>
-        <w:rPr>
-          <w:sz w:val="28"/>
-          <w:szCs w:val="28"/>
-        </w:rPr>
-        <w:t>широкого класса задач. Его легко выучить, и чем больше работаешь с Си, тем он становится удобнее. Мы</w:t>
-      </w:r>
-      <w:r>
-        <w:rPr>
-          <w:sz w:val="28"/>
-          <w:szCs w:val="28"/>
-        </w:rPr>
-        <w:t xml:space="preserve"> </w:t>
-      </w:r>
-      <w:r>
-        <w:rPr>
-          <w:sz w:val="28"/>
-          <w:szCs w:val="28"/>
-        </w:rPr>
-        <w:t>надеемся, что эта книга поможет вам хорошо его освоить.</w:t>
+        <w:t>Главное преимущество ESP-IDF заключается в универсальности: единые API и система сборки работают со всеми линейками чипов Espressif. Это позволяет легко переходить на новые или более доступные микроконтроллеры без переписывания прикладного кода. Фреймворк имеет открытый исходный код, поддерживается мировым сообществом на GitHub и успешно применяется в более чем миллиарде устройств по всему миру.</w:t>
       </w:r>
     </w:p>
     <w:p>
@@ -5379,17 +4770,38 @@
           <w:sz w:val="28"/>
           <w:szCs w:val="28"/>
         </w:rPr>
-        <w:t>ESP-IDF (</w:t>
-      </w:r>
-      <w:proofErr w:type="spellStart"/>
-      <w:r>
-        <w:rPr>
-          <w:sz w:val="28"/>
-          <w:szCs w:val="28"/>
-        </w:rPr>
-        <w:t>Espressif</w:t>
-      </w:r>
-      <w:proofErr w:type="spellEnd"/>
+        <w:t xml:space="preserve">Для разработки проекта выбрана последняя стабильная версия </w:t>
+      </w:r>
+      <w:r>
+        <w:rPr>
+          <w:sz w:val="28"/>
+          <w:szCs w:val="28"/>
+        </w:rPr>
+        <w:t xml:space="preserve">на момент разработки </w:t>
+      </w:r>
+      <w:r>
+        <w:rPr>
+          <w:sz w:val="28"/>
+          <w:szCs w:val="28"/>
+          <w:lang w:val="en-US"/>
+        </w:rPr>
+        <w:t>ESP</w:t>
+      </w:r>
+      <w:r>
+        <w:rPr>
+          <w:sz w:val="28"/>
+          <w:szCs w:val="28"/>
+        </w:rPr>
+        <w:t>-</w:t>
+      </w:r>
+      <w:r>
+        <w:rPr>
+          <w:sz w:val="28"/>
+          <w:szCs w:val="28"/>
+          <w:lang w:val="en-US"/>
+        </w:rPr>
+        <w:t>IDF</w:t>
+      </w:r>
       <w:r>
         <w:rPr>
           <w:sz w:val="28"/>
@@ -5397,69 +4809,20 @@
         </w:rPr>
         <w:t xml:space="preserve"> </w:t>
       </w:r>
-      <w:proofErr w:type="spellStart"/>
-      <w:r>
-        <w:rPr>
-          <w:sz w:val="28"/>
-          <w:szCs w:val="28"/>
-        </w:rPr>
-        <w:t>IoT</w:t>
-      </w:r>
-      <w:proofErr w:type="spellEnd"/>
-      <w:r>
-        <w:rPr>
-          <w:sz w:val="28"/>
-          <w:szCs w:val="28"/>
-        </w:rPr>
-        <w:t xml:space="preserve"> Development Framework) — это официальный SDK промышленного уровня для всех систем-на-кристалле (</w:t>
-      </w:r>
-      <w:proofErr w:type="spellStart"/>
-      <w:r>
-        <w:rPr>
-          <w:sz w:val="28"/>
-          <w:szCs w:val="28"/>
-        </w:rPr>
-        <w:t>SoC</w:t>
-      </w:r>
-      <w:proofErr w:type="spellEnd"/>
-      <w:r>
-        <w:rPr>
-          <w:sz w:val="28"/>
-          <w:szCs w:val="28"/>
-        </w:rPr>
-        <w:t xml:space="preserve">) компании </w:t>
-      </w:r>
-      <w:proofErr w:type="spellStart"/>
-      <w:r>
-        <w:rPr>
-          <w:sz w:val="28"/>
-          <w:szCs w:val="28"/>
-        </w:rPr>
-        <w:t>Espressif</w:t>
-      </w:r>
-      <w:proofErr w:type="spellEnd"/>
-      <w:r>
-        <w:rPr>
-          <w:sz w:val="28"/>
-          <w:szCs w:val="28"/>
-        </w:rPr>
-        <w:t xml:space="preserve">. Он объединяет драйверы, сетевые стеки, инструменты безопасности и систему сборки, позволяя разрабатывать решения любой сложности: от простых датчиков до сертифицированных устройств </w:t>
-      </w:r>
-      <w:proofErr w:type="spellStart"/>
-      <w:r>
-        <w:rPr>
-          <w:sz w:val="28"/>
-          <w:szCs w:val="28"/>
-        </w:rPr>
-        <w:t>Matter</w:t>
-      </w:r>
-      <w:proofErr w:type="spellEnd"/>
-      <w:r>
-        <w:rPr>
-          <w:sz w:val="28"/>
-          <w:szCs w:val="28"/>
-        </w:rPr>
-        <w:t xml:space="preserve"> и систем с периферийным ИИ.</w:t>
+      <w:r>
+        <w:rPr>
+          <w:sz w:val="28"/>
+          <w:szCs w:val="28"/>
+          <w:lang w:val="en-US"/>
+        </w:rPr>
+        <w:t>v</w:t>
+      </w:r>
+      <w:r>
+        <w:rPr>
+          <w:sz w:val="28"/>
+          <w:szCs w:val="28"/>
+        </w:rPr>
+        <w:t>6.0.2.</w:t>
       </w:r>
     </w:p>
     <w:p>
@@ -5476,39 +4839,21 @@
           <w:sz w:val="28"/>
           <w:szCs w:val="28"/>
         </w:rPr>
-        <w:t xml:space="preserve">Главное преимущество ESP-IDF заключается в универсальности: единые API и система сборки работают со всеми линейками чипов </w:t>
-      </w:r>
-      <w:proofErr w:type="spellStart"/>
-      <w:r>
-        <w:rPr>
-          <w:sz w:val="28"/>
-          <w:szCs w:val="28"/>
-        </w:rPr>
-        <w:t>Espressif</w:t>
-      </w:r>
-      <w:proofErr w:type="spellEnd"/>
-      <w:r>
-        <w:rPr>
-          <w:sz w:val="28"/>
-          <w:szCs w:val="28"/>
-        </w:rPr>
-        <w:t xml:space="preserve">. Это позволяет легко переходить на новые или более доступные микроконтроллеры без переписывания прикладного кода. Фреймворк имеет открытый исходный код, поддерживается мировым сообществом на </w:t>
-      </w:r>
-      <w:proofErr w:type="spellStart"/>
-      <w:r>
-        <w:rPr>
-          <w:sz w:val="28"/>
-          <w:szCs w:val="28"/>
-        </w:rPr>
-        <w:t>GitHub</w:t>
-      </w:r>
-      <w:proofErr w:type="spellEnd"/>
-      <w:r>
-        <w:rPr>
-          <w:sz w:val="28"/>
-          <w:szCs w:val="28"/>
-        </w:rPr>
-        <w:t xml:space="preserve"> и успешно применяется в более чем миллиарде устройств по всему миру.</w:t>
+        <w:t xml:space="preserve">Vue.js </w:t>
+      </w:r>
+      <w:r>
+        <w:rPr>
+          <w:sz w:val="28"/>
+          <w:szCs w:val="28"/>
+        </w:rPr>
+        <w:t>–</w:t>
+      </w:r>
+      <w:r>
+        <w:rPr>
+          <w:sz w:val="28"/>
+          <w:szCs w:val="28"/>
+        </w:rPr>
+        <w:t xml:space="preserve"> это прогрессивный фреймворк для фронтенд-разработки, отличающийся высокой гибкостью и возможностью постепенного внедрения. В зависимости от масштаба и специфики проекта, Vue поддерживает множество подходов: от простого расширения статического HTML без сборки и интеграции Web-компонентов до разработки сложных одностраничных приложений, серверного рендеринга, генерации статических сайтов и даже создания интерфейсов для десктопа, мобильных устройств и WebGL.</w:t>
       </w:r>
     </w:p>
     <w:p>
@@ -5525,30 +4870,7 @@
           <w:sz w:val="28"/>
           <w:szCs w:val="28"/>
         </w:rPr>
-        <w:t xml:space="preserve">Для разработки проекта выбрана последняя стабильная версия </w:t>
-      </w:r>
-      <w:r>
-        <w:rPr>
-          <w:sz w:val="28"/>
-          <w:szCs w:val="28"/>
-          <w:lang w:val="en-US"/>
-        </w:rPr>
-        <w:t>ESP</w:t>
-      </w:r>
-      <w:r>
-        <w:rPr>
-          <w:sz w:val="28"/>
-          <w:szCs w:val="28"/>
-        </w:rPr>
-        <w:t>-</w:t>
-      </w:r>
-      <w:r>
-        <w:rPr>
-          <w:sz w:val="28"/>
-          <w:szCs w:val="28"/>
-          <w:lang w:val="en-US"/>
-        </w:rPr>
-        <w:t>IDF</w:t>
+        <w:t>Концепция «прогрессивного фреймворка» означает, что Vue адаптируется под растущие потребности проекта. Базовые принципы его работы</w:t>
       </w:r>
       <w:r>
         <w:rPr>
@@ -5561,35 +4883,8 @@
         <w:rPr>
           <w:sz w:val="28"/>
           <w:szCs w:val="28"/>
-          <w:highlight w:val="yellow"/>
-          <w:lang w:val="en-US"/>
-        </w:rPr>
-        <w:t>v</w:t>
-      </w:r>
-      <w:r>
-        <w:rPr>
-          <w:sz w:val="28"/>
-          <w:szCs w:val="28"/>
-          <w:highlight w:val="yellow"/>
-        </w:rPr>
-        <w:t>6.7.7</w:t>
-      </w:r>
-    </w:p>
-    <w:p>
-      <w:pPr>
-        <w:ind w:firstLine="720"/>
-        <w:jc w:val="both"/>
-        <w:rPr>
-          <w:sz w:val="28"/>
-          <w:szCs w:val="28"/>
-        </w:rPr>
-      </w:pPr>
-      <w:r>
-        <w:rPr>
-          <w:sz w:val="28"/>
-          <w:szCs w:val="28"/>
-        </w:rPr>
-        <w:t xml:space="preserve">Vue.js </w:t>
+        </w:rPr>
+        <w:t xml:space="preserve">остаются неизменными во всех сценариях. Это позволяет легко интегрировать его для решения простых задач, а по мере усложнения требований </w:t>
       </w:r>
       <w:r>
         <w:rPr>
@@ -5603,72 +4898,7 @@
           <w:sz w:val="28"/>
           <w:szCs w:val="28"/>
         </w:rPr>
-        <w:t xml:space="preserve"> это прогрессивный фреймворк для фронтенд-разработки, отличающийся высокой гибкостью и возможностью постепенного внедрения. В зависимости от масштаба и специфики проекта, </w:t>
-      </w:r>
-      <w:proofErr w:type="spellStart"/>
-      <w:r>
-        <w:rPr>
-          <w:sz w:val="28"/>
-          <w:szCs w:val="28"/>
-        </w:rPr>
-        <w:t>Vue</w:t>
-      </w:r>
-      <w:proofErr w:type="spellEnd"/>
-      <w:r>
-        <w:rPr>
-          <w:sz w:val="28"/>
-          <w:szCs w:val="28"/>
-        </w:rPr>
-        <w:t xml:space="preserve"> поддерживает множество подходов: от простого расширения статического HTML без сборки и интеграции Web-компонентов до разработки сложных одностраничных приложений, серверного рендеринга, генерации статических сайтов и даже создания интерфейсов для десктопа, мобильных устройств и </w:t>
-      </w:r>
-      <w:proofErr w:type="spellStart"/>
-      <w:r>
-        <w:rPr>
-          <w:sz w:val="28"/>
-          <w:szCs w:val="28"/>
-        </w:rPr>
-        <w:t>WebGL</w:t>
-      </w:r>
-      <w:proofErr w:type="spellEnd"/>
-      <w:r>
-        <w:rPr>
-          <w:sz w:val="28"/>
-          <w:szCs w:val="28"/>
-        </w:rPr>
-        <w:t>.</w:t>
-      </w:r>
-    </w:p>
-    <w:p>
-      <w:pPr>
-        <w:ind w:firstLine="720"/>
-        <w:jc w:val="both"/>
-        <w:rPr>
-          <w:sz w:val="28"/>
-          <w:szCs w:val="28"/>
-        </w:rPr>
-      </w:pPr>
-      <w:r>
-        <w:rPr>
-          <w:sz w:val="28"/>
-          <w:szCs w:val="28"/>
-        </w:rPr>
-        <w:t xml:space="preserve">Концепция «прогрессивного фреймворка» означает, что </w:t>
-      </w:r>
-      <w:proofErr w:type="spellStart"/>
-      <w:r>
-        <w:rPr>
-          <w:sz w:val="28"/>
-          <w:szCs w:val="28"/>
-        </w:rPr>
-        <w:t>Vue</w:t>
-      </w:r>
-      <w:proofErr w:type="spellEnd"/>
-      <w:r>
-        <w:rPr>
-          <w:sz w:val="28"/>
-          <w:szCs w:val="28"/>
-        </w:rPr>
-        <w:t xml:space="preserve"> адаптируется под растущие потребности проекта. Базовые принципы его работы (основанные на стандартных HTML и JavaScript) остаются неизменными во всех сценариях. Это позволяет легко интегрировать его для решения простых задач, а по мере усложнения требований — применять оптимальные архитектурные инструменты экосистемы, сохраняя высокую продуктивность разработки.</w:t>
+        <w:t xml:space="preserve"> применять оптимальные архитектурные инструменты экосистемы, сохраняя высокую продуктивность разработки.</w:t>
       </w:r>
     </w:p>
     <w:p>
@@ -5702,7 +4932,6 @@
           <w:sz w:val="28"/>
           <w:szCs w:val="28"/>
         </w:rPr>
-        <w:lastRenderedPageBreak/>
         <w:t>Обоснование выбора платформы.</w:t>
       </w:r>
     </w:p>
@@ -5730,39 +4959,7 @@
           <w:sz w:val="28"/>
           <w:szCs w:val="28"/>
         </w:rPr>
-        <w:t xml:space="preserve">Выбор официального фреймворка ESP-IDF в качестве базовой среды разработки, в отличие от популярной платформы </w:t>
-      </w:r>
-      <w:proofErr w:type="spellStart"/>
-      <w:r>
-        <w:rPr>
-          <w:sz w:val="28"/>
-          <w:szCs w:val="28"/>
-        </w:rPr>
-        <w:t>Arduino</w:t>
-      </w:r>
-      <w:proofErr w:type="spellEnd"/>
-      <w:r>
-        <w:rPr>
-          <w:sz w:val="28"/>
-          <w:szCs w:val="28"/>
-        </w:rPr>
-        <w:t xml:space="preserve"> IDE или интерпретируемого </w:t>
-      </w:r>
-      <w:proofErr w:type="spellStart"/>
-      <w:r>
-        <w:rPr>
-          <w:sz w:val="28"/>
-          <w:szCs w:val="28"/>
-        </w:rPr>
-        <w:t>MicroPython</w:t>
-      </w:r>
-      <w:proofErr w:type="spellEnd"/>
-      <w:r>
-        <w:rPr>
-          <w:sz w:val="28"/>
-          <w:szCs w:val="28"/>
-        </w:rPr>
-        <w:t>, обусловлен необходимостью детерминированного управления ресурсами системы на низком уровне.</w:t>
+        <w:t>Выбор официального фреймворка ESP-IDF в качестве базовой среды разработки, в отличие от популярной платформы Arduino IDE или интерпретируемого MicroPython, обусловлен необходимостью детерминированного управления ресурсами системы на низком уровне.</w:t>
       </w:r>
     </w:p>
     <w:p>
@@ -5779,39 +4976,15 @@
           <w:sz w:val="28"/>
           <w:szCs w:val="28"/>
         </w:rPr>
-        <w:t xml:space="preserve">Высокоуровневые абстракции сторонних сред вносят непредсказуемые программные задержки и ограничивают контроль над внутренними механизмами операционной системы. ESP-IDF предоставляет прямой нативный доступ к API ядра </w:t>
-      </w:r>
-      <w:proofErr w:type="spellStart"/>
-      <w:r>
-        <w:rPr>
-          <w:sz w:val="28"/>
-          <w:szCs w:val="28"/>
-        </w:rPr>
-        <w:t>FreeRTOS</w:t>
-      </w:r>
-      <w:proofErr w:type="spellEnd"/>
-      <w:r>
-        <w:rPr>
-          <w:sz w:val="28"/>
-          <w:szCs w:val="28"/>
-        </w:rPr>
-        <w:t xml:space="preserve">, что позволяет реализовать тонкую настройку планировщика, распределить вычислительные потоки строго между физическими ядрами микроконтроллера и управлять приоритетами задач. Отказ от избыточных программных прослоек критически важен для обеспечения стабильного цикла расчета инверсной кинематики с жесткой частотой 50 Гц и параллельной безотказной работы сетевого стека </w:t>
-      </w:r>
-      <w:proofErr w:type="spellStart"/>
-      <w:r>
-        <w:rPr>
-          <w:sz w:val="28"/>
-          <w:szCs w:val="28"/>
-        </w:rPr>
-        <w:t>WebSocket</w:t>
-      </w:r>
-      <w:proofErr w:type="spellEnd"/>
-      <w:r>
-        <w:rPr>
-          <w:sz w:val="28"/>
-          <w:szCs w:val="28"/>
-        </w:rPr>
-        <w:t xml:space="preserve"> без взаимных блокировок.</w:t>
+        <w:t xml:space="preserve">Высокоуровневые абстракции сторонних сред вносят непредсказуемые программные задержки и ограничивают контроль над внутренними механизмами операционной системы. ESP-IDF предоставляет прямой нативный доступ к API ядра FreeRTOS, что позволяет реализовать тонкую настройку планировщика, распределить вычислительные потоки строго между физическими ядрами микроконтроллера и управлять приоритетами задач. Отказ от избыточных программных прослоек критически важен для обеспечения стабильного цикла расчета инверсной кинематики с жесткой </w:t>
+      </w:r>
+      <w:r>
+        <w:rPr>
+          <w:sz w:val="28"/>
+          <w:szCs w:val="28"/>
+        </w:rPr>
+        <w:lastRenderedPageBreak/>
+        <w:t>частотой 50 Гц и параллельной безотказной работы сетевого стека WebSocket без взаимных блокировок.</w:t>
       </w:r>
     </w:p>
     <w:p>
@@ -5828,55 +5001,7 @@
           <w:sz w:val="28"/>
           <w:szCs w:val="28"/>
         </w:rPr>
-        <w:t xml:space="preserve">Выбор экосистемы Vue.js в связке со сборщиком </w:t>
-      </w:r>
-      <w:proofErr w:type="spellStart"/>
-      <w:r>
-        <w:rPr>
-          <w:sz w:val="28"/>
-          <w:szCs w:val="28"/>
-        </w:rPr>
-        <w:t>Vite</w:t>
-      </w:r>
-      <w:proofErr w:type="spellEnd"/>
-      <w:r>
-        <w:rPr>
-          <w:sz w:val="28"/>
-          <w:szCs w:val="28"/>
-        </w:rPr>
-        <w:t>, в противовес классической веб-разработке (</w:t>
-      </w:r>
-      <w:proofErr w:type="spellStart"/>
-      <w:r>
-        <w:rPr>
-          <w:sz w:val="28"/>
-          <w:szCs w:val="28"/>
-        </w:rPr>
-        <w:t>Vanilla</w:t>
-      </w:r>
-      <w:proofErr w:type="spellEnd"/>
-      <w:r>
-        <w:rPr>
-          <w:sz w:val="28"/>
-          <w:szCs w:val="28"/>
-        </w:rPr>
-        <w:t xml:space="preserve"> JS) или тяжеловесным фреймворкам (например, </w:t>
-      </w:r>
-      <w:proofErr w:type="spellStart"/>
-      <w:r>
-        <w:rPr>
-          <w:sz w:val="28"/>
-          <w:szCs w:val="28"/>
-        </w:rPr>
-        <w:t>Angular</w:t>
-      </w:r>
-      <w:proofErr w:type="spellEnd"/>
-      <w:r>
-        <w:rPr>
-          <w:sz w:val="28"/>
-          <w:szCs w:val="28"/>
-        </w:rPr>
-        <w:t>), продиктован балансом между архитектурной сложностью интерфейса и строгими аппаратными ограничениями встраиваемой системы.</w:t>
+        <w:t>Выбор экосистемы Vue.js в связке со сборщиком Vite, в противовес классической веб-разработке или тяжеловесным фреймворкам, продиктован балансом между архитектурной сложностью интерфейса и строгими аппаратными ограничениями встраиваемой системы.</w:t>
       </w:r>
     </w:p>
     <w:p>
@@ -5893,71 +5018,7 @@
           <w:sz w:val="28"/>
           <w:szCs w:val="28"/>
         </w:rPr>
-        <w:t xml:space="preserve">Традиционный подход на базе чистого JavaScript приводит к неструктурированному и </w:t>
-      </w:r>
-      <w:proofErr w:type="spellStart"/>
-      <w:r>
-        <w:rPr>
-          <w:sz w:val="28"/>
-          <w:szCs w:val="28"/>
-        </w:rPr>
-        <w:t>трудноподдерживаемому</w:t>
-      </w:r>
-      <w:proofErr w:type="spellEnd"/>
-      <w:r>
-        <w:rPr>
-          <w:sz w:val="28"/>
-          <w:szCs w:val="28"/>
-        </w:rPr>
-        <w:t xml:space="preserve"> коду при необходимости синхронизации сложного динамического состояния (обработка событий виртуальных джойстиков, отрисовка графиков телеметрии, управление разрывами </w:t>
-      </w:r>
-      <w:proofErr w:type="spellStart"/>
-      <w:r>
-        <w:rPr>
-          <w:sz w:val="28"/>
-          <w:szCs w:val="28"/>
-        </w:rPr>
-        <w:t>WebSocket</w:t>
-      </w:r>
-      <w:proofErr w:type="spellEnd"/>
-      <w:r>
-        <w:rPr>
-          <w:sz w:val="28"/>
-          <w:szCs w:val="28"/>
-        </w:rPr>
-        <w:t xml:space="preserve">-соединения). В свою очередь, применение корпоративных решений уровня </w:t>
-      </w:r>
-      <w:proofErr w:type="spellStart"/>
-      <w:r>
-        <w:rPr>
-          <w:sz w:val="28"/>
-          <w:szCs w:val="28"/>
-        </w:rPr>
-        <w:t>Angular</w:t>
-      </w:r>
-      <w:proofErr w:type="spellEnd"/>
-      <w:r>
-        <w:rPr>
-          <w:sz w:val="28"/>
-          <w:szCs w:val="28"/>
-        </w:rPr>
-        <w:t xml:space="preserve"> избыточно: их объемный </w:t>
-      </w:r>
-      <w:proofErr w:type="spellStart"/>
-      <w:r>
-        <w:rPr>
-          <w:sz w:val="28"/>
-          <w:szCs w:val="28"/>
-        </w:rPr>
-        <w:t>рантайм</w:t>
-      </w:r>
-      <w:proofErr w:type="spellEnd"/>
-      <w:r>
-        <w:rPr>
-          <w:sz w:val="28"/>
-          <w:szCs w:val="28"/>
-        </w:rPr>
-        <w:t xml:space="preserve"> генерирует слишком большие итоговые сборки, нецелесообразные для хранения в ограниченной Flash-памяти микроконтроллера.</w:t>
+        <w:t>Традиционный подход на базе чистого JavaScript приводит к неструктурированному и трудноподдерживаемому коду при необходимости синхронизации сложного динамического состояния (обработка событий виртуальных джойстиков, отрисовка графиков телеметрии, управление разрывами WebSocket-соединения). В свою очередь, применение корпоративных решений уровня Angular избыточно: их объемный рантайм генерирует слишком большие итоговые сборки, нецелесообразные для хранения в ограниченной Flash-памяти микроконтроллера.</w:t>
       </w:r>
     </w:p>
     <w:p>
@@ -5974,71 +5035,49 @@
           <w:sz w:val="28"/>
           <w:szCs w:val="28"/>
         </w:rPr>
-        <w:t xml:space="preserve">Vue.js предоставляет реактивную модель данных и модульную компонентную архитектуру, идеально подходящую для одностраничных интерфейсов реального времени (Single Page Application). Использование высокопроизводительного сборщика </w:t>
-      </w:r>
-      <w:proofErr w:type="spellStart"/>
-      <w:r>
-        <w:rPr>
-          <w:sz w:val="28"/>
-          <w:szCs w:val="28"/>
-        </w:rPr>
-        <w:t>Vite</w:t>
-      </w:r>
-      <w:proofErr w:type="spellEnd"/>
-      <w:r>
-        <w:rPr>
-          <w:sz w:val="28"/>
-          <w:szCs w:val="28"/>
-        </w:rPr>
-        <w:t xml:space="preserve"> с алгоритмами удаления неиспользуемого кода (</w:t>
-      </w:r>
-      <w:proofErr w:type="spellStart"/>
-      <w:r>
-        <w:rPr>
-          <w:sz w:val="28"/>
-          <w:szCs w:val="28"/>
-        </w:rPr>
-        <w:t>tree-shaking</w:t>
-      </w:r>
-      <w:proofErr w:type="spellEnd"/>
-      <w:r>
-        <w:rPr>
-          <w:sz w:val="28"/>
-          <w:szCs w:val="28"/>
-        </w:rPr>
-        <w:t xml:space="preserve">) позволяет скомпилировать весь проект в единый минимизированный пакет. Последующее </w:t>
-      </w:r>
-      <w:proofErr w:type="spellStart"/>
-      <w:r>
-        <w:rPr>
-          <w:sz w:val="28"/>
-          <w:szCs w:val="28"/>
-        </w:rPr>
-        <w:t>Gzip</w:t>
-      </w:r>
-      <w:proofErr w:type="spellEnd"/>
-      <w:r>
-        <w:rPr>
-          <w:sz w:val="28"/>
-          <w:szCs w:val="28"/>
-        </w:rPr>
-        <w:t xml:space="preserve">-сжатие сокращает итоговый объем готового веб-интерфейса до 30–50 КБ, что гарантированно помещается в файловую систему </w:t>
-      </w:r>
-      <w:proofErr w:type="spellStart"/>
-      <w:r>
-        <w:rPr>
-          <w:sz w:val="28"/>
-          <w:szCs w:val="28"/>
-        </w:rPr>
-        <w:t>LittleFS</w:t>
-      </w:r>
-      <w:proofErr w:type="spellEnd"/>
-      <w:r>
-        <w:rPr>
-          <w:sz w:val="28"/>
-          <w:szCs w:val="28"/>
-        </w:rPr>
-        <w:t xml:space="preserve"> на ESP32 и обеспечивает мгновенную загрузку панели управления на клиентском устройстве.</w:t>
+        <w:t>Vue.js предоставляет реактивную модель данных и модульную компонентную архитектуру, идеально подходящую для одностраничных</w:t>
+      </w:r>
+      <w:r>
+        <w:rPr>
+          <w:sz w:val="28"/>
+          <w:szCs w:val="28"/>
+        </w:rPr>
+        <w:t xml:space="preserve"> приложений</w:t>
+      </w:r>
+      <w:r>
+        <w:rPr>
+          <w:sz w:val="28"/>
+          <w:szCs w:val="28"/>
+        </w:rPr>
+        <w:t>. Использование высокопроизводительного сборщика Vite с алгоритмами удаления неиспользуемого кода позволяет скомпилировать весь проект в единый минимизированный пакет. Последующее</w:t>
+      </w:r>
+      <w:r>
+        <w:rPr>
+          <w:sz w:val="28"/>
+          <w:szCs w:val="28"/>
+        </w:rPr>
+        <w:t xml:space="preserve"> </w:t>
+      </w:r>
+      <w:r>
+        <w:rPr>
+          <w:sz w:val="28"/>
+          <w:szCs w:val="28"/>
+        </w:rPr>
+        <w:t xml:space="preserve">сжатие сокращает итоговый объем готового веб-интерфейса до 30–50 КБ, что гарантированно помещается в файловую систему </w:t>
+      </w:r>
+      <w:r>
+        <w:rPr>
+          <w:sz w:val="28"/>
+          <w:szCs w:val="28"/>
+        </w:rPr>
+        <w:t xml:space="preserve">микроконтроллера </w:t>
+      </w:r>
+      <w:r>
+        <w:rPr>
+          <w:sz w:val="28"/>
+          <w:szCs w:val="28"/>
+        </w:rPr>
+        <w:t>и обеспечивает мгновенную загрузку панели управления на клиентском устройстве.</w:t>
       </w:r>
     </w:p>
     <w:p>
@@ -6104,50 +5143,21 @@
         </w:rPr>
         <w:t xml:space="preserve">Анализ программного обеспечения разрабатываемого комплекса требует разделения системы на взаимосвязанные логические уровни, так как </w:t>
       </w:r>
-      <w:proofErr w:type="spellStart"/>
       <w:r>
         <w:rPr>
           <w:sz w:val="28"/>
           <w:szCs w:val="28"/>
           <w:lang w:eastAsia="ru-RU"/>
         </w:rPr>
-        <w:t>гексапод</w:t>
-      </w:r>
-      <w:proofErr w:type="spellEnd"/>
+        <w:t>робот</w:t>
+      </w:r>
       <w:r>
         <w:rPr>
           <w:sz w:val="28"/>
           <w:szCs w:val="28"/>
           <w:lang w:eastAsia="ru-RU"/>
         </w:rPr>
-        <w:t xml:space="preserve"> функционирует на стыке жесткого реального времени и асинхронных сетевых веб-технологий. Базовым уровнем программной архитектуры выступает операционная система реального времени </w:t>
-      </w:r>
-      <w:proofErr w:type="spellStart"/>
-      <w:r>
-        <w:rPr>
-          <w:sz w:val="28"/>
-          <w:szCs w:val="28"/>
-          <w:lang w:eastAsia="ru-RU"/>
-        </w:rPr>
-        <w:t>FreeRTOS</w:t>
-      </w:r>
-      <w:proofErr w:type="spellEnd"/>
-      <w:r>
-        <w:rPr>
-          <w:sz w:val="28"/>
-          <w:szCs w:val="28"/>
-          <w:lang w:eastAsia="ru-RU"/>
-        </w:rPr>
-        <w:t xml:space="preserve">. Её применение </w:t>
-      </w:r>
-      <w:r>
-        <w:rPr>
-          <w:sz w:val="28"/>
-          <w:szCs w:val="28"/>
-          <w:lang w:eastAsia="ru-RU"/>
-        </w:rPr>
-        <w:lastRenderedPageBreak/>
-        <w:t>продиктовано необходимостью строгого разделения вычислительных процессов между двумя ядрами микроконтроллера.</w:t>
+        <w:t xml:space="preserve"> функционирует на стыке жесткого реального времени и асинхронных сетевых веб-технологий. Базовым уровнем программной архитектуры выступает операционная система реального времени FreeRTOS. Её применение продиктовано необходимостью строгого разделения вычислительных процессов между двумя ядрами микроконтроллера.</w:t>
       </w:r>
     </w:p>
     <w:p>
@@ -6171,43 +5181,39 @@
           <w:szCs w:val="28"/>
           <w:lang w:eastAsia="ru-RU"/>
         </w:rPr>
-        <w:t xml:space="preserve">Планировщик </w:t>
-      </w:r>
-      <w:proofErr w:type="spellStart"/>
+        <w:t>Планировщик FreeRTOS позволяет организовать детерминированную многопоточную среду, где критически важные задачи получают наивысший приоритет и выполняются на прикладном ядре. Менее критичные процессы, включая обслуживание Wi-Fi соединения и отдачу файлов, изолируются на системном ядр</w:t>
+      </w:r>
       <w:r>
         <w:rPr>
           <w:sz w:val="28"/>
           <w:szCs w:val="28"/>
           <w:lang w:eastAsia="ru-RU"/>
         </w:rPr>
-        <w:t>FreeRTOS</w:t>
-      </w:r>
-      <w:proofErr w:type="spellEnd"/>
+        <w:t>е</w:t>
+      </w:r>
       <w:r>
         <w:rPr>
           <w:sz w:val="28"/>
           <w:szCs w:val="28"/>
           <w:lang w:eastAsia="ru-RU"/>
         </w:rPr>
-        <w:t xml:space="preserve"> позволяет организовать детерминированную многопоточную среду, где критически важные задачи получают наивысший приоритет и выполняются на прикладном ядре. Менее критичные процессы, включая обслуживание </w:t>
-      </w:r>
-      <w:proofErr w:type="spellStart"/>
+        <w:t xml:space="preserve">. Взаимодействие между этими асинхронными потоками реализуется через встроенные потокобезопасные структуры данных </w:t>
+      </w:r>
       <w:r>
         <w:rPr>
           <w:sz w:val="28"/>
           <w:szCs w:val="28"/>
           <w:lang w:eastAsia="ru-RU"/>
         </w:rPr>
-        <w:t>Wi</w:t>
-      </w:r>
-      <w:proofErr w:type="spellEnd"/>
+        <w:t>–</w:t>
+      </w:r>
       <w:r>
         <w:rPr>
           <w:sz w:val="28"/>
           <w:szCs w:val="28"/>
           <w:lang w:eastAsia="ru-RU"/>
         </w:rPr>
-        <w:t>-Fi соединения и отдачу файлов, изолируются на системном ядр</w:t>
+        <w:t xml:space="preserve"> очереди и мьютексы</w:t>
       </w:r>
       <w:r>
         <w:rPr>
@@ -6215,7 +5221,7 @@
           <w:szCs w:val="28"/>
           <w:lang w:eastAsia="ru-RU"/>
         </w:rPr>
-        <w:t>е</w:t>
+        <w:t>/</w:t>
       </w:r>
       <w:r>
         <w:rPr>
@@ -6223,41 +5229,15 @@
           <w:szCs w:val="28"/>
           <w:lang w:eastAsia="ru-RU"/>
         </w:rPr>
-        <w:t xml:space="preserve">. Взаимодействие между этими асинхронными потоками реализуется через встроенные </w:t>
-      </w:r>
-      <w:proofErr w:type="spellStart"/>
+        <w:t>семафоры</w:t>
+      </w:r>
       <w:r>
         <w:rPr>
           <w:sz w:val="28"/>
           <w:szCs w:val="28"/>
           <w:lang w:eastAsia="ru-RU"/>
         </w:rPr>
-        <w:t>потокобезопасные</w:t>
-      </w:r>
-      <w:proofErr w:type="spellEnd"/>
-      <w:r>
-        <w:rPr>
-          <w:sz w:val="28"/>
-          <w:szCs w:val="28"/>
-          <w:lang w:eastAsia="ru-RU"/>
-        </w:rPr>
-        <w:t xml:space="preserve"> структуры данных </w:t>
-      </w:r>
-      <w:r>
-        <w:rPr>
-          <w:sz w:val="28"/>
-          <w:szCs w:val="28"/>
-          <w:lang w:eastAsia="ru-RU"/>
-        </w:rPr>
-        <w:t>–</w:t>
-      </w:r>
-      <w:r>
-        <w:rPr>
-          <w:sz w:val="28"/>
-          <w:szCs w:val="28"/>
-          <w:lang w:eastAsia="ru-RU"/>
-        </w:rPr>
-        <w:t xml:space="preserve"> очереди и мьютексы, что полностью исключает состояние гонки при одновременном чтении датчиков и записи управляющих команд по сети.</w:t>
+        <w:t>, что полностью исключает состояние гонки при одновременном чтении датчиков и записи управляющих команд по сети.</w:t>
       </w:r>
     </w:p>
     <w:p>
@@ -6297,7 +5277,16 @@
           <w:szCs w:val="28"/>
           <w:lang w:eastAsia="ru-RU"/>
         </w:rPr>
-        <w:t xml:space="preserve"> в связке с официальным фреймворком ESP-IDF. Данный программный инструментарий обеспечивает прямой доступ к регистрам периферии, что позволяет максимально оптимизировать работу с шиной I2C. Программный контур опроса датчиков и передачи пакетов на драйверы моторов PCA9685 спроектирован для функционирования с фиксированной частотой 50 Гц. Отказ от сторонних высокоуровневых абстракций минимизирует накладные расходы на переключение контекста, а прямое обращение к аппаратному сопроцессору позволяет вычислять сложную тригонометрию инверсной кинематики за доли миллисекунд.</w:t>
+        <w:t xml:space="preserve"> в связке с официальным фреймворком ESP-IDF. Данный программный инструментарий обеспечивает прямой доступ к регистрам периферии, что позволяет максимально оптимизировать работу с шиной I2C. Программный контур опроса датчиков и передачи пакетов на драйверы моторов </w:t>
+      </w:r>
+      <w:r>
+        <w:rPr>
+          <w:sz w:val="28"/>
+          <w:szCs w:val="28"/>
+          <w:lang w:eastAsia="ru-RU"/>
+        </w:rPr>
+        <w:lastRenderedPageBreak/>
+        <w:t>PCA9685 спроектирован для функционирования с фиксированной частотой 50 Гц. Отказ от сторонних высокоуровневых абстракций минимизирует накладные расходы на переключение контекста, а прямое обращение к аппаратному сопроцессору позволяет вычислять сложную тригонометрию инверсной кинематики за доли миллисекунд.</w:t>
       </w:r>
     </w:p>
     <w:p>
@@ -6321,90 +5310,15 @@
           <w:szCs w:val="28"/>
           <w:lang w:eastAsia="ru-RU"/>
         </w:rPr>
-        <w:t xml:space="preserve">Связующим звеном между аппаратной частью микроконтроллера и пользовательским интерфейсом выступает сетевой стек, реализованный на базе протокола </w:t>
-      </w:r>
-      <w:proofErr w:type="spellStart"/>
+        <w:t>Связующим звеном между аппаратной частью микроконтроллера и пользовательским интерфейсом выступает сетевой стек, реализованный на базе протокола WebSocket. В отличие от классического HTTP-опроса, требующего постоянной установки новых соединений, WebSocket обеспечивает постоянный двунаправленный TCP-канал с минимальными задержками (latency), не превышающими 5–15 миллисекунд. Программный обработчик на стороне ESP32 асинхронно принимает векторы движения с виртуальных джойстиков и транслирует их в очередь для кинематического алгоритма, одновременно отправляя клиенту телеметрию</w:t>
+      </w:r>
       <w:r>
         <w:rPr>
           <w:sz w:val="28"/>
           <w:szCs w:val="28"/>
           <w:lang w:eastAsia="ru-RU"/>
         </w:rPr>
-        <w:t>WebSocket</w:t>
-      </w:r>
-      <w:proofErr w:type="spellEnd"/>
-      <w:r>
-        <w:rPr>
-          <w:sz w:val="28"/>
-          <w:szCs w:val="28"/>
-          <w:lang w:eastAsia="ru-RU"/>
-        </w:rPr>
-        <w:t xml:space="preserve">. В отличие от классического HTTP-опроса, требующего постоянной установки новых соединений, </w:t>
-      </w:r>
-      <w:proofErr w:type="spellStart"/>
-      <w:r>
-        <w:rPr>
-          <w:sz w:val="28"/>
-          <w:szCs w:val="28"/>
-          <w:lang w:eastAsia="ru-RU"/>
-        </w:rPr>
-        <w:t>WebSocket</w:t>
-      </w:r>
-      <w:proofErr w:type="spellEnd"/>
-      <w:r>
-        <w:rPr>
-          <w:sz w:val="28"/>
-          <w:szCs w:val="28"/>
-          <w:lang w:eastAsia="ru-RU"/>
-        </w:rPr>
-        <w:t xml:space="preserve"> обеспечивает постоянный двунаправленный TCP-канал с минимальными задержками (</w:t>
-      </w:r>
-      <w:proofErr w:type="spellStart"/>
-      <w:r>
-        <w:rPr>
-          <w:sz w:val="28"/>
-          <w:szCs w:val="28"/>
-          <w:lang w:eastAsia="ru-RU"/>
-        </w:rPr>
-        <w:t>latency</w:t>
-      </w:r>
-      <w:proofErr w:type="spellEnd"/>
-      <w:r>
-        <w:rPr>
-          <w:sz w:val="28"/>
-          <w:szCs w:val="28"/>
-          <w:lang w:eastAsia="ru-RU"/>
-        </w:rPr>
-        <w:t>), не превышающими 5–15 миллисекунд. Программный обработчик на стороне ESP32 асинхронно принимает векторы движения с виртуальных джойстиков и транслирует их в очередь для кинематического алгоритма, одновременно отправляя клиенту телеметрию</w:t>
-      </w:r>
-      <w:r>
-        <w:rPr>
-          <w:sz w:val="28"/>
-          <w:szCs w:val="28"/>
-          <w:highlight w:val="yellow"/>
-          <w:lang w:eastAsia="ru-RU"/>
-        </w:rPr>
-        <w:t xml:space="preserve">. Использование компактных бинарных или </w:t>
-      </w:r>
-      <w:proofErr w:type="spellStart"/>
-      <w:r>
-        <w:rPr>
-          <w:sz w:val="28"/>
-          <w:szCs w:val="28"/>
-          <w:highlight w:val="yellow"/>
-          <w:lang w:eastAsia="ru-RU"/>
-        </w:rPr>
-        <w:t>сериализованных</w:t>
-      </w:r>
-      <w:proofErr w:type="spellEnd"/>
-      <w:r>
-        <w:rPr>
-          <w:sz w:val="28"/>
-          <w:szCs w:val="28"/>
-          <w:highlight w:val="yellow"/>
-          <w:lang w:eastAsia="ru-RU"/>
-        </w:rPr>
-        <w:t xml:space="preserve"> JSON-пакетов не перегружает пропускную способность беспроводной сети и гарантирует плавный отклик робота на действия оператора.</w:t>
+        <w:t>.</w:t>
       </w:r>
     </w:p>
     <w:p>
@@ -6428,43 +5342,7 @@
           <w:szCs w:val="28"/>
           <w:lang w:eastAsia="ru-RU"/>
         </w:rPr>
-        <w:t xml:space="preserve">Хранение и передача пользовательского интерфейса реализованы с использованием встроенной легковесной файловой системы </w:t>
-      </w:r>
-      <w:proofErr w:type="spellStart"/>
-      <w:r>
-        <w:rPr>
-          <w:sz w:val="28"/>
-          <w:szCs w:val="28"/>
-          <w:lang w:eastAsia="ru-RU"/>
-        </w:rPr>
-        <w:t>LittleFS</w:t>
-      </w:r>
-      <w:proofErr w:type="spellEnd"/>
-      <w:r>
-        <w:rPr>
-          <w:sz w:val="28"/>
-          <w:szCs w:val="28"/>
-          <w:lang w:eastAsia="ru-RU"/>
-        </w:rPr>
-        <w:t xml:space="preserve">, специально разработанной для микроконтроллеров. Поскольку объем Flash-памяти ограничен, программное обеспечение встроенного веб-сервера настроено на работу с предварительно сжатыми файлами. При поступлении запроса от клиента микроконтроллер не тратит процессорное время на архивацию, а отдает готовый поток данных в формате </w:t>
-      </w:r>
-      <w:proofErr w:type="spellStart"/>
-      <w:r>
-        <w:rPr>
-          <w:sz w:val="28"/>
-          <w:szCs w:val="28"/>
-          <w:lang w:eastAsia="ru-RU"/>
-        </w:rPr>
-        <w:t>Gzip</w:t>
-      </w:r>
-      <w:proofErr w:type="spellEnd"/>
-      <w:r>
-        <w:rPr>
-          <w:sz w:val="28"/>
-          <w:szCs w:val="28"/>
-          <w:lang w:eastAsia="ru-RU"/>
-        </w:rPr>
-        <w:t>, устанавливая соответствующий HTTP-заголовок. Этот механизм программной оптимизации позволяет разместить весь графический интерфейс в объеме нескольких десятков килобайт, оставляя пространство для системных логов и таблиц калибровок сервоприводов.</w:t>
+        <w:t>Хранение и передача пользовательского интерфейса реализованы с использованием встроенной легковесной файловой системы LittleFS, специально разработанной для микроконтроллеров. Поскольку объем Flash-памяти ограничен, программное обеспечение встроенного веб-сервера настроено на работу с предварительно сжатыми файлами. При поступлении запроса от клиента микроконтроллер не тратит процессорное время на архивацию, а отдает готовый поток данных в формате Gzip, устанавливая соответствующий HTTP-заголовок. Этот механизм программной оптимизации позволяет разместить весь графический интерфейс в объеме нескольких десятков килобайт, оставляя пространство для системных логов и таблиц калибровок сервоприводов.</w:t>
       </w:r>
     </w:p>
     <w:p>
@@ -6488,7 +5366,6 @@
           <w:szCs w:val="28"/>
           <w:lang w:eastAsia="ru-RU"/>
         </w:rPr>
-        <w:lastRenderedPageBreak/>
         <w:t xml:space="preserve">Клиентская часть программного обеспечения реализована в парадигме </w:t>
       </w:r>
       <w:r>
@@ -6497,34 +5374,23 @@
           <w:szCs w:val="28"/>
           <w:lang w:eastAsia="ru-RU"/>
         </w:rPr>
-        <w:t xml:space="preserve">одностраничного приложения </w:t>
-      </w:r>
-      <w:r>
-        <w:rPr>
-          <w:sz w:val="28"/>
-          <w:szCs w:val="28"/>
-          <w:highlight w:val="yellow"/>
+        <w:t>одностраничного приложения</w:t>
+      </w:r>
+      <w:r>
+        <w:rPr>
+          <w:sz w:val="28"/>
+          <w:szCs w:val="28"/>
           <w:lang w:eastAsia="ru-RU"/>
         </w:rPr>
-        <w:t>(</w:t>
-      </w:r>
-      <w:r>
-        <w:rPr>
-          <w:sz w:val="28"/>
-          <w:szCs w:val="28"/>
-          <w:highlight w:val="yellow"/>
-          <w:lang w:val="en-US" w:eastAsia="ru-RU"/>
-        </w:rPr>
-        <w:t>SPA</w:t>
-      </w:r>
-      <w:r>
-        <w:rPr>
-          <w:sz w:val="28"/>
-          <w:szCs w:val="28"/>
-          <w:highlight w:val="yellow"/>
+        <w:t xml:space="preserve">. Разработанный с использованием прогрессивного фреймворка Vue.js и собранный через </w:t>
+      </w:r>
+      <w:r>
+        <w:rPr>
+          <w:sz w:val="28"/>
+          <w:szCs w:val="28"/>
           <w:lang w:eastAsia="ru-RU"/>
         </w:rPr>
-        <w:t>)</w:t>
+        <w:t>сборщик</w:t>
       </w:r>
       <w:r>
         <w:rPr>
@@ -6532,16 +5398,15 @@
           <w:szCs w:val="28"/>
           <w:lang w:eastAsia="ru-RU"/>
         </w:rPr>
-        <w:t xml:space="preserve">. Разработанный с использованием прогрессивного фреймворка Vue.js и собранный </w:t>
-      </w:r>
-      <w:proofErr w:type="gramStart"/>
+        <w:t xml:space="preserve"> Vite, интерфейс панели управления загружается в оперативную память браузера единожды. Вся последующая логика работы приложения </w:t>
+      </w:r>
       <w:r>
         <w:rPr>
           <w:sz w:val="28"/>
           <w:szCs w:val="28"/>
           <w:lang w:eastAsia="ru-RU"/>
         </w:rPr>
-        <w:t xml:space="preserve">через </w:t>
+        <w:t>–</w:t>
       </w:r>
       <w:r>
         <w:rPr>
@@ -6549,102 +5414,23 @@
           <w:szCs w:val="28"/>
           <w:lang w:eastAsia="ru-RU"/>
         </w:rPr>
-        <w:t>сборщик</w:t>
-      </w:r>
-      <w:proofErr w:type="gramEnd"/>
+        <w:t xml:space="preserve"> обновление графиков энергопотребления, изменение индикаторов состояния и расчет координат экранных стиков </w:t>
+      </w:r>
       <w:r>
         <w:rPr>
           <w:sz w:val="28"/>
           <w:szCs w:val="28"/>
           <w:lang w:eastAsia="ru-RU"/>
         </w:rPr>
-        <w:t xml:space="preserve"> </w:t>
-      </w:r>
-      <w:proofErr w:type="spellStart"/>
+        <w:t>–</w:t>
+      </w:r>
       <w:r>
         <w:rPr>
           <w:sz w:val="28"/>
           <w:szCs w:val="28"/>
           <w:lang w:eastAsia="ru-RU"/>
         </w:rPr>
-        <w:t>Vite</w:t>
-      </w:r>
-      <w:proofErr w:type="spellEnd"/>
-      <w:r>
-        <w:rPr>
-          <w:sz w:val="28"/>
-          <w:szCs w:val="28"/>
-          <w:lang w:eastAsia="ru-RU"/>
-        </w:rPr>
-        <w:t xml:space="preserve">, интерфейс панели управления загружается в оперативную память браузера единожды. Вся последующая логика работы приложения </w:t>
-      </w:r>
-      <w:r>
-        <w:rPr>
-          <w:sz w:val="28"/>
-          <w:szCs w:val="28"/>
-          <w:lang w:eastAsia="ru-RU"/>
-        </w:rPr>
-        <w:t>–</w:t>
-      </w:r>
-      <w:r>
-        <w:rPr>
-          <w:sz w:val="28"/>
-          <w:szCs w:val="28"/>
-          <w:lang w:eastAsia="ru-RU"/>
-        </w:rPr>
-        <w:t xml:space="preserve"> обновление графиков энергопотребления, изменение индикаторов состояния и расчет координат экранных стиков </w:t>
-      </w:r>
-      <w:r>
-        <w:rPr>
-          <w:sz w:val="28"/>
-          <w:szCs w:val="28"/>
-          <w:lang w:eastAsia="ru-RU"/>
-        </w:rPr>
-        <w:t>–</w:t>
-      </w:r>
-      <w:r>
-        <w:rPr>
-          <w:sz w:val="28"/>
-          <w:szCs w:val="28"/>
-          <w:lang w:eastAsia="ru-RU"/>
-        </w:rPr>
-        <w:t xml:space="preserve"> выполняется локально мощностями смартфона или компьютера оператора. Реактивная модель данных Vue.js обеспечивает мгновенную синхронизацию входящего потока телеметрии по </w:t>
-      </w:r>
-      <w:proofErr w:type="spellStart"/>
-      <w:r>
-        <w:rPr>
-          <w:sz w:val="28"/>
-          <w:szCs w:val="28"/>
-          <w:lang w:eastAsia="ru-RU"/>
-        </w:rPr>
-        <w:t>WebSocket</w:t>
-      </w:r>
-      <w:proofErr w:type="spellEnd"/>
-      <w:r>
-        <w:rPr>
-          <w:sz w:val="28"/>
-          <w:szCs w:val="28"/>
-          <w:lang w:eastAsia="ru-RU"/>
-        </w:rPr>
-        <w:t xml:space="preserve"> с визуальным представление. Такой архитектурный подход полностью разгружает вычислительную систему </w:t>
-      </w:r>
-      <w:proofErr w:type="spellStart"/>
-      <w:r>
-        <w:rPr>
-          <w:sz w:val="28"/>
-          <w:szCs w:val="28"/>
-          <w:lang w:eastAsia="ru-RU"/>
-        </w:rPr>
-        <w:t>гексапода</w:t>
-      </w:r>
-      <w:proofErr w:type="spellEnd"/>
-      <w:r>
-        <w:rPr>
-          <w:sz w:val="28"/>
-          <w:szCs w:val="28"/>
-          <w:lang w:eastAsia="ru-RU"/>
-        </w:rPr>
-        <w:t xml:space="preserve"> от задач рендеринга, позволяя процессору сосредоточиться исключительно на физике движения и поддержании баланса.</w:t>
+        <w:t xml:space="preserve"> выполняется локально мощностями смартфона или компьютера оператора. Реактивная модель данных Vue.js обеспечивает мгновенную синхронизацию входящего потока телеметрии по WebSocket с визуальным представление. Такой архитектурный подход полностью разгружает вычислительную систему от задач рендеринга, позволяя процессору сосредоточиться исключительно на физике движения и поддержании баланса.</w:t>
       </w:r>
     </w:p>
     <w:p>
@@ -6668,7 +5454,7 @@
           <w:numId w:val="1"/>
         </w:numPr>
       </w:pPr>
-      <w:bookmarkStart w:id="5" w:name="_Toc241016968"/>
+      <w:bookmarkStart w:id="5" w:name="_Toc241248803"/>
       <w:r>
         <w:lastRenderedPageBreak/>
         <w:t>ТЕОРЕТИЧЕСКОЕ ОБОСНОВАНИЕ РАЗРАБОКИ ПРОГРАММНОГО ПРОДУКТА</w:t>
@@ -6698,7 +5484,7 @@
         </w:tabs>
         <w:ind w:left="993" w:hanging="284"/>
       </w:pPr>
-      <w:bookmarkStart w:id="6" w:name="_Toc241016969"/>
+      <w:bookmarkStart w:id="6" w:name="_Toc241248804"/>
       <w:r>
         <w:rPr>
           <w:spacing w:val="-2"/>
@@ -6727,7 +5513,7 @@
         <w:ind w:left="0" w:firstLine="709"/>
       </w:pPr>
       <w:bookmarkStart w:id="7" w:name="_Toc231436132"/>
-      <w:bookmarkStart w:id="8" w:name="_Toc241016970"/>
+      <w:bookmarkStart w:id="8" w:name="_Toc241248805"/>
       <w:r>
         <w:lastRenderedPageBreak/>
         <w:t xml:space="preserve">5 </w:t>
@@ -6766,7 +5552,7 @@
         <w:ind w:left="709"/>
         <w:jc w:val="center"/>
       </w:pPr>
-      <w:bookmarkStart w:id="9" w:name="_Toc241016971"/>
+      <w:bookmarkStart w:id="9" w:name="_Toc241248806"/>
       <w:r>
         <w:rPr>
           <w:spacing w:val="-2"/>
@@ -6793,7 +5579,7 @@
         <w:pStyle w:val="a3"/>
       </w:pPr>
       <w:r>
-        <w:t>ВЫВОДЫ</w:t>
+        <w:t xml:space="preserve">В результате работы </w:t>
       </w:r>
     </w:p>
     <w:p>
@@ -6813,7 +5599,7 @@
         <w:ind w:left="709"/>
         <w:jc w:val="center"/>
       </w:pPr>
-      <w:bookmarkStart w:id="10" w:name="_Toc241016972"/>
+      <w:bookmarkStart w:id="10" w:name="_Toc241248807"/>
       <w:r>
         <w:rPr>
           <w:spacing w:val="-2"/>
@@ -7003,7 +5789,6 @@
           </w:rPr>
           <w:t>://</w:t>
         </w:r>
-        <w:proofErr w:type="spellStart"/>
         <w:r>
           <w:rPr>
             <w:rStyle w:val="a6"/>
@@ -7013,7 +5798,6 @@
           </w:rPr>
           <w:t>vuejs</w:t>
         </w:r>
-        <w:proofErr w:type="spellEnd"/>
         <w:r>
           <w:rPr>
             <w:rStyle w:val="a6"/>
@@ -7159,6 +5943,7 @@
         <w:spacing w:line="276" w:lineRule="auto"/>
         <w:rPr>
           <w:sz w:val="28"/>
+          <w:lang w:val="en-US"/>
         </w:rPr>
         <w:sectPr>
           <w:pgSz w:w="11910" w:h="16840"/>
@@ -7167,6 +5952,13 @@
           <w:docGrid w:linePitch="299"/>
         </w:sectPr>
       </w:pPr>
+      <w:r>
+        <w:rPr>
+          <w:sz w:val="28"/>
+          <w:lang w:val="en-US"/>
+        </w:rPr>
+        <w:t>20</w:t>
+      </w:r>
     </w:p>
     <w:p>
       <w:pPr>
@@ -7175,7 +5967,7 @@
         <w:jc w:val="center"/>
       </w:pPr>
       <w:bookmarkStart w:id="11" w:name="_Toc231436136"/>
-      <w:bookmarkStart w:id="12" w:name="_Toc241016973"/>
+      <w:bookmarkStart w:id="12" w:name="_Toc241248808"/>
       <w:r>
         <w:rPr>
           <w:spacing w:val="-2"/>
@@ -7253,7 +6045,7 @@
         <w:jc w:val="center"/>
       </w:pPr>
       <w:bookmarkStart w:id="13" w:name="_Toc231436137"/>
-      <w:bookmarkStart w:id="14" w:name="_Toc241016974"/>
+      <w:bookmarkStart w:id="14" w:name="_Toc241248809"/>
       <w:r>
         <w:rPr>
           <w:spacing w:val="-2"/>
@@ -7330,7 +6122,7 @@
         <w:jc w:val="center"/>
       </w:pPr>
       <w:bookmarkStart w:id="15" w:name="_Toc231436138"/>
-      <w:bookmarkStart w:id="16" w:name="_Toc241016975"/>
+      <w:bookmarkStart w:id="16" w:name="_Toc241248810"/>
       <w:r>
         <w:rPr>
           <w:spacing w:val="-2"/>
@@ -7403,7 +6195,7 @@
         <w:ind w:left="1729" w:right="1869"/>
         <w:jc w:val="center"/>
       </w:pPr>
-      <w:bookmarkStart w:id="17" w:name="_Toc241016976"/>
+      <w:bookmarkStart w:id="17" w:name="_Toc241248811"/>
       <w:r>
         <w:rPr>
           <w:spacing w:val="-2"/>

--- a/docs/reports/Пояснительная записка АВС гексапод.docx
+++ b/docs/reports/Пояснительная записка АВС гексапод.docx
@@ -880,10 +880,38 @@
           <w:rFonts w:eastAsia="Calibri"/>
           <w:sz w:val="28"/>
           <w:szCs w:val="28"/>
-        </w:rPr>
-      </w:pPr>
-    </w:p>
-    <w:bookmarkStart w:id="0" w:name="_Hlk200103456"/>
+          <w:lang w:val="en-US"/>
+        </w:rPr>
+      </w:pPr>
+    </w:p>
+    <w:p>
+      <w:pPr>
+        <w:widowControl/>
+        <w:suppressAutoHyphens/>
+        <w:autoSpaceDE/>
+        <w:autoSpaceDN/>
+        <w:rPr>
+          <w:rFonts w:eastAsia="Calibri"/>
+          <w:sz w:val="28"/>
+          <w:szCs w:val="28"/>
+          <w:lang w:val="en-US"/>
+        </w:rPr>
+      </w:pPr>
+    </w:p>
+    <w:p>
+      <w:pPr>
+        <w:widowControl/>
+        <w:suppressAutoHyphens/>
+        <w:autoSpaceDE/>
+        <w:autoSpaceDN/>
+        <w:rPr>
+          <w:rFonts w:eastAsia="Calibri"/>
+          <w:sz w:val="28"/>
+          <w:szCs w:val="28"/>
+          <w:lang w:val="en-US"/>
+        </w:rPr>
+      </w:pPr>
+    </w:p>
     <w:p>
       <w:pPr>
         <w:jc w:val="center"/>
@@ -892,71 +920,7 @@
           <w:szCs w:val="28"/>
         </w:rPr>
       </w:pPr>
-      <w:r>
-        <w:rPr>
-          <w:rFonts w:ascii="Calibri" w:eastAsia="Calibri" w:hAnsi="Calibri" w:cs="Calibri"/>
-          <w:noProof/>
-        </w:rPr>
-        <mc:AlternateContent>
-          <mc:Choice Requires="wps">
-            <w:drawing>
-              <wp:anchor distT="6985" distB="5715" distL="6985" distR="5715" simplePos="0" relativeHeight="487593472" behindDoc="0" locked="0" layoutInCell="1" allowOverlap="1" wp14:anchorId="68A91B38" wp14:editId="0CDE5A89">
-                <wp:simplePos x="0" y="0"/>
-                <wp:positionH relativeFrom="column">
-                  <wp:posOffset>5702300</wp:posOffset>
-                </wp:positionH>
-                <wp:positionV relativeFrom="paragraph">
-                  <wp:posOffset>127318</wp:posOffset>
-                </wp:positionV>
-                <wp:extent cx="597535" cy="1020445"/>
-                <wp:effectExtent l="0" t="0" r="12065" b="27305"/>
-                <wp:wrapNone/>
-                <wp:docPr id="1317566060" name="Прямоугольник 8"/>
-                <wp:cNvGraphicFramePr/>
-                <a:graphic xmlns:a="http://schemas.openxmlformats.org/drawingml/2006/main">
-                  <a:graphicData uri="http://schemas.microsoft.com/office/word/2010/wordprocessingShape">
-                    <wps:wsp>
-                      <wps:cNvSpPr/>
-                      <wps:spPr>
-                        <a:xfrm>
-                          <a:off x="0" y="0"/>
-                          <a:ext cx="597535" cy="1020445"/>
-                        </a:xfrm>
-                        <a:prstGeom prst="rect">
-                          <a:avLst/>
-                        </a:prstGeom>
-                        <a:solidFill>
-                          <a:srgbClr val="FFFFFF"/>
-                        </a:solidFill>
-                        <a:ln w="12700" cap="flat" cmpd="sng" algn="ctr">
-                          <a:solidFill>
-                            <a:srgbClr val="FFFFFF"/>
-                          </a:solidFill>
-                          <a:prstDash val="solid"/>
-                          <a:miter lim="800000"/>
-                        </a:ln>
-                        <a:effectLst/>
-                      </wps:spPr>
-                      <wps:bodyPr vertOverflow="clip" horzOverflow="clip"/>
-                    </wps:wsp>
-                  </a:graphicData>
-                </a:graphic>
-                <wp14:sizeRelH relativeFrom="page">
-                  <wp14:pctWidth>0</wp14:pctWidth>
-                </wp14:sizeRelH>
-                <wp14:sizeRelV relativeFrom="page">
-                  <wp14:pctHeight>0</wp14:pctHeight>
-                </wp14:sizeRelV>
-              </wp:anchor>
-            </w:drawing>
-          </mc:Choice>
-          <mc:Fallback>
-            <w:pict>
-              <v:rect w14:anchorId="663600B1" id="Прямоугольник 8" o:spid="_x0000_s1026" style="position:absolute;margin-left:449pt;margin-top:10.05pt;width:47.05pt;height:80.35pt;z-index:487593472;visibility:visible;mso-wrap-style:square;mso-width-percent:0;mso-height-percent:0;mso-wrap-distance-left:.55pt;mso-wrap-distance-top:.55pt;mso-wrap-distance-right:.45pt;mso-wrap-distance-bottom:.45pt;mso-position-horizontal:absolute;mso-position-horizontal-relative:text;mso-position-vertical:absolute;mso-position-vertical-relative:text;mso-width-percent:0;mso-height-percent:0;mso-width-relative:page;mso-height-relative:page;v-text-anchor:top" o:gfxdata="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" strokecolor="white" strokeweight="1pt"/>
-            </w:pict>
-          </mc:Fallback>
-        </mc:AlternateContent>
-      </w:r>
+      <w:bookmarkStart w:id="0" w:name="_Hlk200103456"/>
       <w:r>
         <w:rPr>
           <w:rFonts w:eastAsia="Calibri"/>
@@ -976,80 +940,6 @@
       </w:r>
       <w:r>
         <w:br w:type="page"/>
-      </w:r>
-      <w:r>
-        <w:rPr>
-          <w:b/>
-          <w:noProof/>
-          <w:spacing w:val="-2"/>
-          <w:sz w:val="32"/>
-        </w:rPr>
-        <mc:AlternateContent>
-          <mc:Choice Requires="wps">
-            <w:drawing>
-              <wp:anchor distT="0" distB="0" distL="114300" distR="114300" simplePos="0" relativeHeight="487594496" behindDoc="0" locked="0" layoutInCell="1" allowOverlap="1" wp14:anchorId="231162C8" wp14:editId="43B2C342">
-                <wp:simplePos x="0" y="0"/>
-                <wp:positionH relativeFrom="column">
-                  <wp:posOffset>5335588</wp:posOffset>
-                </wp:positionH>
-                <wp:positionV relativeFrom="paragraph">
-                  <wp:posOffset>768985</wp:posOffset>
-                </wp:positionV>
-                <wp:extent cx="962025" cy="647700"/>
-                <wp:effectExtent l="0" t="0" r="28575" b="19050"/>
-                <wp:wrapNone/>
-                <wp:docPr id="692266095" name="Прямоугольник 5"/>
-                <wp:cNvGraphicFramePr/>
-                <a:graphic xmlns:a="http://schemas.openxmlformats.org/drawingml/2006/main">
-                  <a:graphicData uri="http://schemas.microsoft.com/office/word/2010/wordprocessingShape">
-                    <wps:wsp>
-                      <wps:cNvSpPr/>
-                      <wps:spPr>
-                        <a:xfrm>
-                          <a:off x="0" y="0"/>
-                          <a:ext cx="962025" cy="647700"/>
-                        </a:xfrm>
-                        <a:prstGeom prst="rect">
-                          <a:avLst/>
-                        </a:prstGeom>
-                        <a:ln>
-                          <a:solidFill>
-                            <a:schemeClr val="bg1"/>
-                          </a:solidFill>
-                        </a:ln>
-                      </wps:spPr>
-                      <wps:style>
-                        <a:lnRef idx="2">
-                          <a:schemeClr val="accent1"/>
-                        </a:lnRef>
-                        <a:fillRef idx="1">
-                          <a:schemeClr val="lt1"/>
-                        </a:fillRef>
-                        <a:effectRef idx="0">
-                          <a:schemeClr val="accent1"/>
-                        </a:effectRef>
-                        <a:fontRef idx="minor">
-                          <a:schemeClr val="dk1"/>
-                        </a:fontRef>
-                      </wps:style>
-                      <wps:bodyPr rot="0" spcFirstLastPara="0" vertOverflow="overflow" horzOverflow="overflow" vert="horz" wrap="square" lIns="91440" tIns="45720" rIns="91440" bIns="45720" numCol="1" spcCol="0" rtlCol="0" fromWordArt="0" anchor="ctr" anchorCtr="0" forceAA="0" compatLnSpc="1">
-                        <a:prstTxWarp prst="textNoShape">
-                          <a:avLst/>
-                        </a:prstTxWarp>
-                        <a:noAutofit/>
-                      </wps:bodyPr>
-                    </wps:wsp>
-                  </a:graphicData>
-                </a:graphic>
-              </wp:anchor>
-            </w:drawing>
-          </mc:Choice>
-          <mc:Fallback>
-            <w:pict>
-              <v:rect w14:anchorId="07836B6D" id="Прямоугольник 5" o:spid="_x0000_s1026" style="position:absolute;margin-left:420.15pt;margin-top:60.55pt;width:75.75pt;height:51pt;z-index:487594496;visibility:visible;mso-wrap-style:square;mso-wrap-distance-left:9pt;mso-wrap-distance-top:0;mso-wrap-distance-right:9pt;mso-wrap-distance-bottom:0;mso-position-horizontal:absolute;mso-position-horizontal-relative:text;mso-position-vertical:absolute;mso-position-vertical-relative:text;v-text-anchor:middle" o:gfxdata="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" fillcolor="white [3201]" strokecolor="white [3212]" strokeweight="2pt"/>
-            </w:pict>
-          </mc:Fallback>
-        </mc:AlternateContent>
       </w:r>
     </w:p>
     <w:p>
@@ -2216,6 +2106,7 @@
           <w:pgMar w:top="1134" w:right="851" w:bottom="1134" w:left="1701" w:header="0" w:footer="567" w:gutter="0"/>
           <w:pgNumType w:start="3"/>
           <w:cols w:space="720"/>
+          <w:titlePg/>
           <w:docGrid w:linePitch="299"/>
         </w:sectPr>
       </w:pPr>
@@ -2256,7 +2147,15 @@
         <w:spacing w:line="242" w:lineRule="auto"/>
       </w:pPr>
       <w:r>
-        <w:t>В современной робототехнике шагающие многоосевые платформы</w:t>
+        <w:t xml:space="preserve">В современной робототехнике шагающие </w:t>
+      </w:r>
+      <w:proofErr w:type="spellStart"/>
+      <w:r>
+        <w:t>многоосевые</w:t>
+      </w:r>
+      <w:proofErr w:type="spellEnd"/>
+      <w:r>
+        <w:t xml:space="preserve"> платформы</w:t>
       </w:r>
       <w:r>
         <w:t xml:space="preserve"> </w:t>
@@ -2325,7 +2224,23 @@
         <w:spacing w:line="242" w:lineRule="auto"/>
       </w:pPr>
       <w:r>
-        <w:t>Программная реализация проекта строится на использовании операционной системы реального времени FreeRTOS в официальной среде разработки ESP-IDF. Это позволяет строго и безопасно разнести асинхронные сетевые процессы и ресурсоемкие математические вычисления инверсной кинематики по разным ядрам чипа. Завершающим этапом проектирования комплекса выступает разработка одностраничного веб-приложения на базе фреймворка Vue.js. Данный интерфейс, сохраняемый непосредственно в файловой системе микроконтроллера, обеспечивает визуализацию телеметрии и двунаправленную передачу управляющих команд по протоколу WebSocket с минимальными задержками на любом пользовательском устройстве.</w:t>
+        <w:t xml:space="preserve">Программная реализация проекта строится на использовании операционной системы реального времени </w:t>
+      </w:r>
+      <w:proofErr w:type="spellStart"/>
+      <w:r>
+        <w:t>FreeRTOS</w:t>
+      </w:r>
+      <w:proofErr w:type="spellEnd"/>
+      <w:r>
+        <w:t xml:space="preserve"> в официальной среде разработки ESP-IDF. Это позволяет строго и безопасно разнести асинхронные сетевые процессы и ресурсоемкие математические вычисления инверсной кинематики по разным ядрам чипа. Завершающим этапом проектирования комплекса выступает разработка одностраничного веб-приложения на базе фреймворка Vue.js. Данный интерфейс, сохраняемый непосредственно в файловой системе микроконтроллера, обеспечивает визуализацию телеметрии и двунаправленную передачу управляющих команд по протоколу </w:t>
+      </w:r>
+      <w:proofErr w:type="spellStart"/>
+      <w:r>
+        <w:t>WebSocket</w:t>
+      </w:r>
+      <w:proofErr w:type="spellEnd"/>
+      <w:r>
+        <w:t xml:space="preserve"> с минимальными задержками на любом пользовательском устройстве.</w:t>
       </w:r>
     </w:p>
     <w:p>
@@ -2510,7 +2425,39 @@
           <w:sz w:val="28"/>
           <w:szCs w:val="28"/>
         </w:rPr>
-        <w:t>Микроконтроллеры серии ESP32 разработаны компанией Espressif Systems как эволюционное развитие чипа ESP8266. Главными достоинствами актуальной версии являются встроенные модули Wi-Fi и Bluetooth, высокая тактовая частота, наличие независимого сопроцессора с низким энергопотреблением и аппаратная поддержка широкого спектра интерфейсо</w:t>
+        <w:t xml:space="preserve">Микроконтроллеры серии ESP32 разработаны компанией </w:t>
+      </w:r>
+      <w:proofErr w:type="spellStart"/>
+      <w:r>
+        <w:rPr>
+          <w:sz w:val="28"/>
+          <w:szCs w:val="28"/>
+        </w:rPr>
+        <w:t>Espressif</w:t>
+      </w:r>
+      <w:proofErr w:type="spellEnd"/>
+      <w:r>
+        <w:rPr>
+          <w:sz w:val="28"/>
+          <w:szCs w:val="28"/>
+        </w:rPr>
+        <w:t xml:space="preserve"> Systems как эволюционное развитие чипа ESP8266. Главными достоинствами актуальной версии являются встроенные модули </w:t>
+      </w:r>
+      <w:proofErr w:type="spellStart"/>
+      <w:r>
+        <w:rPr>
+          <w:sz w:val="28"/>
+          <w:szCs w:val="28"/>
+        </w:rPr>
+        <w:t>Wi</w:t>
+      </w:r>
+      <w:proofErr w:type="spellEnd"/>
+      <w:r>
+        <w:rPr>
+          <w:sz w:val="28"/>
+          <w:szCs w:val="28"/>
+        </w:rPr>
+        <w:t>-Fi и Bluetooth, высокая тактовая частота, наличие независимого сопроцессора с низким энергопотреблением и аппаратная поддержка широкого спектра интерфейсо</w:t>
       </w:r>
       <w:r>
         <w:rPr>
@@ -2853,7 +2800,23 @@
           <w:sz w:val="28"/>
           <w:szCs w:val="28"/>
         </w:rPr>
-        <w:t xml:space="preserve">Для решения этой проблемы в архитектуру внедрены два шестнадцатиканальных контроллера </w:t>
+        <w:t xml:space="preserve">Для решения этой проблемы в архитектуру внедрены два </w:t>
+      </w:r>
+      <w:proofErr w:type="spellStart"/>
+      <w:r>
+        <w:rPr>
+          <w:sz w:val="28"/>
+          <w:szCs w:val="28"/>
+        </w:rPr>
+        <w:t>шестнадцатиканальных</w:t>
+      </w:r>
+      <w:proofErr w:type="spellEnd"/>
+      <w:r>
+        <w:rPr>
+          <w:sz w:val="28"/>
+          <w:szCs w:val="28"/>
+        </w:rPr>
+        <w:t xml:space="preserve"> контроллера </w:t>
       </w:r>
       <w:r>
         <w:rPr>
@@ -3089,7 +3052,23 @@
           <w:sz w:val="28"/>
           <w:szCs w:val="28"/>
         </w:rPr>
-        <w:t xml:space="preserve"> аппаратно изолирована от логической части микроконтроллера, сохраняя с ней лишь общую линию заземления. В качестве первичного источника энергии используется сборка из двух литий-ионных аккумуляторов, размещенных в специальном батарейном отсеке. Такая архитектура исключает влияние электромагнитных помех и просадок напряжения от моторов на стабильность работы процессора.</w:t>
+        <w:t xml:space="preserve"> </w:t>
+      </w:r>
+      <w:proofErr w:type="spellStart"/>
+      <w:r>
+        <w:rPr>
+          <w:sz w:val="28"/>
+          <w:szCs w:val="28"/>
+        </w:rPr>
+        <w:t>аппаратно</w:t>
+      </w:r>
+      <w:proofErr w:type="spellEnd"/>
+      <w:r>
+        <w:rPr>
+          <w:sz w:val="28"/>
+          <w:szCs w:val="28"/>
+        </w:rPr>
+        <w:t xml:space="preserve"> изолирована от логической части микроконтроллера, сохраняя с ней лишь общую линию заземления. В качестве первичного источника энергии используется сборка из двух литий-ионных аккумуляторов, размещенных в специальном батарейном отсеке. Такая архитектура исключает влияние электромагнитных помех и просадок напряжения от моторов на стабильность работы процессора.</w:t>
       </w:r>
     </w:p>
     <w:p>
@@ -3253,7 +3232,6 @@
           <w:bCs/>
           <w:sz w:val="28"/>
           <w:szCs w:val="28"/>
-          <w:lang w:val="en-US"/>
         </w:rPr>
       </w:pPr>
     </w:p>
@@ -3289,7 +3267,23 @@
           <w:sz w:val="28"/>
           <w:szCs w:val="28"/>
         </w:rPr>
-        <w:t>Поскольку робот функционирует автономно и не имеет встроенного дисплея, для взаимодействия с оператором и оперативной диагностики предусмотрена система акустического и визуального оповещения. Звуковые сигналы генерируются с помощью пассивного пьезоизлучателя KY-006. Благодаря возможности программного управления частотой, излучатель способен воспроизводить различные звуковые тональности, четко сигнализируя об успешном запуске системы, потере сетевого соединения или критическом разряде аккумулятора.</w:t>
+        <w:t xml:space="preserve">Поскольку робот функционирует автономно и не имеет встроенного дисплея, для взаимодействия с оператором и оперативной диагностики предусмотрена система акустического и визуального оповещения. Звуковые сигналы генерируются с помощью пассивного </w:t>
+      </w:r>
+      <w:proofErr w:type="spellStart"/>
+      <w:r>
+        <w:rPr>
+          <w:sz w:val="28"/>
+          <w:szCs w:val="28"/>
+        </w:rPr>
+        <w:t>пьезоизлучателя</w:t>
+      </w:r>
+      <w:proofErr w:type="spellEnd"/>
+      <w:r>
+        <w:rPr>
+          <w:sz w:val="28"/>
+          <w:szCs w:val="28"/>
+        </w:rPr>
+        <w:t xml:space="preserve"> KY-006. Благодаря возможности программного управления частотой, излучатель способен воспроизводить различные звуковые тональности, четко сигнализируя об успешном запуске системы, потере сетевого соединения или критическом разряде аккумулятора.</w:t>
       </w:r>
     </w:p>
     <w:p>
@@ -3364,12 +3358,21 @@
           <w:szCs w:val="28"/>
         </w:rPr>
       </w:pPr>
-      <w:r>
-        <w:rPr>
-          <w:sz w:val="28"/>
-          <w:szCs w:val="28"/>
-        </w:rPr>
-        <w:t>Espressif Systems является пионером в разработке платформ полного цикла, обеспечивающих работу интеллектуальных, энергоэффективных устройств Интернета вещей и периферийного ИИ</w:t>
+      <w:proofErr w:type="spellStart"/>
+      <w:r>
+        <w:rPr>
+          <w:sz w:val="28"/>
+          <w:szCs w:val="28"/>
+        </w:rPr>
+        <w:t>Espressif</w:t>
+      </w:r>
+      <w:proofErr w:type="spellEnd"/>
+      <w:r>
+        <w:rPr>
+          <w:sz w:val="28"/>
+          <w:szCs w:val="28"/>
+        </w:rPr>
+        <w:t xml:space="preserve"> Systems является пионером в разработке платформ полного цикла, обеспечивающих работу интеллектуальных, энергоэффективных устройств Интернета вещей и периферийного ИИ</w:t>
       </w:r>
       <w:r>
         <w:rPr>
@@ -3425,7 +3428,23 @@
           <w:sz w:val="28"/>
           <w:szCs w:val="28"/>
         </w:rPr>
-        <w:t>. Прорывное сочетание вычислительных мощностей и сетевых возможностей в наших системах-на-кристалле изменило ландшафт IoT, сделав массовые умные устройства доступными для всех.</w:t>
+        <w:t xml:space="preserve">. Прорывное сочетание вычислительных мощностей и сетевых возможностей в наших системах-на-кристалле изменило ландшафт </w:t>
+      </w:r>
+      <w:proofErr w:type="spellStart"/>
+      <w:r>
+        <w:rPr>
+          <w:sz w:val="28"/>
+          <w:szCs w:val="28"/>
+        </w:rPr>
+        <w:t>IoT</w:t>
+      </w:r>
+      <w:proofErr w:type="spellEnd"/>
+      <w:r>
+        <w:rPr>
+          <w:sz w:val="28"/>
+          <w:szCs w:val="28"/>
+        </w:rPr>
+        <w:t>, сделав массовые умные устройства доступными для всех.</w:t>
       </w:r>
     </w:p>
     <w:p>
@@ -3504,7 +3523,23 @@
           <w:sz w:val="28"/>
           <w:szCs w:val="28"/>
         </w:rPr>
-        <w:t>Разработанный для мобильных устройств, носимой электроники и IoT-приложений, ESP32 достигает сверхнизкого энергопотребления за счет комбинации нескольких типов проприетарного программного обеспечения. ESP32 также включает передовые функции, такие как высокоточное стробирование тактового сигнала, различные режимы питания и динамическое масштабирование энергопотребления.</w:t>
+        <w:t xml:space="preserve">Разработанный для мобильных устройств, носимой электроники и </w:t>
+      </w:r>
+      <w:proofErr w:type="spellStart"/>
+      <w:r>
+        <w:rPr>
+          <w:sz w:val="28"/>
+          <w:szCs w:val="28"/>
+        </w:rPr>
+        <w:t>IoT</w:t>
+      </w:r>
+      <w:proofErr w:type="spellEnd"/>
+      <w:r>
+        <w:rPr>
+          <w:sz w:val="28"/>
+          <w:szCs w:val="28"/>
+        </w:rPr>
+        <w:t>-приложений, ESP32 достигает сверхнизкого энергопотребления за счет комбинации нескольких типов проприетарного программного обеспечения. ESP32 также включает передовые функции, такие как высокоточное стробирование тактового сигнала, различные режимы питания и динамическое масштабирование энергопотребления.</w:t>
       </w:r>
     </w:p>
     <w:p>
@@ -3521,7 +3556,23 @@
           <w:sz w:val="28"/>
           <w:szCs w:val="28"/>
         </w:rPr>
-        <w:t>ESP32 обладает высокой степенью интеграции благодаря встроенным антенным коммутаторам, радиочастотному симметрирующему трансформатору, усилителю мощности, малошумящему усилителю приемника, фильтрам и модулям управления питанием. ESP32 добавляет неоценимую функциональность и универсальность вашим приложениям при минимальных требованиях к занимаемой площади на печатной плате.</w:t>
+        <w:t xml:space="preserve">ESP32 обладает высокой степенью интеграции благодаря встроенным антенным коммутаторам, радиочастотному </w:t>
+      </w:r>
+      <w:proofErr w:type="spellStart"/>
+      <w:r>
+        <w:rPr>
+          <w:sz w:val="28"/>
+          <w:szCs w:val="28"/>
+        </w:rPr>
+        <w:t>симметрирующему</w:t>
+      </w:r>
+      <w:proofErr w:type="spellEnd"/>
+      <w:r>
+        <w:rPr>
+          <w:sz w:val="28"/>
+          <w:szCs w:val="28"/>
+        </w:rPr>
+        <w:t xml:space="preserve"> трансформатору, усилителю мощности, малошумящему усилителю приемника, фильтрам и модулям управления питанием. ESP32 добавляет неоценимую функциональность и универсальность вашим приложениям при минимальных требованиях к занимаемой площади на печатной плате.</w:t>
       </w:r>
     </w:p>
     <w:p>
@@ -3552,7 +3603,23 @@
           <w:sz w:val="28"/>
           <w:szCs w:val="28"/>
         </w:rPr>
-        <w:t>, снижая нагрузку по обработке коммуникационного стека на основной прикладной процессор. ESP32 способен взаимодействовать с другими системами, предоставляя функциональность Wi-Fi и Bluetooth через свои интерфейсы SPI / SDIO или I2C / UART</w:t>
+        <w:t xml:space="preserve">, снижая нагрузку по обработке коммуникационного стека на основной прикладной процессор. ESP32 способен взаимодействовать с другими системами, предоставляя функциональность </w:t>
+      </w:r>
+      <w:proofErr w:type="spellStart"/>
+      <w:r>
+        <w:rPr>
+          <w:sz w:val="28"/>
+          <w:szCs w:val="28"/>
+        </w:rPr>
+        <w:t>Wi</w:t>
+      </w:r>
+      <w:proofErr w:type="spellEnd"/>
+      <w:r>
+        <w:rPr>
+          <w:sz w:val="28"/>
+          <w:szCs w:val="28"/>
+        </w:rPr>
+        <w:t>-Fi и Bluetooth через свои интерфейсы SPI / SDIO или I2C / UART</w:t>
       </w:r>
       <w:r>
         <w:rPr>
@@ -3639,7 +3706,39 @@
           <w:sz w:val="28"/>
           <w:szCs w:val="28"/>
         </w:rPr>
-        <w:t>Датчик VL53L0X выполняет функцию лазерного дальномера для точного измерения расстояния до окружающих препятствий. Использование технологии Time-of-Flight делает точность измерений абсолютно независимой от цвета или фактуры объекта, а узкий направленный луч полностью исключает ложные срабатывания, свойственные широким ультразвуковым сонарам.</w:t>
+        <w:t>Датчик VL53L0X выполняет функцию лазерного дальномера для точного измерения расстояния до окружающих препятствий. Использование технологии Time-</w:t>
+      </w:r>
+      <w:proofErr w:type="spellStart"/>
+      <w:r>
+        <w:rPr>
+          <w:sz w:val="28"/>
+          <w:szCs w:val="28"/>
+        </w:rPr>
+        <w:t>of</w:t>
+      </w:r>
+      <w:proofErr w:type="spellEnd"/>
+      <w:r>
+        <w:rPr>
+          <w:sz w:val="28"/>
+          <w:szCs w:val="28"/>
+        </w:rPr>
+        <w:t>-</w:t>
+      </w:r>
+      <w:proofErr w:type="spellStart"/>
+      <w:r>
+        <w:rPr>
+          <w:sz w:val="28"/>
+          <w:szCs w:val="28"/>
+        </w:rPr>
+        <w:t>Flight</w:t>
+      </w:r>
+      <w:proofErr w:type="spellEnd"/>
+      <w:r>
+        <w:rPr>
+          <w:sz w:val="28"/>
+          <w:szCs w:val="28"/>
+        </w:rPr>
+        <w:t xml:space="preserve"> делает точность измерений абсолютно независимой от цвета или фактуры объекта, а узкий направленный луч полностью исключает ложные срабатывания, свойственные широким ультразвуковым сонарам.</w:t>
       </w:r>
     </w:p>
     <w:p>
@@ -3738,7 +3837,23 @@
           <w:sz w:val="28"/>
           <w:szCs w:val="28"/>
         </w:rPr>
-        <w:t>Пассивный пьезоизлучатель KY-006 выполняет роль системы акустического оповещения оператора о системных событиях. Пассивная архитектура мембраны позволяет генерировать звуки любой частоты с помощью ШИМ-сигнала (мелодии, сирены), в отличие от простых активных зуммеров, издающих только один монотонный писк.</w:t>
+        <w:t xml:space="preserve">Пассивный </w:t>
+      </w:r>
+      <w:proofErr w:type="spellStart"/>
+      <w:r>
+        <w:rPr>
+          <w:sz w:val="28"/>
+          <w:szCs w:val="28"/>
+        </w:rPr>
+        <w:t>пьезоизлучатель</w:t>
+      </w:r>
+      <w:proofErr w:type="spellEnd"/>
+      <w:r>
+        <w:rPr>
+          <w:sz w:val="28"/>
+          <w:szCs w:val="28"/>
+        </w:rPr>
+        <w:t xml:space="preserve"> KY-006 выполняет роль системы акустического оповещения оператора о системных событиях. Пассивная архитектура мембраны позволяет генерировать звуки любой частоты с помощью ШИМ-сигнала (мелодии, сирены), в отличие от простых активных зуммеров, издающих только один монотонный писк.</w:t>
       </w:r>
     </w:p>
     <w:p>
@@ -3845,12 +3960,37 @@
         </w:rPr>
         <w:t xml:space="preserve">такими как </w:t>
       </w:r>
-      <w:r>
-        <w:rPr>
-          <w:sz w:val="28"/>
-          <w:szCs w:val="28"/>
-        </w:rPr>
-        <w:t>Raspberry Pi, ESP32 обеспечивает жесткое реальное время, критически важное для синхронной генерации ШИМ-сигнала для сервоприводов, и потребляет значительно меньше энергии.</w:t>
+      <w:proofErr w:type="spellStart"/>
+      <w:r>
+        <w:rPr>
+          <w:sz w:val="28"/>
+          <w:szCs w:val="28"/>
+        </w:rPr>
+        <w:t>Raspberry</w:t>
+      </w:r>
+      <w:proofErr w:type="spellEnd"/>
+      <w:r>
+        <w:rPr>
+          <w:sz w:val="28"/>
+          <w:szCs w:val="28"/>
+        </w:rPr>
+        <w:t xml:space="preserve"> </w:t>
+      </w:r>
+      <w:proofErr w:type="spellStart"/>
+      <w:r>
+        <w:rPr>
+          <w:sz w:val="28"/>
+          <w:szCs w:val="28"/>
+        </w:rPr>
+        <w:t>Pi</w:t>
+      </w:r>
+      <w:proofErr w:type="spellEnd"/>
+      <w:r>
+        <w:rPr>
+          <w:sz w:val="28"/>
+          <w:szCs w:val="28"/>
+        </w:rPr>
+        <w:t>, ESP32 обеспечивает жесткое реальное время, критически важное для синхронной генерации ШИМ-сигнала для сервоприводов, и потребляет значительно меньше энергии.</w:t>
       </w:r>
     </w:p>
     <w:p>
@@ -4143,7 +4283,23 @@
           <w:sz w:val="28"/>
           <w:szCs w:val="28"/>
         </w:rPr>
-        <w:t>Низкоуровневая логика базируется на операционной системе реального времени FreeRTOS и написана на языке C.</w:t>
+        <w:t xml:space="preserve">Низкоуровневая логика базируется на операционной системе реального времени </w:t>
+      </w:r>
+      <w:proofErr w:type="spellStart"/>
+      <w:r>
+        <w:rPr>
+          <w:sz w:val="28"/>
+          <w:szCs w:val="28"/>
+        </w:rPr>
+        <w:t>FreeRTOS</w:t>
+      </w:r>
+      <w:proofErr w:type="spellEnd"/>
+      <w:r>
+        <w:rPr>
+          <w:sz w:val="28"/>
+          <w:szCs w:val="28"/>
+        </w:rPr>
+        <w:t xml:space="preserve"> и написана на языке C.</w:t>
       </w:r>
       <w:r>
         <w:rPr>
@@ -4218,8 +4374,17 @@
           <w:sz w:val="28"/>
           <w:szCs w:val="28"/>
         </w:rPr>
-        <w:t>, разработанное на базе фреймворка Vue.j</w:t>
-      </w:r>
+        <w:t xml:space="preserve">, разработанное на базе фреймворка </w:t>
+      </w:r>
+      <w:proofErr w:type="spellStart"/>
+      <w:r>
+        <w:rPr>
+          <w:sz w:val="28"/>
+          <w:szCs w:val="28"/>
+        </w:rPr>
+        <w:t>Vue.j</w:t>
+      </w:r>
+      <w:proofErr w:type="spellEnd"/>
       <w:r>
         <w:rPr>
           <w:sz w:val="28"/>
@@ -4271,8 +4436,17 @@
           <w:sz w:val="28"/>
           <w:szCs w:val="28"/>
         </w:rPr>
-        <w:t>Взаимодействие между уровнями реализовано поверх стека TCP/IP через протокол WebSocket</w:t>
-      </w:r>
+        <w:t xml:space="preserve">Взаимодействие между уровнями реализовано поверх стека TCP/IP через протокол </w:t>
+      </w:r>
+      <w:proofErr w:type="spellStart"/>
+      <w:r>
+        <w:rPr>
+          <w:sz w:val="28"/>
+          <w:szCs w:val="28"/>
+        </w:rPr>
+        <w:t>WebSocket</w:t>
+      </w:r>
+      <w:proofErr w:type="spellEnd"/>
       <w:r>
         <w:rPr>
           <w:sz w:val="28"/>
@@ -4280,6 +4454,7 @@
         </w:rPr>
         <w:t xml:space="preserve"> с помощью библиотеки </w:t>
       </w:r>
+      <w:proofErr w:type="spellStart"/>
       <w:r>
         <w:rPr>
           <w:sz w:val="28"/>
@@ -4288,6 +4463,7 @@
         </w:rPr>
         <w:t>esp</w:t>
       </w:r>
+      <w:proofErr w:type="spellEnd"/>
       <w:r>
         <w:rPr>
           <w:sz w:val="28"/>
@@ -4392,12 +4568,21 @@
           <w:szCs w:val="28"/>
         </w:rPr>
       </w:pPr>
-      <w:r>
-        <w:rPr>
-          <w:sz w:val="28"/>
-          <w:szCs w:val="28"/>
-        </w:rPr>
-        <w:t xml:space="preserve">FreeRTOS является индустриальным стандартом операционных систем для встраиваемых устройств, обеспечивающим предсказуемое вытесняющее планирование задач. </w:t>
+      <w:proofErr w:type="spellStart"/>
+      <w:r>
+        <w:rPr>
+          <w:sz w:val="28"/>
+          <w:szCs w:val="28"/>
+        </w:rPr>
+        <w:t>FreeRTOS</w:t>
+      </w:r>
+      <w:proofErr w:type="spellEnd"/>
+      <w:r>
+        <w:rPr>
+          <w:sz w:val="28"/>
+          <w:szCs w:val="28"/>
+        </w:rPr>
+        <w:t xml:space="preserve"> является индустриальным стандартом операционных систем для встраиваемых устройств, обеспечивающим предсказуемое вытесняющее планирование задач. </w:t>
       </w:r>
     </w:p>
     <w:p>
@@ -4477,7 +4662,23 @@
           <w:sz w:val="28"/>
           <w:szCs w:val="28"/>
         </w:rPr>
-        <w:t xml:space="preserve"> ОСРВ, такие как FreeRTOS, достигают этого за счет назначения строгого приоритета каждой задач</w:t>
+        <w:t xml:space="preserve"> ОСРВ, такие как </w:t>
+      </w:r>
+      <w:proofErr w:type="spellStart"/>
+      <w:r>
+        <w:rPr>
+          <w:sz w:val="28"/>
+          <w:szCs w:val="28"/>
+        </w:rPr>
+        <w:t>FreeRTOS</w:t>
+      </w:r>
+      <w:proofErr w:type="spellEnd"/>
+      <w:r>
+        <w:rPr>
+          <w:sz w:val="28"/>
+          <w:szCs w:val="28"/>
+        </w:rPr>
+        <w:t>, достигают этого за счет назначения строгого приоритета каждой задач</w:t>
       </w:r>
       <w:r>
         <w:rPr>
@@ -4503,6 +4704,7 @@
           <w:szCs w:val="28"/>
         </w:rPr>
       </w:pPr>
+      <w:proofErr w:type="spellStart"/>
       <w:r>
         <w:rPr>
           <w:sz w:val="28"/>
@@ -4510,6 +4712,7 @@
         </w:rPr>
         <w:t>FreeRTOS</w:t>
       </w:r>
+      <w:proofErr w:type="spellEnd"/>
       <w:r>
         <w:rPr>
           <w:sz w:val="28"/>
@@ -4722,7 +4925,39 @@
           <w:sz w:val="28"/>
           <w:szCs w:val="28"/>
         </w:rPr>
-        <w:t xml:space="preserve">ESP-IDF (Espressif IoT Development Framework) </w:t>
+        <w:t>ESP-IDF (</w:t>
+      </w:r>
+      <w:proofErr w:type="spellStart"/>
+      <w:r>
+        <w:rPr>
+          <w:sz w:val="28"/>
+          <w:szCs w:val="28"/>
+        </w:rPr>
+        <w:t>Espressif</w:t>
+      </w:r>
+      <w:proofErr w:type="spellEnd"/>
+      <w:r>
+        <w:rPr>
+          <w:sz w:val="28"/>
+          <w:szCs w:val="28"/>
+        </w:rPr>
+        <w:t xml:space="preserve"> </w:t>
+      </w:r>
+      <w:proofErr w:type="spellStart"/>
+      <w:r>
+        <w:rPr>
+          <w:sz w:val="28"/>
+          <w:szCs w:val="28"/>
+        </w:rPr>
+        <w:t>IoT</w:t>
+      </w:r>
+      <w:proofErr w:type="spellEnd"/>
+      <w:r>
+        <w:rPr>
+          <w:sz w:val="28"/>
+          <w:szCs w:val="28"/>
+        </w:rPr>
+        <w:t xml:space="preserve"> Development Framework) </w:t>
       </w:r>
       <w:r>
         <w:rPr>
@@ -4736,7 +4971,39 @@
           <w:sz w:val="28"/>
           <w:szCs w:val="28"/>
         </w:rPr>
-        <w:t xml:space="preserve"> это официальный SDK промышленного уровня для всех систем-на-кристалле компании Espressif. Он объединяет драйверы, сетевые стеки, инструменты безопасности и систему сборки, позволяя разрабатывать решения любой сложности: от простых датчиков до сертифицированных устройств Matter и систем с периферийным ИИ.</w:t>
+        <w:t xml:space="preserve"> это официальный SDK промышленного уровня для всех систем-на-кристалле компании </w:t>
+      </w:r>
+      <w:proofErr w:type="spellStart"/>
+      <w:r>
+        <w:rPr>
+          <w:sz w:val="28"/>
+          <w:szCs w:val="28"/>
+        </w:rPr>
+        <w:t>Espressif</w:t>
+      </w:r>
+      <w:proofErr w:type="spellEnd"/>
+      <w:r>
+        <w:rPr>
+          <w:sz w:val="28"/>
+          <w:szCs w:val="28"/>
+        </w:rPr>
+        <w:t xml:space="preserve">. Он объединяет драйверы, сетевые стеки, инструменты безопасности и систему сборки, позволяя разрабатывать решения любой сложности: от простых датчиков до сертифицированных устройств </w:t>
+      </w:r>
+      <w:proofErr w:type="spellStart"/>
+      <w:r>
+        <w:rPr>
+          <w:sz w:val="28"/>
+          <w:szCs w:val="28"/>
+        </w:rPr>
+        <w:t>Matter</w:t>
+      </w:r>
+      <w:proofErr w:type="spellEnd"/>
+      <w:r>
+        <w:rPr>
+          <w:sz w:val="28"/>
+          <w:szCs w:val="28"/>
+        </w:rPr>
+        <w:t xml:space="preserve"> и систем с периферийным ИИ.</w:t>
       </w:r>
     </w:p>
     <w:p>
@@ -4753,7 +5020,39 @@
           <w:sz w:val="28"/>
           <w:szCs w:val="28"/>
         </w:rPr>
-        <w:t>Главное преимущество ESP-IDF заключается в универсальности: единые API и система сборки работают со всеми линейками чипов Espressif. Это позволяет легко переходить на новые или более доступные микроконтроллеры без переписывания прикладного кода. Фреймворк имеет открытый исходный код, поддерживается мировым сообществом на GitHub и успешно применяется в более чем миллиарде устройств по всему миру.</w:t>
+        <w:t xml:space="preserve">Главное преимущество ESP-IDF заключается в универсальности: единые API и система сборки работают со всеми линейками чипов </w:t>
+      </w:r>
+      <w:proofErr w:type="spellStart"/>
+      <w:r>
+        <w:rPr>
+          <w:sz w:val="28"/>
+          <w:szCs w:val="28"/>
+        </w:rPr>
+        <w:t>Espressif</w:t>
+      </w:r>
+      <w:proofErr w:type="spellEnd"/>
+      <w:r>
+        <w:rPr>
+          <w:sz w:val="28"/>
+          <w:szCs w:val="28"/>
+        </w:rPr>
+        <w:t xml:space="preserve">. Это позволяет легко переходить на новые или более доступные микроконтроллеры без переписывания прикладного кода. Фреймворк имеет открытый исходный код, поддерживается мировым сообществом на </w:t>
+      </w:r>
+      <w:proofErr w:type="spellStart"/>
+      <w:r>
+        <w:rPr>
+          <w:sz w:val="28"/>
+          <w:szCs w:val="28"/>
+        </w:rPr>
+        <w:t>GitHub</w:t>
+      </w:r>
+      <w:proofErr w:type="spellEnd"/>
+      <w:r>
+        <w:rPr>
+          <w:sz w:val="28"/>
+          <w:szCs w:val="28"/>
+        </w:rPr>
+        <w:t xml:space="preserve"> и успешно применяется в более чем миллиарде устройств по всему миру.</w:t>
       </w:r>
     </w:p>
     <w:p>
@@ -4853,7 +5152,39 @@
           <w:sz w:val="28"/>
           <w:szCs w:val="28"/>
         </w:rPr>
-        <w:t xml:space="preserve"> это прогрессивный фреймворк для фронтенд-разработки, отличающийся высокой гибкостью и возможностью постепенного внедрения. В зависимости от масштаба и специфики проекта, Vue поддерживает множество подходов: от простого расширения статического HTML без сборки и интеграции Web-компонентов до разработки сложных одностраничных приложений, серверного рендеринга, генерации статических сайтов и даже создания интерфейсов для десктопа, мобильных устройств и WebGL.</w:t>
+        <w:t xml:space="preserve"> это прогрессивный фреймворк для фронтенд-разработки, отличающийся высокой гибкостью и возможностью постепенного внедрения. В зависимости от масштаба и специфики проекта, </w:t>
+      </w:r>
+      <w:proofErr w:type="spellStart"/>
+      <w:r>
+        <w:rPr>
+          <w:sz w:val="28"/>
+          <w:szCs w:val="28"/>
+        </w:rPr>
+        <w:t>Vue</w:t>
+      </w:r>
+      <w:proofErr w:type="spellEnd"/>
+      <w:r>
+        <w:rPr>
+          <w:sz w:val="28"/>
+          <w:szCs w:val="28"/>
+        </w:rPr>
+        <w:t xml:space="preserve"> поддерживает множество подходов: от простого расширения статического HTML без сборки и интеграции Web-компонентов до разработки сложных одностраничных приложений, серверного рендеринга, генерации статических сайтов и даже создания интерфейсов для десктопа, мобильных устройств и </w:t>
+      </w:r>
+      <w:proofErr w:type="spellStart"/>
+      <w:r>
+        <w:rPr>
+          <w:sz w:val="28"/>
+          <w:szCs w:val="28"/>
+        </w:rPr>
+        <w:t>WebGL</w:t>
+      </w:r>
+      <w:proofErr w:type="spellEnd"/>
+      <w:r>
+        <w:rPr>
+          <w:sz w:val="28"/>
+          <w:szCs w:val="28"/>
+        </w:rPr>
+        <w:t>.</w:t>
       </w:r>
     </w:p>
     <w:p>
@@ -4870,7 +5201,23 @@
           <w:sz w:val="28"/>
           <w:szCs w:val="28"/>
         </w:rPr>
-        <w:t>Концепция «прогрессивного фреймворка» означает, что Vue адаптируется под растущие потребности проекта. Базовые принципы его работы</w:t>
+        <w:t xml:space="preserve">Концепция «прогрессивного фреймворка» означает, что </w:t>
+      </w:r>
+      <w:proofErr w:type="spellStart"/>
+      <w:r>
+        <w:rPr>
+          <w:sz w:val="28"/>
+          <w:szCs w:val="28"/>
+        </w:rPr>
+        <w:t>Vue</w:t>
+      </w:r>
+      <w:proofErr w:type="spellEnd"/>
+      <w:r>
+        <w:rPr>
+          <w:sz w:val="28"/>
+          <w:szCs w:val="28"/>
+        </w:rPr>
+        <w:t xml:space="preserve"> адаптируется под растущие потребности проекта. Базовые принципы его работы</w:t>
       </w:r>
       <w:r>
         <w:rPr>
@@ -4959,7 +5306,39 @@
           <w:sz w:val="28"/>
           <w:szCs w:val="28"/>
         </w:rPr>
-        <w:t>Выбор официального фреймворка ESP-IDF в качестве базовой среды разработки, в отличие от популярной платформы Arduino IDE или интерпретируемого MicroPython, обусловлен необходимостью детерминированного управления ресурсами системы на низком уровне.</w:t>
+        <w:t xml:space="preserve">Выбор официального фреймворка ESP-IDF в качестве базовой среды разработки, в отличие от популярной платформы </w:t>
+      </w:r>
+      <w:proofErr w:type="spellStart"/>
+      <w:r>
+        <w:rPr>
+          <w:sz w:val="28"/>
+          <w:szCs w:val="28"/>
+        </w:rPr>
+        <w:t>Arduino</w:t>
+      </w:r>
+      <w:proofErr w:type="spellEnd"/>
+      <w:r>
+        <w:rPr>
+          <w:sz w:val="28"/>
+          <w:szCs w:val="28"/>
+        </w:rPr>
+        <w:t xml:space="preserve"> IDE или интерпретируемого </w:t>
+      </w:r>
+      <w:proofErr w:type="spellStart"/>
+      <w:r>
+        <w:rPr>
+          <w:sz w:val="28"/>
+          <w:szCs w:val="28"/>
+        </w:rPr>
+        <w:t>MicroPython</w:t>
+      </w:r>
+      <w:proofErr w:type="spellEnd"/>
+      <w:r>
+        <w:rPr>
+          <w:sz w:val="28"/>
+          <w:szCs w:val="28"/>
+        </w:rPr>
+        <w:t>, обусловлен необходимостью детерминированного управления ресурсами системы на низком уровне.</w:t>
       </w:r>
     </w:p>
     <w:p>
@@ -4976,7 +5355,23 @@
           <w:sz w:val="28"/>
           <w:szCs w:val="28"/>
         </w:rPr>
-        <w:t xml:space="preserve">Высокоуровневые абстракции сторонних сред вносят непредсказуемые программные задержки и ограничивают контроль над внутренними механизмами операционной системы. ESP-IDF предоставляет прямой нативный доступ к API ядра FreeRTOS, что позволяет реализовать тонкую настройку планировщика, распределить вычислительные потоки строго между физическими ядрами микроконтроллера и управлять приоритетами задач. Отказ от избыточных программных прослоек критически важен для обеспечения стабильного цикла расчета инверсной кинематики с жесткой </w:t>
+        <w:t xml:space="preserve">Высокоуровневые абстракции сторонних сред вносят непредсказуемые программные задержки и ограничивают контроль над внутренними механизмами операционной системы. ESP-IDF предоставляет прямой нативный доступ к API ядра </w:t>
+      </w:r>
+      <w:proofErr w:type="spellStart"/>
+      <w:r>
+        <w:rPr>
+          <w:sz w:val="28"/>
+          <w:szCs w:val="28"/>
+        </w:rPr>
+        <w:t>FreeRTOS</w:t>
+      </w:r>
+      <w:proofErr w:type="spellEnd"/>
+      <w:r>
+        <w:rPr>
+          <w:sz w:val="28"/>
+          <w:szCs w:val="28"/>
+        </w:rPr>
+        <w:t xml:space="preserve">, что позволяет реализовать тонкую настройку планировщика, распределить вычислительные потоки строго между физическими ядрами микроконтроллера и управлять приоритетами задач. Отказ от избыточных программных прослоек критически важен для обеспечения стабильного цикла расчета инверсной кинематики с жесткой </w:t>
       </w:r>
       <w:r>
         <w:rPr>
@@ -4984,7 +5379,23 @@
           <w:szCs w:val="28"/>
         </w:rPr>
         <w:lastRenderedPageBreak/>
-        <w:t>частотой 50 Гц и параллельной безотказной работы сетевого стека WebSocket без взаимных блокировок.</w:t>
+        <w:t xml:space="preserve">частотой 50 Гц и параллельной безотказной работы сетевого стека </w:t>
+      </w:r>
+      <w:proofErr w:type="spellStart"/>
+      <w:r>
+        <w:rPr>
+          <w:sz w:val="28"/>
+          <w:szCs w:val="28"/>
+        </w:rPr>
+        <w:t>WebSocket</w:t>
+      </w:r>
+      <w:proofErr w:type="spellEnd"/>
+      <w:r>
+        <w:rPr>
+          <w:sz w:val="28"/>
+          <w:szCs w:val="28"/>
+        </w:rPr>
+        <w:t xml:space="preserve"> без взаимных блокировок.</w:t>
       </w:r>
     </w:p>
     <w:p>
@@ -5001,7 +5412,23 @@
           <w:sz w:val="28"/>
           <w:szCs w:val="28"/>
         </w:rPr>
-        <w:t>Выбор экосистемы Vue.js в связке со сборщиком Vite, в противовес классической веб-разработке или тяжеловесным фреймворкам, продиктован балансом между архитектурной сложностью интерфейса и строгими аппаратными ограничениями встраиваемой системы.</w:t>
+        <w:t xml:space="preserve">Выбор экосистемы Vue.js в связке со сборщиком </w:t>
+      </w:r>
+      <w:proofErr w:type="spellStart"/>
+      <w:r>
+        <w:rPr>
+          <w:sz w:val="28"/>
+          <w:szCs w:val="28"/>
+        </w:rPr>
+        <w:t>Vite</w:t>
+      </w:r>
+      <w:proofErr w:type="spellEnd"/>
+      <w:r>
+        <w:rPr>
+          <w:sz w:val="28"/>
+          <w:szCs w:val="28"/>
+        </w:rPr>
+        <w:t>, в противовес классической веб-разработке или тяжеловесным фреймворкам, продиктован балансом между архитектурной сложностью интерфейса и строгими аппаратными ограничениями встраиваемой системы.</w:t>
       </w:r>
     </w:p>
     <w:p>
@@ -5018,7 +5445,71 @@
           <w:sz w:val="28"/>
           <w:szCs w:val="28"/>
         </w:rPr>
-        <w:t>Традиционный подход на базе чистого JavaScript приводит к неструктурированному и трудноподдерживаемому коду при необходимости синхронизации сложного динамического состояния (обработка событий виртуальных джойстиков, отрисовка графиков телеметрии, управление разрывами WebSocket-соединения). В свою очередь, применение корпоративных решений уровня Angular избыточно: их объемный рантайм генерирует слишком большие итоговые сборки, нецелесообразные для хранения в ограниченной Flash-памяти микроконтроллера.</w:t>
+        <w:t xml:space="preserve">Традиционный подход на базе чистого JavaScript приводит к неструктурированному и </w:t>
+      </w:r>
+      <w:proofErr w:type="spellStart"/>
+      <w:r>
+        <w:rPr>
+          <w:sz w:val="28"/>
+          <w:szCs w:val="28"/>
+        </w:rPr>
+        <w:t>трудноподдерживаемому</w:t>
+      </w:r>
+      <w:proofErr w:type="spellEnd"/>
+      <w:r>
+        <w:rPr>
+          <w:sz w:val="28"/>
+          <w:szCs w:val="28"/>
+        </w:rPr>
+        <w:t xml:space="preserve"> коду при необходимости синхронизации сложного динамического состояния (обработка событий виртуальных джойстиков, отрисовка графиков телеметрии, управление разрывами </w:t>
+      </w:r>
+      <w:proofErr w:type="spellStart"/>
+      <w:r>
+        <w:rPr>
+          <w:sz w:val="28"/>
+          <w:szCs w:val="28"/>
+        </w:rPr>
+        <w:t>WebSocket</w:t>
+      </w:r>
+      <w:proofErr w:type="spellEnd"/>
+      <w:r>
+        <w:rPr>
+          <w:sz w:val="28"/>
+          <w:szCs w:val="28"/>
+        </w:rPr>
+        <w:t xml:space="preserve">-соединения). В свою очередь, применение корпоративных решений уровня </w:t>
+      </w:r>
+      <w:proofErr w:type="spellStart"/>
+      <w:r>
+        <w:rPr>
+          <w:sz w:val="28"/>
+          <w:szCs w:val="28"/>
+        </w:rPr>
+        <w:t>Angular</w:t>
+      </w:r>
+      <w:proofErr w:type="spellEnd"/>
+      <w:r>
+        <w:rPr>
+          <w:sz w:val="28"/>
+          <w:szCs w:val="28"/>
+        </w:rPr>
+        <w:t xml:space="preserve"> избыточно: их объемный </w:t>
+      </w:r>
+      <w:proofErr w:type="spellStart"/>
+      <w:r>
+        <w:rPr>
+          <w:sz w:val="28"/>
+          <w:szCs w:val="28"/>
+        </w:rPr>
+        <w:t>рантайм</w:t>
+      </w:r>
+      <w:proofErr w:type="spellEnd"/>
+      <w:r>
+        <w:rPr>
+          <w:sz w:val="28"/>
+          <w:szCs w:val="28"/>
+        </w:rPr>
+        <w:t xml:space="preserve"> генерирует слишком большие итоговые сборки, нецелесообразные для хранения в ограниченной Flash-памяти микроконтроллера.</w:t>
       </w:r>
     </w:p>
     <w:p>
@@ -5049,7 +5540,23 @@
           <w:sz w:val="28"/>
           <w:szCs w:val="28"/>
         </w:rPr>
-        <w:t>. Использование высокопроизводительного сборщика Vite с алгоритмами удаления неиспользуемого кода позволяет скомпилировать весь проект в единый минимизированный пакет. Последующее</w:t>
+        <w:t xml:space="preserve">. Использование высокопроизводительного сборщика </w:t>
+      </w:r>
+      <w:proofErr w:type="spellStart"/>
+      <w:r>
+        <w:rPr>
+          <w:sz w:val="28"/>
+          <w:szCs w:val="28"/>
+        </w:rPr>
+        <w:t>Vite</w:t>
+      </w:r>
+      <w:proofErr w:type="spellEnd"/>
+      <w:r>
+        <w:rPr>
+          <w:sz w:val="28"/>
+          <w:szCs w:val="28"/>
+        </w:rPr>
+        <w:t xml:space="preserve"> с алгоритмами удаления неиспользуемого кода позволяет скомпилировать весь проект в единый минимизированный пакет. Последующее</w:t>
       </w:r>
       <w:r>
         <w:rPr>
@@ -5157,7 +5664,25 @@
           <w:szCs w:val="28"/>
           <w:lang w:eastAsia="ru-RU"/>
         </w:rPr>
-        <w:t xml:space="preserve"> функционирует на стыке жесткого реального времени и асинхронных сетевых веб-технологий. Базовым уровнем программной архитектуры выступает операционная система реального времени FreeRTOS. Её применение продиктовано необходимостью строгого разделения вычислительных процессов между двумя ядрами микроконтроллера.</w:t>
+        <w:t xml:space="preserve"> функционирует на стыке жесткого реального времени и асинхронных сетевых веб-технологий. Базовым уровнем программной архитектуры выступает операционная система реального времени </w:t>
+      </w:r>
+      <w:proofErr w:type="spellStart"/>
+      <w:r>
+        <w:rPr>
+          <w:sz w:val="28"/>
+          <w:szCs w:val="28"/>
+          <w:lang w:eastAsia="ru-RU"/>
+        </w:rPr>
+        <w:t>FreeRTOS</w:t>
+      </w:r>
+      <w:proofErr w:type="spellEnd"/>
+      <w:r>
+        <w:rPr>
+          <w:sz w:val="28"/>
+          <w:szCs w:val="28"/>
+          <w:lang w:eastAsia="ru-RU"/>
+        </w:rPr>
+        <w:t>. Её применение продиктовано необходимостью строгого разделения вычислительных процессов между двумя ядрами микроконтроллера.</w:t>
       </w:r>
     </w:p>
     <w:p>
@@ -5181,14 +5706,50 @@
           <w:szCs w:val="28"/>
           <w:lang w:eastAsia="ru-RU"/>
         </w:rPr>
-        <w:t>Планировщик FreeRTOS позволяет организовать детерминированную многопоточную среду, где критически важные задачи получают наивысший приоритет и выполняются на прикладном ядре. Менее критичные процессы, включая обслуживание Wi-Fi соединения и отдачу файлов, изолируются на системном ядр</w:t>
-      </w:r>
+        <w:t xml:space="preserve">Планировщик </w:t>
+      </w:r>
+      <w:proofErr w:type="spellStart"/>
       <w:r>
         <w:rPr>
           <w:sz w:val="28"/>
           <w:szCs w:val="28"/>
           <w:lang w:eastAsia="ru-RU"/>
         </w:rPr>
+        <w:t>FreeRTOS</w:t>
+      </w:r>
+      <w:proofErr w:type="spellEnd"/>
+      <w:r>
+        <w:rPr>
+          <w:sz w:val="28"/>
+          <w:szCs w:val="28"/>
+          <w:lang w:eastAsia="ru-RU"/>
+        </w:rPr>
+        <w:t xml:space="preserve"> позволяет организовать детерминированную многопоточную среду, где критически важные задачи получают наивысший приоритет и выполняются на прикладном ядре. Менее критичные процессы, включая обслуживание </w:t>
+      </w:r>
+      <w:proofErr w:type="spellStart"/>
+      <w:r>
+        <w:rPr>
+          <w:sz w:val="28"/>
+          <w:szCs w:val="28"/>
+          <w:lang w:eastAsia="ru-RU"/>
+        </w:rPr>
+        <w:t>Wi</w:t>
+      </w:r>
+      <w:proofErr w:type="spellEnd"/>
+      <w:r>
+        <w:rPr>
+          <w:sz w:val="28"/>
+          <w:szCs w:val="28"/>
+          <w:lang w:eastAsia="ru-RU"/>
+        </w:rPr>
+        <w:t>-Fi соединения и отдачу файлов, изолируются на системном ядр</w:t>
+      </w:r>
+      <w:r>
+        <w:rPr>
+          <w:sz w:val="28"/>
+          <w:szCs w:val="28"/>
+          <w:lang w:eastAsia="ru-RU"/>
+        </w:rPr>
         <w:t>е</w:t>
       </w:r>
       <w:r>
@@ -5197,7 +5758,25 @@
           <w:szCs w:val="28"/>
           <w:lang w:eastAsia="ru-RU"/>
         </w:rPr>
-        <w:t xml:space="preserve">. Взаимодействие между этими асинхронными потоками реализуется через встроенные потокобезопасные структуры данных </w:t>
+        <w:t xml:space="preserve">. Взаимодействие между этими асинхронными потоками реализуется через встроенные </w:t>
+      </w:r>
+      <w:proofErr w:type="spellStart"/>
+      <w:r>
+        <w:rPr>
+          <w:sz w:val="28"/>
+          <w:szCs w:val="28"/>
+          <w:lang w:eastAsia="ru-RU"/>
+        </w:rPr>
+        <w:t>потокобезопасные</w:t>
+      </w:r>
+      <w:proofErr w:type="spellEnd"/>
+      <w:r>
+        <w:rPr>
+          <w:sz w:val="28"/>
+          <w:szCs w:val="28"/>
+          <w:lang w:eastAsia="ru-RU"/>
+        </w:rPr>
+        <w:t xml:space="preserve"> структуры данных </w:t>
       </w:r>
       <w:r>
         <w:rPr>
@@ -5310,7 +5889,61 @@
           <w:szCs w:val="28"/>
           <w:lang w:eastAsia="ru-RU"/>
         </w:rPr>
-        <w:t>Связующим звеном между аппаратной частью микроконтроллера и пользовательским интерфейсом выступает сетевой стек, реализованный на базе протокола WebSocket. В отличие от классического HTTP-опроса, требующего постоянной установки новых соединений, WebSocket обеспечивает постоянный двунаправленный TCP-канал с минимальными задержками (latency), не превышающими 5–15 миллисекунд. Программный обработчик на стороне ESP32 асинхронно принимает векторы движения с виртуальных джойстиков и транслирует их в очередь для кинематического алгоритма, одновременно отправляя клиенту телеметрию</w:t>
+        <w:t xml:space="preserve">Связующим звеном между аппаратной частью микроконтроллера и пользовательским интерфейсом выступает сетевой стек, реализованный на базе протокола </w:t>
+      </w:r>
+      <w:proofErr w:type="spellStart"/>
+      <w:r>
+        <w:rPr>
+          <w:sz w:val="28"/>
+          <w:szCs w:val="28"/>
+          <w:lang w:eastAsia="ru-RU"/>
+        </w:rPr>
+        <w:t>WebSocket</w:t>
+      </w:r>
+      <w:proofErr w:type="spellEnd"/>
+      <w:r>
+        <w:rPr>
+          <w:sz w:val="28"/>
+          <w:szCs w:val="28"/>
+          <w:lang w:eastAsia="ru-RU"/>
+        </w:rPr>
+        <w:t xml:space="preserve">. В отличие от классического HTTP-опроса, требующего постоянной установки новых соединений, </w:t>
+      </w:r>
+      <w:proofErr w:type="spellStart"/>
+      <w:r>
+        <w:rPr>
+          <w:sz w:val="28"/>
+          <w:szCs w:val="28"/>
+          <w:lang w:eastAsia="ru-RU"/>
+        </w:rPr>
+        <w:t>WebSocket</w:t>
+      </w:r>
+      <w:proofErr w:type="spellEnd"/>
+      <w:r>
+        <w:rPr>
+          <w:sz w:val="28"/>
+          <w:szCs w:val="28"/>
+          <w:lang w:eastAsia="ru-RU"/>
+        </w:rPr>
+        <w:t xml:space="preserve"> обеспечивает постоянный двунаправленный TCP-канал с минимальными задержками (</w:t>
+      </w:r>
+      <w:proofErr w:type="spellStart"/>
+      <w:r>
+        <w:rPr>
+          <w:sz w:val="28"/>
+          <w:szCs w:val="28"/>
+          <w:lang w:eastAsia="ru-RU"/>
+        </w:rPr>
+        <w:t>latency</w:t>
+      </w:r>
+      <w:proofErr w:type="spellEnd"/>
+      <w:r>
+        <w:rPr>
+          <w:sz w:val="28"/>
+          <w:szCs w:val="28"/>
+          <w:lang w:eastAsia="ru-RU"/>
+        </w:rPr>
+        <w:t>), не превышающими 5–15 миллисекунд. Программный обработчик на стороне ESP32 асинхронно принимает векторы движения с виртуальных джойстиков и транслирует их в очередь для кинематического алгоритма, одновременно отправляя клиенту телеметрию</w:t>
       </w:r>
       <w:r>
         <w:rPr>
@@ -5342,7 +5975,43 @@
           <w:szCs w:val="28"/>
           <w:lang w:eastAsia="ru-RU"/>
         </w:rPr>
-        <w:t>Хранение и передача пользовательского интерфейса реализованы с использованием встроенной легковесной файловой системы LittleFS, специально разработанной для микроконтроллеров. Поскольку объем Flash-памяти ограничен, программное обеспечение встроенного веб-сервера настроено на работу с предварительно сжатыми файлами. При поступлении запроса от клиента микроконтроллер не тратит процессорное время на архивацию, а отдает готовый поток данных в формате Gzip, устанавливая соответствующий HTTP-заголовок. Этот механизм программной оптимизации позволяет разместить весь графический интерфейс в объеме нескольких десятков килобайт, оставляя пространство для системных логов и таблиц калибровок сервоприводов.</w:t>
+        <w:t xml:space="preserve">Хранение и передача пользовательского интерфейса реализованы с использованием встроенной легковесной файловой системы </w:t>
+      </w:r>
+      <w:proofErr w:type="spellStart"/>
+      <w:r>
+        <w:rPr>
+          <w:sz w:val="28"/>
+          <w:szCs w:val="28"/>
+          <w:lang w:eastAsia="ru-RU"/>
+        </w:rPr>
+        <w:t>LittleFS</w:t>
+      </w:r>
+      <w:proofErr w:type="spellEnd"/>
+      <w:r>
+        <w:rPr>
+          <w:sz w:val="28"/>
+          <w:szCs w:val="28"/>
+          <w:lang w:eastAsia="ru-RU"/>
+        </w:rPr>
+        <w:t xml:space="preserve">, специально разработанной для микроконтроллеров. Поскольку объем Flash-памяти ограничен, программное обеспечение встроенного веб-сервера настроено на работу с предварительно сжатыми файлами. При поступлении запроса от клиента микроконтроллер не тратит процессорное время на архивацию, а отдает готовый поток данных в формате </w:t>
+      </w:r>
+      <w:proofErr w:type="spellStart"/>
+      <w:r>
+        <w:rPr>
+          <w:sz w:val="28"/>
+          <w:szCs w:val="28"/>
+          <w:lang w:eastAsia="ru-RU"/>
+        </w:rPr>
+        <w:t>Gzip</w:t>
+      </w:r>
+      <w:proofErr w:type="spellEnd"/>
+      <w:r>
+        <w:rPr>
+          <w:sz w:val="28"/>
+          <w:szCs w:val="28"/>
+          <w:lang w:eastAsia="ru-RU"/>
+        </w:rPr>
+        <w:t>, устанавливая соответствующий HTTP-заголовок. Этот механизм программной оптимизации позволяет разместить весь графический интерфейс в объеме нескольких десятков килобайт, оставляя пространство для системных логов и таблиц калибровок сервоприводов.</w:t>
       </w:r>
     </w:p>
     <w:p>
@@ -5398,14 +6067,32 @@
           <w:szCs w:val="28"/>
           <w:lang w:eastAsia="ru-RU"/>
         </w:rPr>
-        <w:t xml:space="preserve"> Vite, интерфейс панели управления загружается в оперативную память браузера единожды. Вся последующая логика работы приложения </w:t>
-      </w:r>
+        <w:t xml:space="preserve"> </w:t>
+      </w:r>
+      <w:proofErr w:type="spellStart"/>
       <w:r>
         <w:rPr>
           <w:sz w:val="28"/>
           <w:szCs w:val="28"/>
           <w:lang w:eastAsia="ru-RU"/>
         </w:rPr>
+        <w:t>Vite</w:t>
+      </w:r>
+      <w:proofErr w:type="spellEnd"/>
+      <w:r>
+        <w:rPr>
+          <w:sz w:val="28"/>
+          <w:szCs w:val="28"/>
+          <w:lang w:eastAsia="ru-RU"/>
+        </w:rPr>
+        <w:t xml:space="preserve">, интерфейс панели управления загружается в оперативную память браузера единожды. Вся последующая логика работы приложения </w:t>
+      </w:r>
+      <w:r>
+        <w:rPr>
+          <w:sz w:val="28"/>
+          <w:szCs w:val="28"/>
+          <w:lang w:eastAsia="ru-RU"/>
+        </w:rPr>
         <w:t>–</w:t>
       </w:r>
       <w:r>
@@ -5430,7 +6117,25 @@
           <w:szCs w:val="28"/>
           <w:lang w:eastAsia="ru-RU"/>
         </w:rPr>
-        <w:t xml:space="preserve"> выполняется локально мощностями смартфона или компьютера оператора. Реактивная модель данных Vue.js обеспечивает мгновенную синхронизацию входящего потока телеметрии по WebSocket с визуальным представление. Такой архитектурный подход полностью разгружает вычислительную систему от задач рендеринга, позволяя процессору сосредоточиться исключительно на физике движения и поддержании баланса.</w:t>
+        <w:t xml:space="preserve"> выполняется локально мощностями смартфона или компьютера оператора. Реактивная модель данных Vue.js обеспечивает мгновенную синхронизацию входящего потока телеметрии по </w:t>
+      </w:r>
+      <w:proofErr w:type="spellStart"/>
+      <w:r>
+        <w:rPr>
+          <w:sz w:val="28"/>
+          <w:szCs w:val="28"/>
+          <w:lang w:eastAsia="ru-RU"/>
+        </w:rPr>
+        <w:t>WebSocket</w:t>
+      </w:r>
+      <w:proofErr w:type="spellEnd"/>
+      <w:r>
+        <w:rPr>
+          <w:sz w:val="28"/>
+          <w:szCs w:val="28"/>
+          <w:lang w:eastAsia="ru-RU"/>
+        </w:rPr>
+        <w:t xml:space="preserve"> с визуальным представление. Такой архитектурный подход полностью разгружает вычислительную систему от задач рендеринга, позволяя процессору сосредоточиться исключительно на физике движения и поддержании баланса.</w:t>
       </w:r>
     </w:p>
     <w:p>
@@ -5789,6 +6494,7 @@
           </w:rPr>
           <w:t>://</w:t>
         </w:r>
+        <w:proofErr w:type="spellStart"/>
         <w:r>
           <w:rPr>
             <w:rStyle w:val="a6"/>
@@ -5798,6 +6504,7 @@
           </w:rPr>
           <w:t>vuejs</w:t>
         </w:r>
+        <w:proofErr w:type="spellEnd"/>
         <w:r>
           <w:rPr>
             <w:rStyle w:val="a6"/>
@@ -5943,7 +6650,6 @@
         <w:spacing w:line="276" w:lineRule="auto"/>
         <w:rPr>
           <w:sz w:val="28"/>
-          <w:lang w:val="en-US"/>
         </w:rPr>
         <w:sectPr>
           <w:pgSz w:w="11910" w:h="16840"/>
@@ -5955,7 +6661,6 @@
       <w:r>
         <w:rPr>
           <w:sz w:val="28"/>
-          <w:lang w:val="en-US"/>
         </w:rPr>
         <w:t>20</w:t>
       </w:r>
